--- a/fra/docx/16.content.docx
+++ b/fra/docx/16.content.docx
@@ -11,6 +11,15 @@
         <w:pStyle w:val="Heading2"/>
       </w:pPr>
       <w:r>
+        <w:t>Resource: Notes d'étude (Tyndale)</w:t>
+      </w:r>
+      <w:r/>
+    </w:p>
+    <w:p>
+      <w:pPr>
+        <w:pStyle w:val="Heading2"/>
+      </w:pPr>
+      <w:r>
         <w:t>License Information</w:t>
       </w:r>
       <w:r/>
@@ -21,7 +30,7 @@
         <w:rPr>
           <w:b/>
         </w:rPr>
-        <w:t>Study Notes (Tyndale)</w:t>
+        <w:t>Notes d'étude (Tyndale)</w:t>
       </w:r>
       <w:r>
         <w:t xml:space="preserve"> (French) is based on</w:t>
@@ -74,7 +83,7 @@
         <w:pStyle w:val="Heading1"/>
       </w:pPr>
       <w:r>
-        <w:t>Study Notes (Tyndale)</w:t>
+        <w:t>Notes d'étude (Tyndale)</w:t>
       </w:r>
     </w:p>
     <w:p>
@@ -83,6 +92,51 @@
           <w:headerReference w:type="even" r:id="rId8"/>
           <w:headerReference w:type="default" r:id="rId9"/>
           <w:footerReference w:type="default" r:id="rId10"/>
+          <w:footnotePr>
+            <w:numRestart w:val="eachSect"/>
+          </w:footnotePr>
+          <w:type w:val="continuous"/>
+          <w:pgSz w:w="12240" w:h="15840" w:code="1"/>
+          <w:pgMar w:top="1440" w:right="1440" w:bottom="1440" w:left="1440" w:header="504" w:footer="504" w:gutter="0"/>
+          <w:cols w:space="708"/>
+          <w:titlePg/>
+          <w:docGrid w:linePitch="360"/>
+        </w:sectPr>
+      </w:pPr>
+    </w:p>
+    <w:p>
+      <w:r/>
+    </w:p>
+    <w:p>
+      <w:pPr>
+        <w:pStyle w:val="Heading2"/>
+      </w:pPr>
+      <w:r>
+        <w:t>NEH</w:t>
+      </w:r>
+      <w:r/>
+    </w:p>
+    <w:p>
+      <w:r/>
+      <w:r>
+        <w:rPr>
+          <w:i/>
+        </w:rPr>
+        <w:t>Néhémie 1.1, Néhémie 1.1–2.20, Néhémie 1.2, Néhémie 1.3, Néhémie 1.4, Néhémie 1.5–11, Néhémie 1.6, Néhémie 1.8–9, Néhémie 1.10, Néhémie 1.11, Néhémie 2.1, Néhémie 2.2, Néhémie 2.3, Néhémie 2.4, Néhémie 2.5, Néhémie 2.6, Néhémie 2.8, Néhémie 2.9, Néhémie 2.10, Néhémie 2.12–15, Néhémie 2.13, Néhémie 2.14, Néhémie 2.16–17, Néhémie 2.18, Néhémie 2.19, Néhémie 2.20, Néhémie 3.1, Néhémie 3.1–5, Néhémie 3.1–32, Néhémie 3.3, Néhémie 3.4, Néhémie 3.5, Néhémie 3.6, Néhémie 3.6–8, Néhémie 3.7, Néhémie 3.8, Néhémie 3.9–13, Néhémie 3.11, Néhémie 3.13, Néhémie 3.14, Néhémie 3.14–15, Néhémie 3.15, Néhémie 3.16, Néhémie 3.16–32, Néhémie 3.24, Néhémie 3.25–26, Néhémie 3.28–32, Néhémie 4.2, Néhémie 4.4, Néhémie 4.5, Néhémie 4.6, Néhémie 4.7, Néhémie 4.9, Néhémie 4.11, Néhémie 4.12, Néhémie 4.13, Néhémie 4.14, Néhémie 4.15, Néhémie 4.18–19, Néhémie 4.20, Néhémie 4.23, Néhémie 5.1–13, Néhémie 5.2, Néhémie 5.3, Néhémie 5.4, Néhémie 5.5, Néhémie 5.6–7, Néhémie 5.9, Néhémie 5.10, Néhémie 5.11, Néhémie 5.12, Néhémie 5.14, Néhémie 5.14–19, Néhémie 5.15, Néhémie 5.19, Néhémie 6.1–19, Néhémie 6.2, Néhémie 6.6–7, Néhémie 6.11, Néhémie 6.15–16, Néhémie 7.1, Néhémie 7.2, Néhémie 7.3, Néhémie 7.4–5, Néhémie 7.6, Néhémie 7.7, Néhémie 7.8–38, Néhémie 7.39–60, Néhémie 7.60, Néhémie 7.61–62, Néhémie 7.65, Néhémie 7.66, Néhémie 7.70–72, Néhémie 7.73, Néhémie 7.73–10.39, Néhémie 8.1, Néhémie 8.2, Néhémie 8.3, Néhémie 8.4, Néhémie 8.5, Néhémie 8.6, Néhémie 8.7–9, Néhémie 8.9–10, Néhémie 8.10, Néhémie 8.15, Néhémie 8.16, Néhémie 8.17, Néhémie 8.18, Néhémie 9.2, Néhémie 9.3, Néhémie 9:5–6, Néhémie 9.5–37, Néhémie 9.7–8, Néhémie 9.9, Néhémie 9.10–11, Néhémie 9.12–21, Néhémie 9.24, Néhémie 9.25, Néhémie 9.26–27, Néhémie 9.28–31, Néhémie 9.32–37, Néhémie 9.38, Néhémie 9.38–10.39, Néhémie 10.1–27, Néhémie 10.28, Néhémie 10.29, Néhémie 10.30, Néhémie 10.30–39, Néhémie 10.31, Néhémie 10.33, Néhémie 10.34, Néhémie 10.35–37, Néhémie 10.37–39, Néhémie 11.1–2, Néhémie 11.1–36, Néhémie 11.4, Néhémie 11.16, Néhémie 11.17, Néhémie 11.21, Néhémie 11.24, Néhémie 11.30, Néhémie 12.1–9, Néhémie 12.1–26, Néhémie 12.7, Néhémie 12.8–9, Néhémie 12.10–11, Néhémie 12.12–21, Néhémie 12.27–29, Néhémie 12.27–43, Néhémie 12.30, Néhémie 12.31–37, Néhémie 12.35, Néhémie 12.38–39, Néhémie 12.43, Néhémie 12.44–47, Néhémie 12.46, Néhémie 12.47, Néhémie 13.1–3, Néhémie 13.4–5, Néhémie 13.4–14, Néhémie 13.6, Néhémie 13.8–9, Néhémie 13.10–12, Néhémie 13.13, Néhémie 13.14, Néhémie 13.15–16, Néhémie 13.15–31, Néhémie 13.19, Néhémie 13.22, Néhémie 13:23–24, Néhémie 13.25, Néhémie 13.26–27, Néhémie 13.28, Néhémie 13.29, Néhémie 13.30–31</w:t>
+      </w:r>
+      <w:r/>
+    </w:p>
+    <w:p>
+      <w:r/>
+      <w:r>
+        <w:t xml:space="preserve"> </w:t>
+      </w:r>
+      <w:r/>
+      <w:r/>
+    </w:p>
+    <w:p>
+      <w:pPr>
+        <w:sectPr>
           <w:footnotePr>
             <w:numRestart w:val="eachSect"/>
           </w:footnotePr>

--- a/fra/docx/16.content.docx
+++ b/fra/docx/16.content.docx
@@ -163,13 +163,6 @@
         <w:rPr>
           <w:lang w:val="fr_FR" w:bidi="fr_FR"/>
         </w:rPr>
-      </w:r>
-      <w:r>
-        <w:rPr>
-          <w:i/>
-          <w:lang w:val="fr_FR" w:bidi="fr_FR"/>
-        </w:rPr>
-        <w:t>Néhémie 1.1, Néhémie 1.1–2.20, Néhémie 1.2, Néhémie 1.3, Néhémie 1.4, Néhémie 1.5–11, Néhémie 1.6, Néhémie 1.8–9, Néhémie 1.10, Néhémie 1.11, Néhémie 2.1, Néhémie 2.2, Néhémie 2.3, Néhémie 2.4, Néhémie 2.5, Néhémie 2.6, Néhémie 2.8, Néhémie 2.9, Néhémie 2.10, Néhémie 2.12–15, Néhémie 2.13, Néhémie 2.14, Néhémie 2.16–17, Néhémie 2.18, Néhémie 2.19, Néhémie 2.20, Néhémie 3.1, Néhémie 3.1–5, Néhémie 3.1–32, Néhémie 3.3, Néhémie 3.4, Néhémie 3.5, Néhémie 3.6, Néhémie 3.6–8, Néhémie 3.7, Néhémie 3.8, Néhémie 3.9–13, Néhémie 3.11, Néhémie 3.13, Néhémie 3.14, Néhémie 3.14–15, Néhémie 3.15, Néhémie 3.16, Néhémie 3.16–32, Néhémie 3.24, Néhémie 3.25–26, Néhémie 3.28–32, Néhémie 4.2, Néhémie 4.4, Néhémie 4.5, Néhémie 4.6, Néhémie 4.7, Néhémie 4.9, Néhémie 4.11, Néhémie 4.12, Néhémie 4.13, Néhémie 4.14, Néhémie 4.15, Néhémie 4.18–19, Néhémie 4.20, Néhémie 4.23, Néhémie 5.1–13, Néhémie 5.2, Néhémie 5.3, Néhémie 5.4, Néhémie 5.5, Néhémie 5.6–7, Néhémie 5.9, Néhémie 5.10, Néhémie 5.11, Néhémie 5.12, Néhémie 5.14, Néhémie 5.14–19, Néhémie 5.15, Néhémie 5.19, Néhémie 6.1–19, Néhémie 6.2, Néhémie 6.6–7, Néhémie 6.11, Néhémie 6.15–16, Néhémie 7.1, Néhémie 7.2, Néhémie 7.3, Néhémie 7.4–5, Néhémie 7.6, Néhémie 7.7, Néhémie 7.8–38, Néhémie 7.39–60, Néhémie 7.60, Néhémie 7.61–62, Néhémie 7.65, Néhémie 7.66, Néhémie 7.70–72, Néhémie 7.73, Néhémie 7.73–10.39, Néhémie 8.1, Néhémie 8.2, Néhémie 8.3, Néhémie 8.4, Néhémie 8.5, Néhémie 8.6, Néhémie 8.7–9, Néhémie 8.9–10, Néhémie 8.10, Néhémie 8.15, Néhémie 8.16, Néhémie 8.17, Néhémie 8.18, Néhémie 9.2, Néhémie 9.3, Néhémie 9:5–6, Néhémie 9.5–37, Néhémie 9.7–8, Néhémie 9.9, Néhémie 9.10–11, Néhémie 9.12–21, Néhémie 9.24, Néhémie 9.25, Néhémie 9.26–27, Néhémie 9.28–31, Néhémie 9.32–37, Néhémie 9.38, Néhémie 9.38–10.39, Néhémie 10.1–27, Néhémie 10.28, Néhémie 10.29, Néhémie 10.30, Néhémie 10.30–39, Néhémie 10.31, Néhémie 10.33, Néhémie 10.34, Néhémie 10.35–37, Néhémie 10.37–39, Néhémie 11.1–2, Néhémie 11.1–36, Néhémie 11.4, Néhémie 11.16, Néhémie 11.17, Néhémie 11.21, Néhémie 11.24, Néhémie 11.30, Néhémie 12.1–9, Néhémie 12.1–26, Néhémie 12.7, Néhémie 12.8–9, Néhémie 12.10–11, Néhémie 12.12–21, Néhémie 12.27–29, Néhémie 12.27–43, Néhémie 12.30, Néhémie 12.31–37, Néhémie 12.35, Néhémie 12.38–39, Néhémie 12.43, Néhémie 12.44–47, Néhémie 12.46, Néhémie 12.47, Néhémie 13.1–3, Néhémie 13.4–5, Néhémie 13.4–14, Néhémie 13.6, Néhémie 13.8–9, Néhémie 13.10–12, Néhémie 13.13, Néhémie 13.14, Néhémie 13.15–16, Néhémie 13.15–31, Néhémie 13.19, Néhémie 13.22, Néhémie 13:23–24, Néhémie 13.25, Néhémie 13.26–27, Néhémie 13.28, Néhémie 13.29, Néhémie 13.30–31</w:t>
       </w:r>
       <w:r>
         <w:rPr>

--- a/fra/docx/16.content.docx
+++ b/fra/docx/16.content.docx
@@ -150,19 +150,6 @@
           <w:lang w:val="fr_FR" w:bidi="fr_FR"/>
         </w:rPr>
         <w:t>NEH</w:t>
-      </w:r>
-      <w:r>
-        <w:rPr>
-          <w:lang w:val="fr_FR" w:bidi="fr_FR"/>
-        </w:rPr>
-      </w:r>
-    </w:p>
-    <w:p>
-      <w:pPr/>
-      <w:r>
-        <w:rPr>
-          <w:lang w:val="fr_FR" w:bidi="fr_FR"/>
-        </w:rPr>
       </w:r>
       <w:r>
         <w:rPr>

--- a/fra/docx/16.content.docx
+++ b/fra/docx/16.content.docx
@@ -19,7 +19,7 @@
         <w:rPr>
           <w:lang w:val="fr_FR" w:bidi="fr_FR"/>
         </w:rPr>
-        <w:t>Resource: Notes d'étude (Tyndale)</w:t>
+        <w:t>Resource: Tyndale Open Study Notes</w:t>
       </w:r>
       <w:r>
         <w:rPr>
@@ -112,7 +112,7 @@
         <w:rPr>
           <w:lang w:val="fr_FR" w:bidi="fr_FR"/>
         </w:rPr>
-        <w:t>Notes d'étude (Tyndale)</w:t>
+        <w:t>Tyndale Open Study Notes</w:t>
       </w:r>
     </w:p>
     <w:p>

--- a/fra/docx/16.content.docx
+++ b/fra/docx/16.content.docx
@@ -19,7 +19,7 @@
         <w:rPr>
           <w:lang w:val="fr_FR" w:bidi="fr_FR"/>
         </w:rPr>
-        <w:t>Resource: Tyndale Open Study Notes</w:t>
+        <w:t>Resource: Aquifer Open Study Notes</w:t>
       </w:r>
       <w:r>
         <w:rPr>
@@ -112,7 +112,7 @@
         <w:rPr>
           <w:lang w:val="fr_FR" w:bidi="fr_FR"/>
         </w:rPr>
-        <w:t>Tyndale Open Study Notes</w:t>
+        <w:t>Aquifer Open Study Notes</w:t>
       </w:r>
     </w:p>
     <w:p>

--- a/fra/docx/16.content.docx
+++ b/fra/docx/16.content.docx
@@ -281,54 +281,36 @@
         </w:rPr>
         <w:t>Après avoir entendu parler de l'état de ruine de Jérusalem, Néhémie prie pour obtenir la grâce de Dieu (</w:t>
       </w:r>
-      <w:hyperlink r:id="rId13">
-        <w:r>
-          <w:rPr>
-            <w:lang w:val="fr_FR" w:bidi="fr_FR"/>
-          </w:rPr>
-          <w:rPr>
-            <w:color w:val="0000EE"/>
-            <w:u w:val="single"/>
-          </w:rPr>
-          <w:t>1.1–11</w:t>
-        </w:r>
-      </w:hyperlink>
+      <w:r>
+        <w:rPr>
+          <w:lang w:val="fr_FR" w:bidi="fr_FR"/>
+        </w:rPr>
+        <w:t>1.1–11</w:t>
+      </w:r>
       <w:r>
         <w:rPr>
           <w:lang w:val="fr_FR" w:bidi="fr_FR"/>
         </w:rPr>
         <w:t>) et demande au roi de l'envoyer à Jérusalem (</w:t>
       </w:r>
-      <w:hyperlink r:id="rId14">
-        <w:r>
-          <w:rPr>
-            <w:lang w:val="fr_FR" w:bidi="fr_FR"/>
-          </w:rPr>
-          <w:rPr>
-            <w:color w:val="0000EE"/>
-            <w:u w:val="single"/>
-          </w:rPr>
-          <w:t>2.1–8</w:t>
-        </w:r>
-      </w:hyperlink>
+      <w:r>
+        <w:rPr>
+          <w:lang w:val="fr_FR" w:bidi="fr_FR"/>
+        </w:rPr>
+        <w:t>2.1–8</w:t>
+      </w:r>
       <w:r>
         <w:rPr>
           <w:lang w:val="fr_FR" w:bidi="fr_FR"/>
         </w:rPr>
         <w:t>). À son arrivée, il exhorte le peuple de reconstruire les murailles de la ville (</w:t>
       </w:r>
-      <w:hyperlink r:id="rId15">
-        <w:r>
-          <w:rPr>
-            <w:lang w:val="fr_FR" w:bidi="fr_FR"/>
-          </w:rPr>
-          <w:rPr>
-            <w:color w:val="0000EE"/>
-            <w:u w:val="single"/>
-          </w:rPr>
-          <w:t>2.11–20</w:t>
-        </w:r>
-      </w:hyperlink>
+      <w:r>
+        <w:rPr>
+          <w:lang w:val="fr_FR" w:bidi="fr_FR"/>
+        </w:rPr>
+        <w:t>2.11–20</w:t>
+      </w:r>
       <w:r>
         <w:rPr>
           <w:lang w:val="fr_FR" w:bidi="fr_FR"/>
@@ -396,54 +378,36 @@
         </w:rPr>
         <w:t xml:space="preserve"> en hébreu, ce mot peut aussi signifier « compatriote » (par exemple, </w:t>
       </w:r>
-      <w:hyperlink r:id="rId16">
-        <w:r>
-          <w:rPr>
-            <w:lang w:val="fr_FR" w:bidi="fr_FR"/>
-          </w:rPr>
-          <w:rPr>
-            <w:color w:val="0000EE"/>
-            <w:u w:val="single"/>
-          </w:rPr>
-          <w:t>Dt 1.16</w:t>
-        </w:r>
-      </w:hyperlink>
+      <w:r>
+        <w:rPr>
+          <w:lang w:val="fr_FR" w:bidi="fr_FR"/>
+        </w:rPr>
+        <w:t>Dt 1.16</w:t>
+      </w:r>
       <w:r>
         <w:rPr>
           <w:lang w:val="fr_FR" w:bidi="fr_FR"/>
         </w:rPr>
         <w:t xml:space="preserve">, « compatriote israélite »). • les Juifs qui étaient revenus : Voir </w:t>
       </w:r>
-      <w:hyperlink r:id="rId17">
-        <w:r>
-          <w:rPr>
-            <w:lang w:val="fr_FR" w:bidi="fr_FR"/>
-          </w:rPr>
-          <w:rPr>
-            <w:color w:val="0000EE"/>
-            <w:u w:val="single"/>
-          </w:rPr>
-          <w:t>Esd 2.64–65</w:t>
-        </w:r>
-      </w:hyperlink>
+      <w:r>
+        <w:rPr>
+          <w:lang w:val="fr_FR" w:bidi="fr_FR"/>
+        </w:rPr>
+        <w:t>Esd 2.64–65</w:t>
+      </w:r>
       <w:r>
         <w:rPr>
           <w:lang w:val="fr_FR" w:bidi="fr_FR"/>
         </w:rPr>
         <w:t xml:space="preserve"> ; </w:t>
       </w:r>
-      <w:hyperlink r:id="rId18">
-        <w:r>
-          <w:rPr>
-            <w:lang w:val="fr_FR" w:bidi="fr_FR"/>
-          </w:rPr>
-          <w:rPr>
-            <w:color w:val="0000EE"/>
-            <w:u w:val="single"/>
-          </w:rPr>
-          <w:t>8.1–14</w:t>
-        </w:r>
-      </w:hyperlink>
+      <w:r>
+        <w:rPr>
+          <w:lang w:val="fr_FR" w:bidi="fr_FR"/>
+        </w:rPr>
+        <w:t>8.1–14</w:t>
+      </w:r>
       <w:r>
         <w:rPr>
           <w:lang w:val="fr_FR" w:bidi="fr_FR"/>
@@ -504,54 +468,36 @@
         </w:rPr>
         <w:t xml:space="preserve"> : c'est probablement le fruit d'un revers récent à Jérusalem (voir </w:t>
       </w:r>
-      <w:hyperlink r:id="rId19">
-        <w:r>
-          <w:rPr>
-            <w:lang w:val="fr_FR" w:bidi="fr_FR"/>
-          </w:rPr>
-          <w:rPr>
-            <w:color w:val="0000EE"/>
-            <w:u w:val="single"/>
-          </w:rPr>
-          <w:t>Esd 4.6–23</w:t>
-        </w:r>
-      </w:hyperlink>
+      <w:r>
+        <w:rPr>
+          <w:lang w:val="fr_FR" w:bidi="fr_FR"/>
+        </w:rPr>
+        <w:t>Esd 4.6–23</w:t>
+      </w:r>
       <w:r>
         <w:rPr>
           <w:lang w:val="fr_FR" w:bidi="fr_FR"/>
         </w:rPr>
         <w:t xml:space="preserve">), plutôt que de la conquête babylonienne en 586 av. J.‑C. • opprobre : les étrangers se moquaient sûrement de la ville détruite, en y voyant la preuve que le Dieu d'Israël était trop faible pour la protéger (cf. </w:t>
       </w:r>
-      <w:hyperlink r:id="rId20">
-        <w:r>
-          <w:rPr>
-            <w:lang w:val="fr_FR" w:bidi="fr_FR"/>
-          </w:rPr>
-          <w:rPr>
-            <w:color w:val="0000EE"/>
-            <w:u w:val="single"/>
-          </w:rPr>
-          <w:t>Jl 2.17</w:t>
-        </w:r>
-      </w:hyperlink>
+      <w:r>
+        <w:rPr>
+          <w:lang w:val="fr_FR" w:bidi="fr_FR"/>
+        </w:rPr>
+        <w:t>Jl 2.17</w:t>
+      </w:r>
       <w:r>
         <w:rPr>
           <w:lang w:val="fr_FR" w:bidi="fr_FR"/>
         </w:rPr>
         <w:t xml:space="preserve"> ; </w:t>
       </w:r>
-      <w:hyperlink r:id="rId21">
-        <w:r>
-          <w:rPr>
-            <w:lang w:val="fr_FR" w:bidi="fr_FR"/>
-          </w:rPr>
-          <w:rPr>
-            <w:color w:val="0000EE"/>
-            <w:u w:val="single"/>
-          </w:rPr>
-          <w:t>Mi 7.8–10</w:t>
-        </w:r>
-      </w:hyperlink>
+      <w:r>
+        <w:rPr>
+          <w:lang w:val="fr_FR" w:bidi="fr_FR"/>
+        </w:rPr>
+        <w:t>Mi 7.8–10</w:t>
+      </w:r>
       <w:r>
         <w:rPr>
           <w:lang w:val="fr_FR" w:bidi="fr_FR"/>
@@ -606,36 +552,24 @@
         </w:rPr>
         <w:t xml:space="preserve">Néhémie pleure, jeûne et prie avec ferveur pendant environ quatre mois (cf. </w:t>
       </w:r>
-      <w:hyperlink r:id="rId22">
-        <w:r>
-          <w:rPr>
-            <w:lang w:val="fr_FR" w:bidi="fr_FR"/>
-          </w:rPr>
-          <w:rPr>
-            <w:color w:val="0000EE"/>
-            <w:u w:val="single"/>
-          </w:rPr>
-          <w:t>1.1</w:t>
-        </w:r>
-      </w:hyperlink>
+      <w:r>
+        <w:rPr>
+          <w:lang w:val="fr_FR" w:bidi="fr_FR"/>
+        </w:rPr>
+        <w:t>1.1</w:t>
+      </w:r>
       <w:r>
         <w:rPr>
           <w:lang w:val="fr_FR" w:bidi="fr_FR"/>
         </w:rPr>
         <w:t xml:space="preserve"> ; </w:t>
       </w:r>
-      <w:hyperlink r:id="rId23">
-        <w:r>
-          <w:rPr>
-            <w:lang w:val="fr_FR" w:bidi="fr_FR"/>
-          </w:rPr>
-          <w:rPr>
-            <w:color w:val="0000EE"/>
-            <w:u w:val="single"/>
-          </w:rPr>
-          <w:t>2.1</w:t>
-        </w:r>
-      </w:hyperlink>
+      <w:r>
+        <w:rPr>
+          <w:lang w:val="fr_FR" w:bidi="fr_FR"/>
+        </w:rPr>
+        <w:t>2.1</w:t>
+      </w:r>
       <w:r>
         <w:rPr>
           <w:lang w:val="fr_FR" w:bidi="fr_FR"/>
@@ -690,72 +624,48 @@
         </w:rPr>
         <w:t>La prière de Néhémie comprend la louange (</w:t>
       </w:r>
-      <w:hyperlink r:id="rId24">
-        <w:r>
-          <w:rPr>
-            <w:lang w:val="fr_FR" w:bidi="fr_FR"/>
-          </w:rPr>
-          <w:rPr>
-            <w:color w:val="0000EE"/>
-            <w:u w:val="single"/>
-          </w:rPr>
-          <w:t>1.5</w:t>
-        </w:r>
-      </w:hyperlink>
+      <w:r>
+        <w:rPr>
+          <w:lang w:val="fr_FR" w:bidi="fr_FR"/>
+        </w:rPr>
+        <w:t>1.5</w:t>
+      </w:r>
       <w:r>
         <w:rPr>
           <w:lang w:val="fr_FR" w:bidi="fr_FR"/>
         </w:rPr>
         <w:t>), la confession (</w:t>
       </w:r>
-      <w:hyperlink r:id="rId25">
-        <w:r>
-          <w:rPr>
-            <w:lang w:val="fr_FR" w:bidi="fr_FR"/>
-          </w:rPr>
-          <w:rPr>
-            <w:color w:val="0000EE"/>
-            <w:u w:val="single"/>
-          </w:rPr>
-          <w:t>1.6–7</w:t>
-        </w:r>
-      </w:hyperlink>
+      <w:r>
+        <w:rPr>
+          <w:lang w:val="fr_FR" w:bidi="fr_FR"/>
+        </w:rPr>
+        <w:t>1.6–7</w:t>
+      </w:r>
       <w:r>
         <w:rPr>
           <w:lang w:val="fr_FR" w:bidi="fr_FR"/>
         </w:rPr>
         <w:t>), le rappel des promesses de Dieu (</w:t>
       </w:r>
-      <w:hyperlink r:id="rId26">
-        <w:r>
-          <w:rPr>
-            <w:lang w:val="fr_FR" w:bidi="fr_FR"/>
-          </w:rPr>
-          <w:rPr>
-            <w:color w:val="0000EE"/>
-            <w:u w:val="single"/>
-          </w:rPr>
-          <w:t>1.8–9</w:t>
-        </w:r>
-      </w:hyperlink>
+      <w:r>
+        <w:rPr>
+          <w:lang w:val="fr_FR" w:bidi="fr_FR"/>
+        </w:rPr>
+        <w:t>1.8–9</w:t>
+      </w:r>
       <w:r>
         <w:rPr>
           <w:lang w:val="fr_FR" w:bidi="fr_FR"/>
         </w:rPr>
         <w:t>) et la pétition (</w:t>
       </w:r>
-      <w:hyperlink r:id="rId27">
-        <w:r>
-          <w:rPr>
-            <w:lang w:val="fr_FR" w:bidi="fr_FR"/>
-          </w:rPr>
-          <w:rPr>
-            <w:color w:val="0000EE"/>
-            <w:u w:val="single"/>
-          </w:rPr>
-          <w:t>1.10–11</w:t>
-        </w:r>
-      </w:hyperlink>
+      <w:r>
+        <w:rPr>
+          <w:lang w:val="fr_FR" w:bidi="fr_FR"/>
+        </w:rPr>
+        <w:t>1.10–11</w:t>
+      </w:r>
       <w:r>
         <w:rPr>
           <w:lang w:val="fr_FR" w:bidi="fr_FR"/>
@@ -816,36 +726,24 @@
         </w:rPr>
         <w:t xml:space="preserve"> : comme Esdras (</w:t>
       </w:r>
-      <w:hyperlink r:id="rId28">
-        <w:r>
-          <w:rPr>
-            <w:lang w:val="fr_FR" w:bidi="fr_FR"/>
-          </w:rPr>
-          <w:rPr>
-            <w:color w:val="0000EE"/>
-            <w:u w:val="single"/>
-          </w:rPr>
-          <w:t>Esd 9.5–15</w:t>
-        </w:r>
-      </w:hyperlink>
+      <w:r>
+        <w:rPr>
+          <w:lang w:val="fr_FR" w:bidi="fr_FR"/>
+        </w:rPr>
+        <w:t>Esd 9.5–15</w:t>
+      </w:r>
       <w:r>
         <w:rPr>
           <w:lang w:val="fr_FR" w:bidi="fr_FR"/>
         </w:rPr>
         <w:t>) et Daniel (</w:t>
       </w:r>
-      <w:hyperlink r:id="rId29">
-        <w:r>
-          <w:rPr>
-            <w:lang w:val="fr_FR" w:bidi="fr_FR"/>
-          </w:rPr>
-          <w:rPr>
-            <w:color w:val="0000EE"/>
-            <w:u w:val="single"/>
-          </w:rPr>
-          <w:t>Dn 9.4–19</w:t>
-        </w:r>
-      </w:hyperlink>
+      <w:r>
+        <w:rPr>
+          <w:lang w:val="fr_FR" w:bidi="fr_FR"/>
+        </w:rPr>
+        <w:t>Dn 9.4–19</w:t>
+      </w:r>
       <w:r>
         <w:rPr>
           <w:lang w:val="fr_FR" w:bidi="fr_FR"/>
@@ -900,36 +798,24 @@
         </w:rPr>
         <w:t>Néhémie rappelle comment Dieu maudit le péché, et promet de restaurer (</w:t>
       </w:r>
-      <w:hyperlink r:id="rId30">
-        <w:r>
-          <w:rPr>
-            <w:lang w:val="fr_FR" w:bidi="fr_FR"/>
-          </w:rPr>
-          <w:rPr>
-            <w:color w:val="0000EE"/>
-            <w:u w:val="single"/>
-          </w:rPr>
-          <w:t>Dt 4.25–31</w:t>
-        </w:r>
-      </w:hyperlink>
+      <w:r>
+        <w:rPr>
+          <w:lang w:val="fr_FR" w:bidi="fr_FR"/>
+        </w:rPr>
+        <w:t>Dt 4.25–31</w:t>
+      </w:r>
       <w:r>
         <w:rPr>
           <w:lang w:val="fr_FR" w:bidi="fr_FR"/>
         </w:rPr>
         <w:t xml:space="preserve"> ; </w:t>
       </w:r>
-      <w:hyperlink r:id="rId31">
-        <w:r>
-          <w:rPr>
-            <w:lang w:val="fr_FR" w:bidi="fr_FR"/>
-          </w:rPr>
-          <w:rPr>
-            <w:color w:val="0000EE"/>
-            <w:u w:val="single"/>
-          </w:rPr>
-          <w:t>30.1–5</w:t>
-        </w:r>
-      </w:hyperlink>
+      <w:r>
+        <w:rPr>
+          <w:lang w:val="fr_FR" w:bidi="fr_FR"/>
+        </w:rPr>
+        <w:t>30.1–5</w:t>
+      </w:r>
       <w:r>
         <w:rPr>
           <w:lang w:val="fr_FR" w:bidi="fr_FR"/>
@@ -996,18 +882,12 @@
         </w:rPr>
         <w:t>Néhémie fait allusion à la relation d'alliance que Dieu entretient de longue date avec les Israélites : il les a sauvés lors de l'Exode (</w:t>
       </w:r>
-      <w:hyperlink r:id="rId32">
-        <w:r>
-          <w:rPr>
-            <w:lang w:val="fr_FR" w:bidi="fr_FR"/>
-          </w:rPr>
-          <w:rPr>
-            <w:color w:val="0000EE"/>
-            <w:u w:val="single"/>
-          </w:rPr>
-          <w:t>Dt 9.29</w:t>
-        </w:r>
-      </w:hyperlink>
+      <w:r>
+        <w:rPr>
+          <w:lang w:val="fr_FR" w:bidi="fr_FR"/>
+        </w:rPr>
+        <w:t>Dt 9.29</w:t>
+      </w:r>
       <w:r>
         <w:rPr>
           <w:lang w:val="fr_FR" w:bidi="fr_FR"/>
@@ -1176,18 +1056,12 @@
         </w:rPr>
         <w:t xml:space="preserve">Néhémie est terrifié parce qu'il a laissé transparaître sa tristesse, et il ne sait pas comment le roi réagira s'il lui communique la raison de son chagrin (le roi Artaxerxès avait précédemment ordonné que Jérusalem ne soit pas reconstruite, </w:t>
       </w:r>
-      <w:hyperlink r:id="rId33">
-        <w:r>
-          <w:rPr>
-            <w:lang w:val="fr_FR" w:bidi="fr_FR"/>
-          </w:rPr>
-          <w:rPr>
-            <w:color w:val="0000EE"/>
-            <w:u w:val="single"/>
-          </w:rPr>
-          <w:t>Esd 4.21–22</w:t>
-        </w:r>
-      </w:hyperlink>
+      <w:r>
+        <w:rPr>
+          <w:lang w:val="fr_FR" w:bidi="fr_FR"/>
+        </w:rPr>
+        <w:t>Esd 4.21–22</w:t>
+      </w:r>
       <w:r>
         <w:rPr>
           <w:lang w:val="fr_FR" w:bidi="fr_FR"/>
@@ -1254,18 +1128,12 @@
         </w:rPr>
         <w:t xml:space="preserve">» (cf. </w:t>
       </w:r>
-      <w:hyperlink r:id="rId34">
-        <w:r>
-          <w:rPr>
-            <w:lang w:val="fr_FR" w:bidi="fr_FR"/>
-          </w:rPr>
-          <w:rPr>
-            <w:color w:val="0000EE"/>
-            <w:u w:val="single"/>
-          </w:rPr>
-          <w:t>Dn 2.4</w:t>
-        </w:r>
-      </w:hyperlink>
+      <w:r>
+        <w:rPr>
+          <w:lang w:val="fr_FR" w:bidi="fr_FR"/>
+        </w:rPr>
+        <w:t>Dn 2.4</w:t>
+      </w:r>
       <w:r>
         <w:rPr>
           <w:lang w:val="fr_FR" w:bidi="fr_FR"/>
@@ -1393,18 +1261,12 @@
         </w:rPr>
         <w:t xml:space="preserve"> : le fait qu'Artaxerxès soit ouvert à cette proposition semble surprenant à la lumière de l'histoire des rébellions de Jérusalem contre la Perse (</w:t>
       </w:r>
-      <w:hyperlink r:id="rId35">
-        <w:r>
-          <w:rPr>
-            <w:lang w:val="fr_FR" w:bidi="fr_FR"/>
-          </w:rPr>
-          <w:rPr>
-            <w:color w:val="0000EE"/>
-            <w:u w:val="single"/>
-          </w:rPr>
-          <w:t>Esd 4.17–23</w:t>
-        </w:r>
-      </w:hyperlink>
+      <w:r>
+        <w:rPr>
+          <w:lang w:val="fr_FR" w:bidi="fr_FR"/>
+        </w:rPr>
+        <w:t>Esd 4.17–23</w:t>
+      </w:r>
       <w:r>
         <w:rPr>
           <w:lang w:val="fr_FR" w:bidi="fr_FR"/>
@@ -1465,18 +1327,12 @@
         </w:rPr>
         <w:t xml:space="preserve"> (voir </w:t>
       </w:r>
-      <w:hyperlink r:id="rId36">
-        <w:r>
-          <w:rPr>
-            <w:lang w:val="fr_FR" w:bidi="fr_FR"/>
-          </w:rPr>
-          <w:rPr>
-            <w:color w:val="0000EE"/>
-            <w:u w:val="single"/>
-          </w:rPr>
-          <w:t>Né 5.14</w:t>
-        </w:r>
-      </w:hyperlink>
+      <w:r>
+        <w:rPr>
+          <w:lang w:val="fr_FR" w:bidi="fr_FR"/>
+        </w:rPr>
+        <w:t>Né 5.14</w:t>
+      </w:r>
       <w:r>
         <w:rPr>
           <w:lang w:val="fr_FR" w:bidi="fr_FR"/>
@@ -1597,18 +1453,12 @@
         </w:rPr>
         <w:t xml:space="preserve">En sa qualité de fonctionnaire du gouvernement, Néhémie bénéficie d'une escorte armée composée d'officiers et de cavaliers pour son voyage à Jérusalem (cf. </w:t>
       </w:r>
-      <w:hyperlink r:id="rId37">
-        <w:r>
-          <w:rPr>
-            <w:lang w:val="fr_FR" w:bidi="fr_FR"/>
-          </w:rPr>
-          <w:rPr>
-            <w:color w:val="0000EE"/>
-            <w:u w:val="single"/>
-          </w:rPr>
-          <w:t>Esd 8.22</w:t>
-        </w:r>
-      </w:hyperlink>
+      <w:r>
+        <w:rPr>
+          <w:lang w:val="fr_FR" w:bidi="fr_FR"/>
+        </w:rPr>
+        <w:t>Esd 8.22</w:t>
+      </w:r>
       <w:r>
         <w:rPr>
           <w:lang w:val="fr_FR" w:bidi="fr_FR"/>
@@ -1663,36 +1513,24 @@
         </w:rPr>
         <w:t xml:space="preserve">Certains des fonctionnaires locaux, non juifs, sont très mécontents car la reconstruction des murs de Jérusalem risque de modifier l'équilibre du pouvoir politique en faveur des Juifs. Sanballat était le principal opposant aux efforts de reconstruction de Néhémie. • Le Horonite : il était probablement originaire de Horon supérieur ou inférieur (Beth-Horon, </w:t>
       </w:r>
-      <w:hyperlink r:id="rId38">
-        <w:r>
-          <w:rPr>
-            <w:lang w:val="fr_FR" w:bidi="fr_FR"/>
-          </w:rPr>
-          <w:rPr>
-            <w:color w:val="0000EE"/>
-            <w:u w:val="single"/>
-          </w:rPr>
-          <w:t>Jos 16.3</w:t>
-        </w:r>
-      </w:hyperlink>
+      <w:r>
+        <w:rPr>
+          <w:lang w:val="fr_FR" w:bidi="fr_FR"/>
+        </w:rPr>
+        <w:t>Jos 16.3</w:t>
+      </w:r>
       <w:r>
         <w:rPr>
           <w:lang w:val="fr_FR" w:bidi="fr_FR"/>
         </w:rPr>
         <w:t>), à environ 19 kilomètres au nord-ouest de Jérusalem. Le nom de Sanballat pourrait indiquer qu'il était un descendant du peuple assyrien importé par Sargon II après la chute de Samarie (</w:t>
       </w:r>
-      <w:hyperlink r:id="rId39">
-        <w:r>
-          <w:rPr>
-            <w:lang w:val="fr_FR" w:bidi="fr_FR"/>
-          </w:rPr>
-          <w:rPr>
-            <w:color w:val="0000EE"/>
-            <w:u w:val="single"/>
-          </w:rPr>
-          <w:t>2R 17.24</w:t>
-        </w:r>
-      </w:hyperlink>
+      <w:r>
+        <w:rPr>
+          <w:lang w:val="fr_FR" w:bidi="fr_FR"/>
+        </w:rPr>
+        <w:t>2R 17.24</w:t>
+      </w:r>
       <w:r>
         <w:rPr>
           <w:lang w:val="fr_FR" w:bidi="fr_FR"/>
@@ -1803,36 +1641,24 @@
         </w:rPr>
         <w:t xml:space="preserve">La source du dragon : il s'agit peut-être d'En-Roguel, une source d'eau située à environ 400 mètres au sud de la ville, ou du bassin de Siloé, qui était approvisionné par l'eau s'écoulant à travers le tunnel sinueux d'Ézéchias. • La porte du fumier (appelée la « Porte des Pots Cassés » en </w:t>
       </w:r>
-      <w:hyperlink r:id="rId40">
-        <w:r>
-          <w:rPr>
-            <w:lang w:val="fr_FR" w:bidi="fr_FR"/>
-          </w:rPr>
-          <w:rPr>
-            <w:color w:val="0000EE"/>
-            <w:u w:val="single"/>
-          </w:rPr>
-          <w:t>Jr 19.2</w:t>
-        </w:r>
-      </w:hyperlink>
+      <w:r>
+        <w:rPr>
+          <w:lang w:val="fr_FR" w:bidi="fr_FR"/>
+        </w:rPr>
+        <w:t>Jr 19.2</w:t>
+      </w:r>
       <w:r>
         <w:rPr>
           <w:lang w:val="fr_FR" w:bidi="fr_FR"/>
         </w:rPr>
         <w:t xml:space="preserve">) à l'extrémité sud du mur occidental (voir </w:t>
       </w:r>
-      <w:hyperlink r:id="rId41">
-        <w:r>
-          <w:rPr>
-            <w:lang w:val="fr_FR" w:bidi="fr_FR"/>
-          </w:rPr>
-          <w:rPr>
-            <w:color w:val="0000EE"/>
-            <w:u w:val="single"/>
-          </w:rPr>
-          <w:t>Né 3.13</w:t>
-        </w:r>
-      </w:hyperlink>
+      <w:r>
+        <w:rPr>
+          <w:lang w:val="fr_FR" w:bidi="fr_FR"/>
+        </w:rPr>
+        <w:t>Né 3.13</w:t>
+      </w:r>
       <w:r>
         <w:rPr>
           <w:lang w:val="fr_FR" w:bidi="fr_FR"/>
@@ -1893,18 +1719,12 @@
         </w:rPr>
         <w:t xml:space="preserve">la piscine de Siloé, soit d'une autre piscine au sud-est de la ville ; toutes deux avaient été créées avec l'eau qui débordait de la source de Guihon (voir </w:t>
       </w:r>
-      <w:hyperlink r:id="rId42">
-        <w:r>
-          <w:rPr>
-            <w:lang w:val="fr_FR" w:bidi="fr_FR"/>
-          </w:rPr>
-          <w:rPr>
-            <w:color w:val="0000EE"/>
-            <w:u w:val="single"/>
-          </w:rPr>
-          <w:t>2R 20.20</w:t>
-        </w:r>
-      </w:hyperlink>
+      <w:r>
+        <w:rPr>
+          <w:lang w:val="fr_FR" w:bidi="fr_FR"/>
+        </w:rPr>
+        <w:t>2R 20.20</w:t>
+      </w:r>
       <w:r>
         <w:rPr>
           <w:lang w:val="fr_FR" w:bidi="fr_FR"/>
@@ -1971,18 +1791,12 @@
         </w:rPr>
         <w:t xml:space="preserve"> : Les murs brisés étaient une source de honte pour la ville et donnaient une image négative de Dieu ; Jérusalem ne ressemblait certainement pas à la « ville du grand Roi » (</w:t>
       </w:r>
-      <w:hyperlink r:id="rId43">
-        <w:r>
-          <w:rPr>
-            <w:lang w:val="fr_FR" w:bidi="fr_FR"/>
-          </w:rPr>
-          <w:rPr>
-            <w:color w:val="0000EE"/>
-            <w:u w:val="single"/>
-          </w:rPr>
-          <w:t>Ps 48.2</w:t>
-        </w:r>
-      </w:hyperlink>
+      <w:r>
+        <w:rPr>
+          <w:lang w:val="fr_FR" w:bidi="fr_FR"/>
+        </w:rPr>
+        <w:t>Ps 48.2</w:t>
+      </w:r>
       <w:r>
         <w:rPr>
           <w:lang w:val="fr_FR" w:bidi="fr_FR"/>
@@ -2045,18 +1859,12 @@
         </w:rPr>
         <w:t>La manifestation du soutien de Dieu (</w:t>
       </w:r>
-      <w:hyperlink r:id="rId44">
-        <w:r>
-          <w:rPr>
-            <w:lang w:val="fr_FR" w:bidi="fr_FR"/>
-          </w:rPr>
-          <w:rPr>
-            <w:color w:val="0000EE"/>
-            <w:u w:val="single"/>
-          </w:rPr>
-          <w:t>2.8</w:t>
-        </w:r>
-      </w:hyperlink>
+      <w:r>
+        <w:rPr>
+          <w:lang w:val="fr_FR" w:bidi="fr_FR"/>
+        </w:rPr>
+        <w:t>2.8</w:t>
+      </w:r>
       <w:r>
         <w:rPr>
           <w:lang w:val="fr_FR" w:bidi="fr_FR"/>
@@ -2111,18 +1919,12 @@
         </w:rPr>
         <w:t xml:space="preserve">Les ennemis de Néhémie se mettent immédiatement à le railler et tentent d'entraver ses progrès. Ces adversaires sont dangereux, car ils peuvent décourager le peuple et entacher la crédibilité de Néhémie. • Vous révoltez-vous contre le roi ? Cette accusation est grave, puisqu'elle pourrait entraîner la mort (voir aussi </w:t>
       </w:r>
-      <w:hyperlink r:id="rId19">
-        <w:r>
-          <w:rPr>
-            <w:lang w:val="fr_FR" w:bidi="fr_FR"/>
-          </w:rPr>
-          <w:rPr>
-            <w:color w:val="0000EE"/>
-            <w:u w:val="single"/>
-          </w:rPr>
-          <w:t>Esd 4.6–23</w:t>
-        </w:r>
-      </w:hyperlink>
+      <w:r>
+        <w:rPr>
+          <w:lang w:val="fr_FR" w:bidi="fr_FR"/>
+        </w:rPr>
+        <w:t>Esd 4.6–23</w:t>
+      </w:r>
       <w:r>
         <w:rPr>
           <w:lang w:val="fr_FR" w:bidi="fr_FR"/>
@@ -2238,72 +2040,48 @@
         </w:rPr>
         <w:t xml:space="preserve"> le petit-fils de Josué (</w:t>
       </w:r>
-      <w:hyperlink r:id="rId45">
-        <w:r>
-          <w:rPr>
-            <w:lang w:val="fr_FR" w:bidi="fr_FR"/>
-          </w:rPr>
-          <w:rPr>
-            <w:color w:val="0000EE"/>
-            <w:u w:val="single"/>
-          </w:rPr>
-          <w:t>12.10</w:t>
-        </w:r>
-      </w:hyperlink>
+      <w:r>
+        <w:rPr>
+          <w:lang w:val="fr_FR" w:bidi="fr_FR"/>
+        </w:rPr>
+        <w:t>12.10</w:t>
+      </w:r>
       <w:r>
         <w:rPr>
           <w:lang w:val="fr_FR" w:bidi="fr_FR"/>
         </w:rPr>
         <w:t>), dirige les prêtres travaillant sur le mur nord autour du Temple. • La porte des brebis : passage par lequel le peuple conduisait ses moutons pour les sacrifier au Temple. • La tour de Méa et la tour de Hananeel étaient deux grandes tours militaires le long du mur nord (</w:t>
       </w:r>
-      <w:hyperlink r:id="rId46">
-        <w:r>
-          <w:rPr>
-            <w:lang w:val="fr_FR" w:bidi="fr_FR"/>
-          </w:rPr>
-          <w:rPr>
-            <w:color w:val="0000EE"/>
-            <w:u w:val="single"/>
-          </w:rPr>
-          <w:t xml:space="preserve">12.39 </w:t>
-        </w:r>
-      </w:hyperlink>
+      <w:r>
+        <w:rPr>
+          <w:lang w:val="fr_FR" w:bidi="fr_FR"/>
+        </w:rPr>
+        <w:t xml:space="preserve">12.39 </w:t>
+      </w:r>
       <w:r>
         <w:rPr>
           <w:lang w:val="fr_FR" w:bidi="fr_FR"/>
         </w:rPr>
         <w:t xml:space="preserve">; </w:t>
       </w:r>
-      <w:hyperlink r:id="rId47">
-        <w:r>
-          <w:rPr>
-            <w:lang w:val="fr_FR" w:bidi="fr_FR"/>
-          </w:rPr>
-          <w:rPr>
-            <w:color w:val="0000EE"/>
-            <w:u w:val="single"/>
-          </w:rPr>
-          <w:t xml:space="preserve">Jr 31.38 </w:t>
-        </w:r>
-      </w:hyperlink>
+      <w:r>
+        <w:rPr>
+          <w:lang w:val="fr_FR" w:bidi="fr_FR"/>
+        </w:rPr>
+        <w:t xml:space="preserve">Jr 31.38 </w:t>
+      </w:r>
       <w:r>
         <w:rPr>
           <w:lang w:val="fr_FR" w:bidi="fr_FR"/>
         </w:rPr>
         <w:t xml:space="preserve">; </w:t>
       </w:r>
-      <w:hyperlink r:id="rId48">
-        <w:r>
-          <w:rPr>
-            <w:lang w:val="fr_FR" w:bidi="fr_FR"/>
-          </w:rPr>
-          <w:rPr>
-            <w:color w:val="0000EE"/>
-            <w:u w:val="single"/>
-          </w:rPr>
-          <w:t>Za 14.10</w:t>
-        </w:r>
-      </w:hyperlink>
+      <w:r>
+        <w:rPr>
+          <w:lang w:val="fr_FR" w:bidi="fr_FR"/>
+        </w:rPr>
+        <w:t>Za 14.10</w:t>
+      </w:r>
       <w:r>
         <w:rPr>
           <w:lang w:val="fr_FR" w:bidi="fr_FR"/>
@@ -2515,54 +2293,36 @@
         </w:rPr>
         <w:t xml:space="preserve">Merémoth : Voir </w:t>
       </w:r>
-      <w:hyperlink r:id="rId49">
-        <w:r>
-          <w:rPr>
-            <w:lang w:val="fr_FR" w:bidi="fr_FR"/>
-          </w:rPr>
-          <w:rPr>
-            <w:color w:val="0000EE"/>
-            <w:u w:val="single"/>
-          </w:rPr>
-          <w:t>Esd 8.33</w:t>
-        </w:r>
-      </w:hyperlink>
+      <w:r>
+        <w:rPr>
+          <w:lang w:val="fr_FR" w:bidi="fr_FR"/>
+        </w:rPr>
+        <w:t>Esd 8.33</w:t>
+      </w:r>
       <w:r>
         <w:rPr>
           <w:lang w:val="fr_FR" w:bidi="fr_FR"/>
         </w:rPr>
         <w:t>. • Meschullam avait donné sa fille en mariage à un fils de Tobija (</w:t>
       </w:r>
-      <w:hyperlink r:id="rId50">
-        <w:r>
-          <w:rPr>
-            <w:lang w:val="fr_FR" w:bidi="fr_FR"/>
-          </w:rPr>
-          <w:rPr>
-            <w:color w:val="0000EE"/>
-            <w:u w:val="single"/>
-          </w:rPr>
-          <w:t>Ne 6.18</w:t>
-        </w:r>
-      </w:hyperlink>
+      <w:r>
+        <w:rPr>
+          <w:lang w:val="fr_FR" w:bidi="fr_FR"/>
+        </w:rPr>
+        <w:t>Ne 6.18</w:t>
+      </w:r>
       <w:r>
         <w:rPr>
           <w:lang w:val="fr_FR" w:bidi="fr_FR"/>
         </w:rPr>
         <w:t xml:space="preserve"> ; voir aussi </w:t>
       </w:r>
-      <w:hyperlink r:id="rId51">
-        <w:r>
-          <w:rPr>
-            <w:lang w:val="fr_FR" w:bidi="fr_FR"/>
-          </w:rPr>
-          <w:rPr>
-            <w:color w:val="0000EE"/>
-            <w:u w:val="single"/>
-          </w:rPr>
-          <w:t>10.20</w:t>
-        </w:r>
-      </w:hyperlink>
+      <w:r>
+        <w:rPr>
+          <w:lang w:val="fr_FR" w:bidi="fr_FR"/>
+        </w:rPr>
+        <w:t>10.20</w:t>
+      </w:r>
       <w:r>
         <w:rPr>
           <w:lang w:val="fr_FR" w:bidi="fr_FR"/>
@@ -2617,18 +2377,12 @@
         </w:rPr>
         <w:t>Les dirigeants de Tekoa ont peut-être été influencés par Guéschem (</w:t>
       </w:r>
-      <w:hyperlink r:id="rId52">
-        <w:r>
-          <w:rPr>
-            <w:lang w:val="fr_FR" w:bidi="fr_FR"/>
-          </w:rPr>
-          <w:rPr>
-            <w:color w:val="0000EE"/>
-            <w:u w:val="single"/>
-          </w:rPr>
-          <w:t>2.19</w:t>
-        </w:r>
-      </w:hyperlink>
+      <w:r>
+        <w:rPr>
+          <w:lang w:val="fr_FR" w:bidi="fr_FR"/>
+        </w:rPr>
+        <w:t>2.19</w:t>
+      </w:r>
       <w:r>
         <w:rPr>
           <w:lang w:val="fr_FR" w:bidi="fr_FR"/>
@@ -2923,18 +2677,12 @@
         </w:rPr>
         <w:t>La tour des fours sur le mur ouest de la ville était soit un lieu où l'on cuisait le pain, ou bien où l'on polissait de la poterie (</w:t>
       </w:r>
-      <w:hyperlink r:id="rId53">
-        <w:r>
-          <w:rPr>
-            <w:lang w:val="fr_FR" w:bidi="fr_FR"/>
-          </w:rPr>
-          <w:rPr>
-            <w:color w:val="0000EE"/>
-            <w:u w:val="single"/>
-          </w:rPr>
-          <w:t>Jr 19.1–2</w:t>
-        </w:r>
-      </w:hyperlink>
+      <w:r>
+        <w:rPr>
+          <w:lang w:val="fr_FR" w:bidi="fr_FR"/>
+        </w:rPr>
+        <w:t>Jr 19.1–2</w:t>
+      </w:r>
       <w:r>
         <w:rPr>
           <w:lang w:val="fr_FR" w:bidi="fr_FR"/>
@@ -3133,18 +2881,12 @@
         </w:rPr>
         <w:t>Le district de Mitspa se trouvait à environ 10 kilomètres au nord de Jérusalem. Le jardin du roi était une zone luxuriante à l'est du bassin de Siloé, près de l'endroit où les vallées du Cédron et de Hinnom se rencontrent, potentiellement à proximité de la piscine du Roi. (</w:t>
       </w:r>
-      <w:hyperlink r:id="rId54">
-        <w:r>
-          <w:rPr>
-            <w:lang w:val="fr_FR" w:bidi="fr_FR"/>
-          </w:rPr>
-          <w:rPr>
-            <w:color w:val="0000EE"/>
-            <w:u w:val="single"/>
-          </w:rPr>
-          <w:t>2.14</w:t>
-        </w:r>
-      </w:hyperlink>
+      <w:r>
+        <w:rPr>
+          <w:lang w:val="fr_FR" w:bidi="fr_FR"/>
+        </w:rPr>
+        <w:t>2.14</w:t>
+      </w:r>
       <w:r>
         <w:rPr>
           <w:lang w:val="fr_FR" w:bidi="fr_FR"/>
@@ -3211,72 +2953,48 @@
         </w:rPr>
         <w:t>où le roi David a été enterré (</w:t>
       </w:r>
-      <w:hyperlink r:id="rId55">
-        <w:r>
-          <w:rPr>
-            <w:lang w:val="fr_FR" w:bidi="fr_FR"/>
-          </w:rPr>
-          <w:rPr>
-            <w:color w:val="0000EE"/>
-            <w:u w:val="single"/>
-          </w:rPr>
-          <w:t xml:space="preserve">1R 2.10 </w:t>
-        </w:r>
-      </w:hyperlink>
+      <w:r>
+        <w:rPr>
+          <w:lang w:val="fr_FR" w:bidi="fr_FR"/>
+        </w:rPr>
+        <w:t xml:space="preserve">1R 2.10 </w:t>
+      </w:r>
       <w:r>
         <w:rPr>
           <w:lang w:val="fr_FR" w:bidi="fr_FR"/>
         </w:rPr>
         <w:t xml:space="preserve">; </w:t>
       </w:r>
-      <w:hyperlink r:id="rId56">
-        <w:r>
-          <w:rPr>
-            <w:lang w:val="fr_FR" w:bidi="fr_FR"/>
-          </w:rPr>
-          <w:rPr>
-            <w:color w:val="0000EE"/>
-            <w:u w:val="single"/>
-          </w:rPr>
-          <w:t xml:space="preserve">11.43 </w:t>
-        </w:r>
-      </w:hyperlink>
+      <w:r>
+        <w:rPr>
+          <w:lang w:val="fr_FR" w:bidi="fr_FR"/>
+        </w:rPr>
+        <w:t xml:space="preserve">11.43 </w:t>
+      </w:r>
       <w:r>
         <w:rPr>
           <w:lang w:val="fr_FR" w:bidi="fr_FR"/>
         </w:rPr>
         <w:t xml:space="preserve">; </w:t>
       </w:r>
-      <w:hyperlink r:id="rId57">
-        <w:r>
-          <w:rPr>
-            <w:lang w:val="fr_FR" w:bidi="fr_FR"/>
-          </w:rPr>
-          <w:rPr>
-            <w:color w:val="0000EE"/>
-            <w:u w:val="single"/>
-          </w:rPr>
-          <w:t xml:space="preserve">2Ch 21.20 </w:t>
-        </w:r>
-      </w:hyperlink>
+      <w:r>
+        <w:rPr>
+          <w:lang w:val="fr_FR" w:bidi="fr_FR"/>
+        </w:rPr>
+        <w:t xml:space="preserve">2Ch 21.20 </w:t>
+      </w:r>
       <w:r>
         <w:rPr>
           <w:lang w:val="fr_FR" w:bidi="fr_FR"/>
         </w:rPr>
         <w:t xml:space="preserve">; </w:t>
       </w:r>
-      <w:hyperlink r:id="rId58">
-        <w:r>
-          <w:rPr>
-            <w:lang w:val="fr_FR" w:bidi="fr_FR"/>
-          </w:rPr>
-          <w:rPr>
-            <w:color w:val="0000EE"/>
-            <w:u w:val="single"/>
-          </w:rPr>
-          <w:t>Ac 2.29</w:t>
-        </w:r>
-      </w:hyperlink>
+      <w:r>
+        <w:rPr>
+          <w:lang w:val="fr_FR" w:bidi="fr_FR"/>
+        </w:rPr>
+        <w:t>Ac 2.29</w:t>
+      </w:r>
       <w:r>
         <w:rPr>
           <w:lang w:val="fr_FR" w:bidi="fr_FR"/>
@@ -3295,18 +3013,12 @@
         </w:rPr>
         <w:t>était peut-être la tombe des vaillants hommes de David (</w:t>
       </w:r>
-      <w:hyperlink r:id="rId59">
-        <w:r>
-          <w:rPr>
-            <w:lang w:val="fr_FR" w:bidi="fr_FR"/>
-          </w:rPr>
-          <w:rPr>
-            <w:color w:val="0000EE"/>
-            <w:u w:val="single"/>
-          </w:rPr>
-          <w:t>2S 23.8–39</w:t>
-        </w:r>
-      </w:hyperlink>
+      <w:r>
+        <w:rPr>
+          <w:lang w:val="fr_FR" w:bidi="fr_FR"/>
+        </w:rPr>
+        <w:t>2S 23.8–39</w:t>
+      </w:r>
       <w:r>
         <w:rPr>
           <w:lang w:val="fr_FR" w:bidi="fr_FR"/>
@@ -3511,144 +3223,96 @@
         </w:rPr>
         <w:t>Ce dernier groupe de travailleurs a raccordé les réparations à la porte des brebis, où le travail avait commencé (</w:t>
       </w:r>
-      <w:hyperlink r:id="rId60">
-        <w:r>
-          <w:rPr>
-            <w:lang w:val="fr_FR" w:bidi="fr_FR"/>
-          </w:rPr>
-          <w:rPr>
-            <w:color w:val="0000EE"/>
-            <w:u w:val="single"/>
-          </w:rPr>
-          <w:t>3.1</w:t>
-        </w:r>
-      </w:hyperlink>
+      <w:r>
+        <w:rPr>
+          <w:lang w:val="fr_FR" w:bidi="fr_FR"/>
+        </w:rPr>
+        <w:t>3.1</w:t>
+      </w:r>
       <w:r>
         <w:rPr>
           <w:lang w:val="fr_FR" w:bidi="fr_FR"/>
         </w:rPr>
         <w:t xml:space="preserve">). • porte des chevaux : voir aussi </w:t>
       </w:r>
-      <w:hyperlink r:id="rId61">
-        <w:r>
-          <w:rPr>
-            <w:lang w:val="fr_FR" w:bidi="fr_FR"/>
-          </w:rPr>
-          <w:rPr>
-            <w:color w:val="0000EE"/>
-            <w:u w:val="single"/>
-          </w:rPr>
-          <w:t>2Ch 23.15 ;</w:t>
-        </w:r>
-      </w:hyperlink>
+      <w:r>
+        <w:rPr>
+          <w:lang w:val="fr_FR" w:bidi="fr_FR"/>
+        </w:rPr>
+        <w:t>2Ch 23.15 ;</w:t>
+      </w:r>
       <w:r>
         <w:rPr>
           <w:lang w:val="fr_FR" w:bidi="fr_FR"/>
         </w:rPr>
         <w:t xml:space="preserve"> </w:t>
       </w:r>
-      <w:hyperlink r:id="rId62">
-        <w:r>
-          <w:rPr>
-            <w:lang w:val="fr_FR" w:bidi="fr_FR"/>
-          </w:rPr>
-          <w:rPr>
-            <w:color w:val="0000EE"/>
-            <w:u w:val="single"/>
-          </w:rPr>
-          <w:t>Jr 31.40</w:t>
-        </w:r>
-      </w:hyperlink>
+      <w:r>
+        <w:rPr>
+          <w:lang w:val="fr_FR" w:bidi="fr_FR"/>
+        </w:rPr>
+        <w:t>Jr 31.40</w:t>
+      </w:r>
       <w:r>
         <w:rPr>
           <w:lang w:val="fr_FR" w:bidi="fr_FR"/>
         </w:rPr>
         <w:t xml:space="preserve">. • porte de l'orient : Voir aussi </w:t>
       </w:r>
-      <w:hyperlink r:id="rId63">
-        <w:r>
-          <w:rPr>
-            <w:lang w:val="fr_FR" w:bidi="fr_FR"/>
-          </w:rPr>
-          <w:rPr>
-            <w:color w:val="0000EE"/>
-            <w:u w:val="single"/>
-          </w:rPr>
-          <w:t>1Ch 26.14</w:t>
-        </w:r>
-      </w:hyperlink>
+      <w:r>
+        <w:rPr>
+          <w:lang w:val="fr_FR" w:bidi="fr_FR"/>
+        </w:rPr>
+        <w:t>1Ch 26.14</w:t>
+      </w:r>
       <w:r>
         <w:rPr>
           <w:lang w:val="fr_FR" w:bidi="fr_FR"/>
         </w:rPr>
         <w:t xml:space="preserve">, </w:t>
       </w:r>
-      <w:hyperlink r:id="rId64">
-        <w:r>
-          <w:rPr>
-            <w:lang w:val="fr_FR" w:bidi="fr_FR"/>
-          </w:rPr>
-          <w:rPr>
-            <w:color w:val="0000EE"/>
-            <w:u w:val="single"/>
-          </w:rPr>
-          <w:t>17 ;</w:t>
-        </w:r>
-      </w:hyperlink>
+      <w:r>
+        <w:rPr>
+          <w:lang w:val="fr_FR" w:bidi="fr_FR"/>
+        </w:rPr>
+        <w:t>17 ;</w:t>
+      </w:r>
       <w:r>
         <w:rPr>
           <w:lang w:val="fr_FR" w:bidi="fr_FR"/>
         </w:rPr>
         <w:t xml:space="preserve"> </w:t>
       </w:r>
-      <w:hyperlink r:id="rId65">
-        <w:r>
-          <w:rPr>
-            <w:lang w:val="fr_FR" w:bidi="fr_FR"/>
-          </w:rPr>
-          <w:rPr>
-            <w:color w:val="0000EE"/>
-            <w:u w:val="single"/>
-          </w:rPr>
-          <w:t>2Ch 31.14 ;</w:t>
-        </w:r>
-      </w:hyperlink>
+      <w:r>
+        <w:rPr>
+          <w:lang w:val="fr_FR" w:bidi="fr_FR"/>
+        </w:rPr>
+        <w:t>2Ch 31.14 ;</w:t>
+      </w:r>
       <w:r>
         <w:rPr>
           <w:lang w:val="fr_FR" w:bidi="fr_FR"/>
         </w:rPr>
         <w:t xml:space="preserve"> </w:t>
       </w:r>
-      <w:hyperlink r:id="rId66">
-        <w:r>
-          <w:rPr>
-            <w:lang w:val="fr_FR" w:bidi="fr_FR"/>
-          </w:rPr>
-          <w:rPr>
-            <w:color w:val="0000EE"/>
-            <w:u w:val="single"/>
-          </w:rPr>
-          <w:t>Ez 10.19 ;</w:t>
-        </w:r>
-      </w:hyperlink>
+      <w:r>
+        <w:rPr>
+          <w:lang w:val="fr_FR" w:bidi="fr_FR"/>
+        </w:rPr>
+        <w:t>Ez 10.19 ;</w:t>
+      </w:r>
       <w:r>
         <w:rPr>
           <w:lang w:val="fr_FR" w:bidi="fr_FR"/>
         </w:rPr>
         <w:t xml:space="preserve"> </w:t>
       </w:r>
-      <w:hyperlink r:id="rId67">
-        <w:r>
-          <w:rPr>
-            <w:lang w:val="fr_FR" w:bidi="fr_FR"/>
-          </w:rPr>
-          <w:rPr>
-            <w:color w:val="0000EE"/>
-            <w:u w:val="single"/>
-          </w:rPr>
-          <w:t>40.21–22</w:t>
-        </w:r>
-      </w:hyperlink>
+      <w:r>
+        <w:rPr>
+          <w:lang w:val="fr_FR" w:bidi="fr_FR"/>
+        </w:rPr>
+        <w:t>40.21–22</w:t>
+      </w:r>
       <w:r>
         <w:rPr>
           <w:lang w:val="fr_FR" w:bidi="fr_FR"/>
@@ -3787,126 +3451,84 @@
         </w:rPr>
         <w:t>Néhémie prie avec ardeur que Dieu arrête ceux qui s'opposent à Sa volonté. Il avait pour habitude de crier à Dieu en temps de besoin (</w:t>
       </w:r>
-      <w:hyperlink r:id="rId68">
-        <w:r>
-          <w:rPr>
-            <w:lang w:val="fr_FR" w:bidi="fr_FR"/>
-          </w:rPr>
-          <w:rPr>
-            <w:color w:val="0000EE"/>
-            <w:u w:val="single"/>
-          </w:rPr>
-          <w:t>2.4</w:t>
-        </w:r>
-      </w:hyperlink>
+      <w:r>
+        <w:rPr>
+          <w:lang w:val="fr_FR" w:bidi="fr_FR"/>
+        </w:rPr>
+        <w:t>2.4</w:t>
+      </w:r>
       <w:r>
         <w:rPr>
           <w:lang w:val="fr_FR" w:bidi="fr_FR"/>
         </w:rPr>
         <w:t xml:space="preserve"> ; </w:t>
       </w:r>
-      <w:hyperlink r:id="rId69">
-        <w:r>
-          <w:rPr>
-            <w:lang w:val="fr_FR" w:bidi="fr_FR"/>
-          </w:rPr>
-          <w:rPr>
-            <w:color w:val="0000EE"/>
-            <w:u w:val="single"/>
-          </w:rPr>
-          <w:t>5.19</w:t>
-        </w:r>
-      </w:hyperlink>
+      <w:r>
+        <w:rPr>
+          <w:lang w:val="fr_FR" w:bidi="fr_FR"/>
+        </w:rPr>
+        <w:t>5.19</w:t>
+      </w:r>
       <w:r>
         <w:rPr>
           <w:lang w:val="fr_FR" w:bidi="fr_FR"/>
         </w:rPr>
         <w:t xml:space="preserve"> ; </w:t>
       </w:r>
-      <w:hyperlink r:id="rId70">
-        <w:r>
-          <w:rPr>
-            <w:lang w:val="fr_FR" w:bidi="fr_FR"/>
-          </w:rPr>
-          <w:rPr>
-            <w:color w:val="0000EE"/>
-            <w:u w:val="single"/>
-          </w:rPr>
-          <w:t>6.14</w:t>
-        </w:r>
-      </w:hyperlink>
+      <w:r>
+        <w:rPr>
+          <w:lang w:val="fr_FR" w:bidi="fr_FR"/>
+        </w:rPr>
+        <w:t>6.14</w:t>
+      </w:r>
       <w:r>
         <w:rPr>
           <w:lang w:val="fr_FR" w:bidi="fr_FR"/>
         </w:rPr>
         <w:t xml:space="preserve"> ; </w:t>
       </w:r>
-      <w:hyperlink r:id="rId71">
-        <w:r>
-          <w:rPr>
-            <w:lang w:val="fr_FR" w:bidi="fr_FR"/>
-          </w:rPr>
-          <w:rPr>
-            <w:color w:val="0000EE"/>
-            <w:u w:val="single"/>
-          </w:rPr>
-          <w:t>13.14</w:t>
-        </w:r>
-      </w:hyperlink>
+      <w:r>
+        <w:rPr>
+          <w:lang w:val="fr_FR" w:bidi="fr_FR"/>
+        </w:rPr>
+        <w:t>13.14</w:t>
+      </w:r>
       <w:r>
         <w:rPr>
           <w:lang w:val="fr_FR" w:bidi="fr_FR"/>
         </w:rPr>
         <w:t xml:space="preserve">, </w:t>
       </w:r>
-      <w:hyperlink r:id="rId72">
-        <w:r>
-          <w:rPr>
-            <w:lang w:val="fr_FR" w:bidi="fr_FR"/>
-          </w:rPr>
-          <w:rPr>
-            <w:color w:val="0000EE"/>
-            <w:u w:val="single"/>
-          </w:rPr>
-          <w:t>22</w:t>
-        </w:r>
-      </w:hyperlink>
+      <w:r>
+        <w:rPr>
+          <w:lang w:val="fr_FR" w:bidi="fr_FR"/>
+        </w:rPr>
+        <w:t>22</w:t>
+      </w:r>
       <w:r>
         <w:rPr>
           <w:lang w:val="fr_FR" w:bidi="fr_FR"/>
         </w:rPr>
         <w:t xml:space="preserve">, </w:t>
       </w:r>
-      <w:hyperlink r:id="rId73">
-        <w:r>
-          <w:rPr>
-            <w:lang w:val="fr_FR" w:bidi="fr_FR"/>
-          </w:rPr>
-          <w:rPr>
-            <w:color w:val="0000EE"/>
-            <w:u w:val="single"/>
-          </w:rPr>
-          <w:t>29</w:t>
-        </w:r>
-      </w:hyperlink>
+      <w:r>
+        <w:rPr>
+          <w:lang w:val="fr_FR" w:bidi="fr_FR"/>
+        </w:rPr>
+        <w:t>29</w:t>
+      </w:r>
       <w:r>
         <w:rPr>
           <w:lang w:val="fr_FR" w:bidi="fr_FR"/>
         </w:rPr>
         <w:t xml:space="preserve">, </w:t>
       </w:r>
-      <w:hyperlink r:id="rId74">
-        <w:r>
-          <w:rPr>
-            <w:lang w:val="fr_FR" w:bidi="fr_FR"/>
-          </w:rPr>
-          <w:rPr>
-            <w:color w:val="0000EE"/>
-            <w:u w:val="single"/>
-          </w:rPr>
-          <w:t>31</w:t>
-        </w:r>
-      </w:hyperlink>
+      <w:r>
+        <w:rPr>
+          <w:lang w:val="fr_FR" w:bidi="fr_FR"/>
+        </w:rPr>
+        <w:t>31</w:t>
+      </w:r>
       <w:r>
         <w:rPr>
           <w:lang w:val="fr_FR" w:bidi="fr_FR"/>
@@ -4327,90 +3949,60 @@
         </w:rPr>
         <w:t xml:space="preserve">La plus grande raison d'espérer, c'est le grand et glorieux Dieu d'Israël, qui avait déjà délivré son peuple de puissantes nations (voir </w:t>
       </w:r>
-      <w:hyperlink r:id="rId75">
-        <w:r>
-          <w:rPr>
-            <w:lang w:val="fr_FR" w:bidi="fr_FR"/>
-          </w:rPr>
-          <w:rPr>
-            <w:color w:val="0000EE"/>
-            <w:u w:val="single"/>
-          </w:rPr>
-          <w:t>2Ch 32.7–8</w:t>
-        </w:r>
-      </w:hyperlink>
+      <w:r>
+        <w:rPr>
+          <w:lang w:val="fr_FR" w:bidi="fr_FR"/>
+        </w:rPr>
+        <w:t>2Ch 32.7–8</w:t>
+      </w:r>
       <w:r>
         <w:rPr>
           <w:lang w:val="fr_FR" w:bidi="fr_FR"/>
         </w:rPr>
         <w:t xml:space="preserve"> ; </w:t>
       </w:r>
-      <w:hyperlink r:id="rId76">
-        <w:r>
-          <w:rPr>
-            <w:lang w:val="fr_FR" w:bidi="fr_FR"/>
-          </w:rPr>
-          <w:rPr>
-            <w:color w:val="0000EE"/>
-            <w:u w:val="single"/>
-          </w:rPr>
-          <w:t>Ex 14.13–14</w:t>
-        </w:r>
-      </w:hyperlink>
+      <w:r>
+        <w:rPr>
+          <w:lang w:val="fr_FR" w:bidi="fr_FR"/>
+        </w:rPr>
+        <w:t>Ex 14.13–14</w:t>
+      </w:r>
       <w:r>
         <w:rPr>
           <w:lang w:val="fr_FR" w:bidi="fr_FR"/>
         </w:rPr>
         <w:t xml:space="preserve"> ; </w:t>
       </w:r>
-      <w:hyperlink r:id="rId77">
-        <w:r>
-          <w:rPr>
-            <w:lang w:val="fr_FR" w:bidi="fr_FR"/>
-          </w:rPr>
-          <w:rPr>
-            <w:color w:val="0000EE"/>
-            <w:u w:val="single"/>
-          </w:rPr>
-          <w:t>Dt 8.1–3</w:t>
-        </w:r>
-      </w:hyperlink>
+      <w:r>
+        <w:rPr>
+          <w:lang w:val="fr_FR" w:bidi="fr_FR"/>
+        </w:rPr>
+        <w:t>Dt 8.1–3</w:t>
+      </w:r>
       <w:r>
         <w:rPr>
           <w:lang w:val="fr_FR" w:bidi="fr_FR"/>
         </w:rPr>
         <w:t xml:space="preserve"> ; </w:t>
       </w:r>
-      <w:hyperlink r:id="rId78">
-        <w:r>
-          <w:rPr>
-            <w:lang w:val="fr_FR" w:bidi="fr_FR"/>
-          </w:rPr>
-          <w:rPr>
-            <w:color w:val="0000EE"/>
-            <w:u w:val="single"/>
-          </w:rPr>
-          <w:t>20.3</w:t>
-        </w:r>
-      </w:hyperlink>
+      <w:r>
+        <w:rPr>
+          <w:lang w:val="fr_FR" w:bidi="fr_FR"/>
+        </w:rPr>
+        <w:t>20.3</w:t>
+      </w:r>
       <w:r>
         <w:rPr>
           <w:lang w:val="fr_FR" w:bidi="fr_FR"/>
         </w:rPr>
         <w:t xml:space="preserve"> ; </w:t>
       </w:r>
-      <w:hyperlink r:id="rId79">
-        <w:r>
-          <w:rPr>
-            <w:lang w:val="fr_FR" w:bidi="fr_FR"/>
-          </w:rPr>
-          <w:rPr>
-            <w:color w:val="0000EE"/>
-            <w:u w:val="single"/>
-          </w:rPr>
-          <w:t>Jos 10.25</w:t>
-        </w:r>
-      </w:hyperlink>
+      <w:r>
+        <w:rPr>
+          <w:lang w:val="fr_FR" w:bidi="fr_FR"/>
+        </w:rPr>
+        <w:t>Jos 10.25</w:t>
+      </w:r>
       <w:r>
         <w:rPr>
           <w:lang w:val="fr_FR" w:bidi="fr_FR"/>
@@ -4465,36 +4057,24 @@
         </w:rPr>
         <w:t xml:space="preserve">Voyant la déconvenue de leurs ennemis, Néhémie en attribue le mérite à Dieu (voir aussi </w:t>
       </w:r>
-      <w:hyperlink r:id="rId80">
-        <w:r>
-          <w:rPr>
-            <w:lang w:val="fr_FR" w:bidi="fr_FR"/>
-          </w:rPr>
-          <w:rPr>
-            <w:color w:val="0000EE"/>
-            <w:u w:val="single"/>
-          </w:rPr>
-          <w:t>2.20</w:t>
-        </w:r>
-      </w:hyperlink>
+      <w:r>
+        <w:rPr>
+          <w:lang w:val="fr_FR" w:bidi="fr_FR"/>
+        </w:rPr>
+        <w:t>2.20</w:t>
+      </w:r>
       <w:r>
         <w:rPr>
           <w:lang w:val="fr_FR" w:bidi="fr_FR"/>
         </w:rPr>
         <w:t xml:space="preserve"> ; </w:t>
       </w:r>
-      <w:hyperlink r:id="rId81">
-        <w:r>
-          <w:rPr>
-            <w:lang w:val="fr_FR" w:bidi="fr_FR"/>
-          </w:rPr>
-          <w:rPr>
-            <w:color w:val="0000EE"/>
-            <w:u w:val="single"/>
-          </w:rPr>
-          <w:t>6.16</w:t>
-        </w:r>
-      </w:hyperlink>
+      <w:r>
+        <w:rPr>
+          <w:lang w:val="fr_FR" w:bidi="fr_FR"/>
+        </w:rPr>
+        <w:t>6.16</w:t>
+      </w:r>
       <w:r>
         <w:rPr>
           <w:lang w:val="fr_FR" w:bidi="fr_FR"/>
@@ -4597,90 +4177,60 @@
         </w:rPr>
         <w:t>Notre Dieu combattra pour nous : en s'appuyant sur la tradition israélite antique de la guerre sainte (</w:t>
       </w:r>
-      <w:hyperlink r:id="rId82">
-        <w:r>
-          <w:rPr>
-            <w:lang w:val="fr_FR" w:bidi="fr_FR"/>
-          </w:rPr>
-          <w:rPr>
-            <w:color w:val="0000EE"/>
-            <w:u w:val="single"/>
-          </w:rPr>
-          <w:t>Ex 14.14</w:t>
-        </w:r>
-      </w:hyperlink>
+      <w:r>
+        <w:rPr>
+          <w:lang w:val="fr_FR" w:bidi="fr_FR"/>
+        </w:rPr>
+        <w:t>Ex 14.14</w:t>
+      </w:r>
       <w:r>
         <w:rPr>
           <w:lang w:val="fr_FR" w:bidi="fr_FR"/>
         </w:rPr>
         <w:t xml:space="preserve"> ; </w:t>
       </w:r>
-      <w:hyperlink r:id="rId83">
-        <w:r>
-          <w:rPr>
-            <w:lang w:val="fr_FR" w:bidi="fr_FR"/>
-          </w:rPr>
-          <w:rPr>
-            <w:color w:val="0000EE"/>
-            <w:u w:val="single"/>
-          </w:rPr>
-          <w:t>Dt 1.30</w:t>
-        </w:r>
-      </w:hyperlink>
+      <w:r>
+        <w:rPr>
+          <w:lang w:val="fr_FR" w:bidi="fr_FR"/>
+        </w:rPr>
+        <w:t>Dt 1.30</w:t>
+      </w:r>
       <w:r>
         <w:rPr>
           <w:lang w:val="fr_FR" w:bidi="fr_FR"/>
         </w:rPr>
         <w:t xml:space="preserve"> ; </w:t>
       </w:r>
-      <w:hyperlink r:id="rId84">
-        <w:r>
-          <w:rPr>
-            <w:lang w:val="fr_FR" w:bidi="fr_FR"/>
-          </w:rPr>
-          <w:rPr>
-            <w:color w:val="0000EE"/>
-            <w:u w:val="single"/>
-          </w:rPr>
-          <w:t>20.4</w:t>
-        </w:r>
-      </w:hyperlink>
+      <w:r>
+        <w:rPr>
+          <w:lang w:val="fr_FR" w:bidi="fr_FR"/>
+        </w:rPr>
+        <w:t>20.4</w:t>
+      </w:r>
       <w:r>
         <w:rPr>
           <w:lang w:val="fr_FR" w:bidi="fr_FR"/>
         </w:rPr>
         <w:t xml:space="preserve"> ; </w:t>
       </w:r>
-      <w:hyperlink r:id="rId85">
-        <w:r>
-          <w:rPr>
-            <w:lang w:val="fr_FR" w:bidi="fr_FR"/>
-          </w:rPr>
-          <w:rPr>
-            <w:color w:val="0000EE"/>
-            <w:u w:val="single"/>
-          </w:rPr>
-          <w:t>Jos 10.14</w:t>
-        </w:r>
-      </w:hyperlink>
+      <w:r>
+        <w:rPr>
+          <w:lang w:val="fr_FR" w:bidi="fr_FR"/>
+        </w:rPr>
+        <w:t>Jos 10.14</w:t>
+      </w:r>
       <w:r>
         <w:rPr>
           <w:lang w:val="fr_FR" w:bidi="fr_FR"/>
         </w:rPr>
         <w:t xml:space="preserve"> ; </w:t>
       </w:r>
-      <w:hyperlink r:id="rId86">
-        <w:r>
-          <w:rPr>
-            <w:lang w:val="fr_FR" w:bidi="fr_FR"/>
-          </w:rPr>
-          <w:rPr>
-            <w:color w:val="0000EE"/>
-            <w:u w:val="single"/>
-          </w:rPr>
-          <w:t>23.10</w:t>
-        </w:r>
-      </w:hyperlink>
+      <w:r>
+        <w:rPr>
+          <w:lang w:val="fr_FR" w:bidi="fr_FR"/>
+        </w:rPr>
+        <w:t>23.10</w:t>
+      </w:r>
       <w:r>
         <w:rPr>
           <w:lang w:val="fr_FR" w:bidi="fr_FR"/>
@@ -4783,36 +4333,24 @@
         </w:rPr>
         <w:t>Malgré les graves problèmes financiers qui menaçaient de faire échouer l'achèvement du mur (</w:t>
       </w:r>
-      <w:hyperlink r:id="rId87">
-        <w:r>
-          <w:rPr>
-            <w:lang w:val="fr_FR" w:bidi="fr_FR"/>
-          </w:rPr>
-          <w:rPr>
-            <w:color w:val="0000EE"/>
-            <w:u w:val="single"/>
-          </w:rPr>
-          <w:t>5.1–5</w:t>
-        </w:r>
-      </w:hyperlink>
+      <w:r>
+        <w:rPr>
+          <w:lang w:val="fr_FR" w:bidi="fr_FR"/>
+        </w:rPr>
+        <w:t>5.1–5</w:t>
+      </w:r>
       <w:r>
         <w:rPr>
           <w:lang w:val="fr_FR" w:bidi="fr_FR"/>
         </w:rPr>
         <w:t>), Néhémie trouve une solution (</w:t>
       </w:r>
-      <w:hyperlink r:id="rId88">
-        <w:r>
-          <w:rPr>
-            <w:lang w:val="fr_FR" w:bidi="fr_FR"/>
-          </w:rPr>
-          <w:rPr>
-            <w:color w:val="0000EE"/>
-            <w:u w:val="single"/>
-          </w:rPr>
-          <w:t>5.6–13</w:t>
-        </w:r>
-      </w:hyperlink>
+      <w:r>
+        <w:rPr>
+          <w:lang w:val="fr_FR" w:bidi="fr_FR"/>
+        </w:rPr>
+        <w:t>5.6–13</w:t>
+      </w:r>
       <w:r>
         <w:rPr>
           <w:lang w:val="fr_FR" w:bidi="fr_FR"/>
@@ -5017,18 +4555,12 @@
         </w:rPr>
         <w:t xml:space="preserve"> : Voir </w:t>
       </w:r>
-      <w:hyperlink r:id="rId89">
-        <w:r>
-          <w:rPr>
-            <w:lang w:val="fr_FR" w:bidi="fr_FR"/>
-          </w:rPr>
-          <w:rPr>
-            <w:color w:val="0000EE"/>
-            <w:u w:val="single"/>
-          </w:rPr>
-          <w:t>Ex 21.1–11</w:t>
-        </w:r>
-      </w:hyperlink>
+      <w:r>
+        <w:rPr>
+          <w:lang w:val="fr_FR" w:bidi="fr_FR"/>
+        </w:rPr>
+        <w:t>Ex 21.1–11</w:t>
+      </w:r>
       <w:r>
         <w:rPr>
           <w:lang w:val="fr_FR" w:bidi="fr_FR"/>
@@ -5096,18 +4628,12 @@
         </w:rPr>
         <w:t xml:space="preserve"> mais il se maîtrise, réfléchit, puis cherche à résoudre le conflit par le dialogue plutôt que de l'aggraver (voir </w:t>
       </w:r>
-      <w:hyperlink r:id="rId90">
-        <w:r>
-          <w:rPr>
-            <w:lang w:val="fr_FR" w:bidi="fr_FR"/>
-          </w:rPr>
-          <w:rPr>
-            <w:color w:val="0000EE"/>
-            <w:u w:val="single"/>
-          </w:rPr>
-          <w:t>Jas 1.19–20</w:t>
-        </w:r>
-      </w:hyperlink>
+      <w:r>
+        <w:rPr>
+          <w:lang w:val="fr_FR" w:bidi="fr_FR"/>
+        </w:rPr>
+        <w:t>Jas 1.19–20</w:t>
+      </w:r>
       <w:r>
         <w:rPr>
           <w:lang w:val="fr_FR" w:bidi="fr_FR"/>
@@ -5168,18 +4694,12 @@
         </w:rPr>
         <w:t xml:space="preserve"> : Voir </w:t>
       </w:r>
-      <w:hyperlink r:id="rId91">
-        <w:r>
-          <w:rPr>
-            <w:lang w:val="fr_FR" w:bidi="fr_FR"/>
-          </w:rPr>
-          <w:rPr>
-            <w:color w:val="0000EE"/>
-            <w:u w:val="single"/>
-          </w:rPr>
-          <w:t>Lv 25.35–43</w:t>
-        </w:r>
-      </w:hyperlink>
+      <w:r>
+        <w:rPr>
+          <w:lang w:val="fr_FR" w:bidi="fr_FR"/>
+        </w:rPr>
+        <w:t>Lv 25.35–43</w:t>
+      </w:r>
       <w:r>
         <w:rPr>
           <w:lang w:val="fr_FR" w:bidi="fr_FR"/>
@@ -5198,54 +4718,36 @@
         </w:rPr>
         <w:t xml:space="preserve"> : voir aussi </w:t>
       </w:r>
-      <w:hyperlink r:id="rId92">
-        <w:r>
-          <w:rPr>
-            <w:lang w:val="fr_FR" w:bidi="fr_FR"/>
-          </w:rPr>
-          <w:rPr>
-            <w:color w:val="0000EE"/>
-            <w:u w:val="single"/>
-          </w:rPr>
-          <w:t>Né 1.3 ;</w:t>
-        </w:r>
-      </w:hyperlink>
+      <w:r>
+        <w:rPr>
+          <w:lang w:val="fr_FR" w:bidi="fr_FR"/>
+        </w:rPr>
+        <w:t>Né 1.3 ;</w:t>
+      </w:r>
       <w:r>
         <w:rPr>
           <w:lang w:val="fr_FR" w:bidi="fr_FR"/>
         </w:rPr>
         <w:t xml:space="preserve"> </w:t>
       </w:r>
-      <w:hyperlink r:id="rId52">
-        <w:r>
-          <w:rPr>
-            <w:lang w:val="fr_FR" w:bidi="fr_FR"/>
-          </w:rPr>
-          <w:rPr>
-            <w:color w:val="0000EE"/>
-            <w:u w:val="single"/>
-          </w:rPr>
-          <w:t>2.19 ;</w:t>
-        </w:r>
-      </w:hyperlink>
+      <w:r>
+        <w:rPr>
+          <w:lang w:val="fr_FR" w:bidi="fr_FR"/>
+        </w:rPr>
+        <w:t>2.19 ;</w:t>
+      </w:r>
       <w:r>
         <w:rPr>
           <w:lang w:val="fr_FR" w:bidi="fr_FR"/>
         </w:rPr>
         <w:t xml:space="preserve"> </w:t>
       </w:r>
-      <w:hyperlink r:id="rId93">
-        <w:r>
-          <w:rPr>
-            <w:lang w:val="fr_FR" w:bidi="fr_FR"/>
-          </w:rPr>
-          <w:rPr>
-            <w:color w:val="0000EE"/>
-            <w:u w:val="single"/>
-          </w:rPr>
-          <w:t>4.1–3</w:t>
-        </w:r>
-      </w:hyperlink>
+      <w:r>
+        <w:rPr>
+          <w:lang w:val="fr_FR" w:bidi="fr_FR"/>
+        </w:rPr>
+        <w:t>4.1–3</w:t>
+      </w:r>
       <w:r>
         <w:rPr>
           <w:lang w:val="fr_FR" w:bidi="fr_FR"/>
@@ -5300,18 +4802,12 @@
         </w:rPr>
         <w:t xml:space="preserve">Moi aussi... nous leur avons prêté : Néhémie et ses associés prêtaient manifestement de l'argent sans accabler les emprunteurs. La solution à cette crise était donc d'imiter son exemple : apporter une aide financière sans endetter les gens davantage en leur facturant des intérêts (voir </w:t>
       </w:r>
-      <w:hyperlink r:id="rId94">
-        <w:r>
-          <w:rPr>
-            <w:lang w:val="fr_FR" w:bidi="fr_FR"/>
-          </w:rPr>
-          <w:rPr>
-            <w:color w:val="0000EE"/>
-            <w:u w:val="single"/>
-          </w:rPr>
-          <w:t>Dt 15.7–11</w:t>
-        </w:r>
-      </w:hyperlink>
+      <w:r>
+        <w:rPr>
+          <w:lang w:val="fr_FR" w:bidi="fr_FR"/>
+        </w:rPr>
+        <w:t>Dt 15.7–11</w:t>
+      </w:r>
       <w:r>
         <w:rPr>
           <w:lang w:val="fr_FR" w:bidi="fr_FR"/>
@@ -5379,36 +4875,24 @@
         </w:rPr>
         <w:t xml:space="preserve">), qu'ils n'auraient pas dû percevoir (voir aussi </w:t>
       </w:r>
-      <w:hyperlink r:id="rId95">
-        <w:r>
-          <w:rPr>
-            <w:lang w:val="fr_FR" w:bidi="fr_FR"/>
-          </w:rPr>
-          <w:rPr>
-            <w:color w:val="0000EE"/>
-            <w:u w:val="single"/>
-          </w:rPr>
-          <w:t>Ex 22.25</w:t>
-        </w:r>
-      </w:hyperlink>
+      <w:r>
+        <w:rPr>
+          <w:lang w:val="fr_FR" w:bidi="fr_FR"/>
+        </w:rPr>
+        <w:t>Ex 22.25</w:t>
+      </w:r>
       <w:r>
         <w:rPr>
           <w:lang w:val="fr_FR" w:bidi="fr_FR"/>
         </w:rPr>
         <w:t xml:space="preserve"> ; </w:t>
       </w:r>
-      <w:hyperlink r:id="rId96">
-        <w:r>
-          <w:rPr>
-            <w:lang w:val="fr_FR" w:bidi="fr_FR"/>
-          </w:rPr>
-          <w:rPr>
-            <w:color w:val="0000EE"/>
-            <w:u w:val="single"/>
-          </w:rPr>
-          <w:t>Lv 25.35–37</w:t>
-        </w:r>
-      </w:hyperlink>
+      <w:r>
+        <w:rPr>
+          <w:lang w:val="fr_FR" w:bidi="fr_FR"/>
+        </w:rPr>
+        <w:t>Lv 25.35–37</w:t>
+      </w:r>
       <w:r>
         <w:rPr>
           <w:lang w:val="fr_FR" w:bidi="fr_FR"/>
@@ -5626,36 +5110,24 @@
         </w:rPr>
         <w:t>Les premiers gouverneurs : il s'agit probablement des prédécesseurs immédiats de Néhémie, pas de Scheschbatsar (</w:t>
       </w:r>
-      <w:hyperlink r:id="rId97">
-        <w:r>
-          <w:rPr>
-            <w:lang w:val="fr_FR" w:bidi="fr_FR"/>
-          </w:rPr>
-          <w:rPr>
-            <w:color w:val="0000EE"/>
-            <w:u w:val="single"/>
-          </w:rPr>
-          <w:t>Esd 1.8</w:t>
-        </w:r>
-      </w:hyperlink>
+      <w:r>
+        <w:rPr>
+          <w:lang w:val="fr_FR" w:bidi="fr_FR"/>
+        </w:rPr>
+        <w:t>Esd 1.8</w:t>
+      </w:r>
       <w:r>
         <w:rPr>
           <w:lang w:val="fr_FR" w:bidi="fr_FR"/>
         </w:rPr>
         <w:t>, environ quatre-vingt-dix ans plus tôt) ni de Zorobabel (</w:t>
       </w:r>
-      <w:hyperlink r:id="rId98">
-        <w:r>
-          <w:rPr>
-            <w:lang w:val="fr_FR" w:bidi="fr_FR"/>
-          </w:rPr>
-          <w:rPr>
-            <w:color w:val="0000EE"/>
-            <w:u w:val="single"/>
-          </w:rPr>
-          <w:t>Ag 1.1</w:t>
-        </w:r>
-      </w:hyperlink>
+      <w:r>
+        <w:rPr>
+          <w:lang w:val="fr_FR" w:bidi="fr_FR"/>
+        </w:rPr>
+        <w:t>Ag 1.1</w:t>
+      </w:r>
       <w:r>
         <w:rPr>
           <w:lang w:val="fr_FR" w:bidi="fr_FR"/>
@@ -5758,18 +5230,12 @@
         </w:rPr>
         <w:t xml:space="preserve">La crise financière résolue (ch. </w:t>
       </w:r>
-      <w:hyperlink r:id="rId99">
-        <w:r>
-          <w:rPr>
-            <w:lang w:val="fr_FR" w:bidi="fr_FR"/>
-          </w:rPr>
-          <w:rPr>
-            <w:color w:val="0000EE"/>
-            <w:u w:val="single"/>
-          </w:rPr>
-          <w:t>5</w:t>
-        </w:r>
-      </w:hyperlink>
+      <w:r>
+        <w:rPr>
+          <w:lang w:val="fr_FR" w:bidi="fr_FR"/>
+        </w:rPr>
+        <w:t>5</w:t>
+      </w:r>
       <w:r>
         <w:rPr>
           <w:lang w:val="fr_FR" w:bidi="fr_FR"/>
@@ -5837,18 +5303,12 @@
         </w:rPr>
         <w:t xml:space="preserve"> située près de Lod (</w:t>
       </w:r>
-      <w:hyperlink r:id="rId100">
-        <w:r>
-          <w:rPr>
-            <w:lang w:val="fr_FR" w:bidi="fr_FR"/>
-          </w:rPr>
-          <w:rPr>
-            <w:color w:val="0000EE"/>
-            <w:u w:val="single"/>
-          </w:rPr>
-          <w:t>Esd 2.33</w:t>
-        </w:r>
-      </w:hyperlink>
+      <w:r>
+        <w:rPr>
+          <w:lang w:val="fr_FR" w:bidi="fr_FR"/>
+        </w:rPr>
+        <w:t>Esd 2.33</w:t>
+      </w:r>
       <w:r>
         <w:rPr>
           <w:lang w:val="fr_FR" w:bidi="fr_FR"/>
@@ -5921,54 +5381,36 @@
         </w:rPr>
         <w:t xml:space="preserve"> : ceux qui s'étaient opposés à la restauration du Temple avaient utilisé des tactiques similaires (voir </w:t>
       </w:r>
-      <w:hyperlink r:id="rId101">
-        <w:r>
-          <w:rPr>
-            <w:lang w:val="fr_FR" w:bidi="fr_FR"/>
-          </w:rPr>
-          <w:rPr>
-            <w:color w:val="0000EE"/>
-            <w:u w:val="single"/>
-          </w:rPr>
-          <w:t>Esd 4</w:t>
-        </w:r>
-      </w:hyperlink>
+      <w:r>
+        <w:rPr>
+          <w:lang w:val="fr_FR" w:bidi="fr_FR"/>
+        </w:rPr>
+        <w:t>Esd 4</w:t>
+      </w:r>
       <w:r>
         <w:rPr>
           <w:lang w:val="fr_FR" w:bidi="fr_FR"/>
         </w:rPr>
         <w:t xml:space="preserve">). • À certaines époques de l'histoire d'Israël, les prophètes avaient participé à l'instauration de nouveaux rois (cf. </w:t>
       </w:r>
-      <w:hyperlink r:id="rId102">
-        <w:r>
-          <w:rPr>
-            <w:lang w:val="fr_FR" w:bidi="fr_FR"/>
-          </w:rPr>
-          <w:rPr>
-            <w:color w:val="0000EE"/>
-            <w:u w:val="single"/>
-          </w:rPr>
-          <w:t>1S 9.16</w:t>
-        </w:r>
-      </w:hyperlink>
+      <w:r>
+        <w:rPr>
+          <w:lang w:val="fr_FR" w:bidi="fr_FR"/>
+        </w:rPr>
+        <w:t>1S 9.16</w:t>
+      </w:r>
       <w:r>
         <w:rPr>
           <w:lang w:val="fr_FR" w:bidi="fr_FR"/>
         </w:rPr>
         <w:t xml:space="preserve"> ; </w:t>
       </w:r>
-      <w:hyperlink r:id="rId103">
-        <w:r>
-          <w:rPr>
-            <w:lang w:val="fr_FR" w:bidi="fr_FR"/>
-          </w:rPr>
-          <w:rPr>
-            <w:color w:val="0000EE"/>
-            <w:u w:val="single"/>
-          </w:rPr>
-          <w:t>2R 9</w:t>
-        </w:r>
-      </w:hyperlink>
+      <w:r>
+        <w:rPr>
+          <w:lang w:val="fr_FR" w:bidi="fr_FR"/>
+        </w:rPr>
+        <w:t>2R 9</w:t>
+      </w:r>
       <w:r>
         <w:rPr>
           <w:lang w:val="fr_FR" w:bidi="fr_FR"/>
@@ -6071,108 +5513,72 @@
         </w:rPr>
         <w:t xml:space="preserve">en cinquante-deux jours : tous sont conscients que seule l'aide de Dieu a permis un tel succès (voir aussi </w:t>
       </w:r>
-      <w:hyperlink r:id="rId104">
-        <w:r>
-          <w:rPr>
-            <w:lang w:val="fr_FR" w:bidi="fr_FR"/>
-          </w:rPr>
-          <w:rPr>
-            <w:color w:val="0000EE"/>
-            <w:u w:val="single"/>
-          </w:rPr>
-          <w:t>1.11</w:t>
-        </w:r>
-      </w:hyperlink>
+      <w:r>
+        <w:rPr>
+          <w:lang w:val="fr_FR" w:bidi="fr_FR"/>
+        </w:rPr>
+        <w:t>1.11</w:t>
+      </w:r>
       <w:r>
         <w:rPr>
           <w:lang w:val="fr_FR" w:bidi="fr_FR"/>
         </w:rPr>
         <w:t xml:space="preserve"> ; </w:t>
       </w:r>
-      <w:hyperlink r:id="rId44">
-        <w:r>
-          <w:rPr>
-            <w:lang w:val="fr_FR" w:bidi="fr_FR"/>
-          </w:rPr>
-          <w:rPr>
-            <w:color w:val="0000EE"/>
-            <w:u w:val="single"/>
-          </w:rPr>
-          <w:t>2.8</w:t>
-        </w:r>
-      </w:hyperlink>
+      <w:r>
+        <w:rPr>
+          <w:lang w:val="fr_FR" w:bidi="fr_FR"/>
+        </w:rPr>
+        <w:t>2.8</w:t>
+      </w:r>
       <w:r>
         <w:rPr>
           <w:lang w:val="fr_FR" w:bidi="fr_FR"/>
         </w:rPr>
         <w:t xml:space="preserve">, </w:t>
       </w:r>
-      <w:hyperlink r:id="rId105">
-        <w:r>
-          <w:rPr>
-            <w:lang w:val="fr_FR" w:bidi="fr_FR"/>
-          </w:rPr>
-          <w:rPr>
-            <w:color w:val="0000EE"/>
-            <w:u w:val="single"/>
-          </w:rPr>
-          <w:t>18</w:t>
-        </w:r>
-      </w:hyperlink>
+      <w:r>
+        <w:rPr>
+          <w:lang w:val="fr_FR" w:bidi="fr_FR"/>
+        </w:rPr>
+        <w:t>18</w:t>
+      </w:r>
       <w:r>
         <w:rPr>
           <w:lang w:val="fr_FR" w:bidi="fr_FR"/>
         </w:rPr>
         <w:t xml:space="preserve">, </w:t>
       </w:r>
-      <w:hyperlink r:id="rId80">
-        <w:r>
-          <w:rPr>
-            <w:lang w:val="fr_FR" w:bidi="fr_FR"/>
-          </w:rPr>
-          <w:rPr>
-            <w:color w:val="0000EE"/>
-            <w:u w:val="single"/>
-          </w:rPr>
-          <w:t>20</w:t>
-        </w:r>
-      </w:hyperlink>
+      <w:r>
+        <w:rPr>
+          <w:lang w:val="fr_FR" w:bidi="fr_FR"/>
+        </w:rPr>
+        <w:t>20</w:t>
+      </w:r>
       <w:r>
         <w:rPr>
           <w:lang w:val="fr_FR" w:bidi="fr_FR"/>
         </w:rPr>
         <w:t xml:space="preserve"> ; </w:t>
       </w:r>
-      <w:hyperlink r:id="rId106">
-        <w:r>
-          <w:rPr>
-            <w:lang w:val="fr_FR" w:bidi="fr_FR"/>
-          </w:rPr>
-          <w:rPr>
-            <w:color w:val="0000EE"/>
-            <w:u w:val="single"/>
-          </w:rPr>
-          <w:t>4.15</w:t>
-        </w:r>
-      </w:hyperlink>
+      <w:r>
+        <w:rPr>
+          <w:lang w:val="fr_FR" w:bidi="fr_FR"/>
+        </w:rPr>
+        <w:t>4.15</w:t>
+      </w:r>
       <w:r>
         <w:rPr>
           <w:lang w:val="fr_FR" w:bidi="fr_FR"/>
         </w:rPr>
         <w:t xml:space="preserve">, </w:t>
       </w:r>
-      <w:hyperlink r:id="rId107">
-        <w:r>
-          <w:rPr>
-            <w:lang w:val="fr_FR" w:bidi="fr_FR"/>
-          </w:rPr>
-          <w:rPr>
-            <w:color w:val="0000EE"/>
-            <w:u w:val="single"/>
-          </w:rPr>
-          <w:t>20</w:t>
-        </w:r>
-      </w:hyperlink>
+      <w:r>
+        <w:rPr>
+          <w:lang w:val="fr_FR" w:bidi="fr_FR"/>
+        </w:rPr>
+        <w:t>20</w:t>
+      </w:r>
       <w:r>
         <w:rPr>
           <w:lang w:val="fr_FR" w:bidi="fr_FR"/>
@@ -6233,18 +5639,12 @@
         </w:rPr>
         <w:t xml:space="preserve"> la cérémonie de dédicace du mur est relatée en </w:t>
       </w:r>
-      <w:hyperlink r:id="rId108">
-        <w:r>
-          <w:rPr>
-            <w:lang w:val="fr_FR" w:bidi="fr_FR"/>
-          </w:rPr>
-          <w:rPr>
-            <w:color w:val="0000EE"/>
-            <w:u w:val="single"/>
-          </w:rPr>
-          <w:t>12.27–34</w:t>
-        </w:r>
-      </w:hyperlink>
+      <w:r>
+        <w:rPr>
+          <w:lang w:val="fr_FR" w:bidi="fr_FR"/>
+        </w:rPr>
+        <w:t>12.27–34</w:t>
+      </w:r>
       <w:r>
         <w:rPr>
           <w:lang w:val="fr_FR" w:bidi="fr_FR"/>
@@ -6305,90 +5705,60 @@
         </w:rPr>
         <w:t xml:space="preserve"> : Hanani fait preuve de deux caractéristiques de leadership appréciées par Néhémie et Dieu (voir aussi </w:t>
       </w:r>
-      <w:hyperlink r:id="rId109">
-        <w:r>
-          <w:rPr>
-            <w:lang w:val="fr_FR" w:bidi="fr_FR"/>
-          </w:rPr>
-          <w:rPr>
-            <w:color w:val="0000EE"/>
-            <w:u w:val="single"/>
-          </w:rPr>
-          <w:t>5.9</w:t>
-        </w:r>
-      </w:hyperlink>
+      <w:r>
+        <w:rPr>
+          <w:lang w:val="fr_FR" w:bidi="fr_FR"/>
+        </w:rPr>
+        <w:t>5.9</w:t>
+      </w:r>
       <w:r>
         <w:rPr>
           <w:lang w:val="fr_FR" w:bidi="fr_FR"/>
         </w:rPr>
         <w:t xml:space="preserve">, </w:t>
       </w:r>
-      <w:hyperlink r:id="rId110">
-        <w:r>
-          <w:rPr>
-            <w:lang w:val="fr_FR" w:bidi="fr_FR"/>
-          </w:rPr>
-          <w:rPr>
-            <w:color w:val="0000EE"/>
-            <w:u w:val="single"/>
-          </w:rPr>
-          <w:t>15</w:t>
-        </w:r>
-      </w:hyperlink>
+      <w:r>
+        <w:rPr>
+          <w:lang w:val="fr_FR" w:bidi="fr_FR"/>
+        </w:rPr>
+        <w:t>15</w:t>
+      </w:r>
       <w:r>
         <w:rPr>
           <w:lang w:val="fr_FR" w:bidi="fr_FR"/>
         </w:rPr>
         <w:t xml:space="preserve"> ; </w:t>
       </w:r>
-      <w:hyperlink r:id="rId111">
-        <w:r>
-          <w:rPr>
-            <w:lang w:val="fr_FR" w:bidi="fr_FR"/>
-          </w:rPr>
-          <w:rPr>
-            <w:color w:val="0000EE"/>
-            <w:u w:val="single"/>
-          </w:rPr>
-          <w:t>Dn 6.4</w:t>
-        </w:r>
-      </w:hyperlink>
+      <w:r>
+        <w:rPr>
+          <w:lang w:val="fr_FR" w:bidi="fr_FR"/>
+        </w:rPr>
+        <w:t>Dn 6.4</w:t>
+      </w:r>
       <w:r>
         <w:rPr>
           <w:lang w:val="fr_FR" w:bidi="fr_FR"/>
         </w:rPr>
         <w:t xml:space="preserve"> ; </w:t>
       </w:r>
-      <w:hyperlink r:id="rId112">
-        <w:r>
-          <w:rPr>
-            <w:lang w:val="fr_FR" w:bidi="fr_FR"/>
-          </w:rPr>
-          <w:rPr>
-            <w:color w:val="0000EE"/>
-            <w:u w:val="single"/>
-          </w:rPr>
-          <w:t>Lc 16.10–12</w:t>
-        </w:r>
-      </w:hyperlink>
+      <w:r>
+        <w:rPr>
+          <w:lang w:val="fr_FR" w:bidi="fr_FR"/>
+        </w:rPr>
+        <w:t>Lc 16.10–12</w:t>
+      </w:r>
       <w:r>
         <w:rPr>
           <w:lang w:val="fr_FR" w:bidi="fr_FR"/>
         </w:rPr>
         <w:t xml:space="preserve"> ; </w:t>
       </w:r>
-      <w:hyperlink r:id="rId113">
-        <w:r>
-          <w:rPr>
-            <w:lang w:val="fr_FR" w:bidi="fr_FR"/>
-          </w:rPr>
-          <w:rPr>
-            <w:color w:val="0000EE"/>
-            <w:u w:val="single"/>
-          </w:rPr>
-          <w:t>1P 5.12</w:t>
-        </w:r>
-      </w:hyperlink>
+      <w:r>
+        <w:rPr>
+          <w:lang w:val="fr_FR" w:bidi="fr_FR"/>
+        </w:rPr>
+        <w:t>1P 5.12</w:t>
+      </w:r>
       <w:r>
         <w:rPr>
           <w:lang w:val="fr_FR" w:bidi="fr_FR"/>
@@ -6443,36 +5813,24 @@
         </w:rPr>
         <w:t>Les gardiens étaient apparemment censés fermer les portes l'après-midi, lorsque le peuple se reposait et n'aurait pas été prêt à défendre la ville contre une attaque. Ailleurs, un langage similaire fait référence à la partie de la journée où le soleil est le plus chaud et où les gens se retirent à l'intérieur (</w:t>
       </w:r>
-      <w:hyperlink r:id="rId114">
-        <w:r>
-          <w:rPr>
-            <w:lang w:val="fr_FR" w:bidi="fr_FR"/>
-          </w:rPr>
-          <w:rPr>
-            <w:color w:val="0000EE"/>
-            <w:u w:val="single"/>
-          </w:rPr>
-          <w:t>Gn 18.1</w:t>
-        </w:r>
-      </w:hyperlink>
+      <w:r>
+        <w:rPr>
+          <w:lang w:val="fr_FR" w:bidi="fr_FR"/>
+        </w:rPr>
+        <w:t>Gn 18.1</w:t>
+      </w:r>
       <w:r>
         <w:rPr>
           <w:lang w:val="fr_FR" w:bidi="fr_FR"/>
         </w:rPr>
         <w:t xml:space="preserve"> ; </w:t>
       </w:r>
-      <w:hyperlink r:id="rId115">
-        <w:r>
-          <w:rPr>
-            <w:lang w:val="fr_FR" w:bidi="fr_FR"/>
-          </w:rPr>
-          <w:rPr>
-            <w:color w:val="0000EE"/>
-            <w:u w:val="single"/>
-          </w:rPr>
-          <w:t>2S 4.5</w:t>
-        </w:r>
-      </w:hyperlink>
+      <w:r>
+        <w:rPr>
+          <w:lang w:val="fr_FR" w:bidi="fr_FR"/>
+        </w:rPr>
+        <w:t>2S 4.5</w:t>
+      </w:r>
       <w:r>
         <w:rPr>
           <w:lang w:val="fr_FR" w:bidi="fr_FR"/>
@@ -6527,18 +5885,12 @@
         </w:rPr>
         <w:t>La plupart des gens vivaient à la campagne près de leurs champs, donc la population de Jérusalem était réduite. Apparemment, effectuer un dénombrement était une manière d'encourager davantage de personnes à s'installer dans et près de Jérusalem (</w:t>
       </w:r>
-      <w:hyperlink r:id="rId116">
-        <w:r>
-          <w:rPr>
-            <w:lang w:val="fr_FR" w:bidi="fr_FR"/>
-          </w:rPr>
-          <w:rPr>
-            <w:color w:val="0000EE"/>
-            <w:u w:val="single"/>
-          </w:rPr>
-          <w:t>7.73</w:t>
-        </w:r>
-      </w:hyperlink>
+      <w:r>
+        <w:rPr>
+          <w:lang w:val="fr_FR" w:bidi="fr_FR"/>
+        </w:rPr>
+        <w:t>7.73</w:t>
+      </w:r>
       <w:r>
         <w:rPr>
           <w:lang w:val="fr_FR" w:bidi="fr_FR"/>
@@ -6611,18 +5963,12 @@
         </w:rPr>
         <w:t xml:space="preserve"> : ces listes ne sont pas complètes (les chiffres individuels ne correspondent pas au nombre total mentionné en </w:t>
       </w:r>
-      <w:hyperlink r:id="rId117">
-        <w:r>
-          <w:rPr>
-            <w:lang w:val="fr_FR" w:bidi="fr_FR"/>
-          </w:rPr>
-          <w:rPr>
-            <w:color w:val="0000EE"/>
-            <w:u w:val="single"/>
-          </w:rPr>
-          <w:t>7.66</w:t>
-        </w:r>
-      </w:hyperlink>
+      <w:r>
+        <w:rPr>
+          <w:lang w:val="fr_FR" w:bidi="fr_FR"/>
+        </w:rPr>
+        <w:t>7.66</w:t>
+      </w:r>
       <w:r>
         <w:rPr>
           <w:lang w:val="fr_FR" w:bidi="fr_FR"/>
@@ -6677,36 +6023,24 @@
         </w:rPr>
         <w:t xml:space="preserve">Scheschbatsar (voir </w:t>
       </w:r>
-      <w:hyperlink r:id="rId97">
-        <w:r>
-          <w:rPr>
-            <w:lang w:val="fr_FR" w:bidi="fr_FR"/>
-          </w:rPr>
-          <w:rPr>
-            <w:color w:val="0000EE"/>
-            <w:u w:val="single"/>
-          </w:rPr>
-          <w:t>Esd 1.8</w:t>
-        </w:r>
-      </w:hyperlink>
+      <w:r>
+        <w:rPr>
+          <w:lang w:val="fr_FR" w:bidi="fr_FR"/>
+        </w:rPr>
+        <w:t>Esd 1.8</w:t>
+      </w:r>
       <w:r>
         <w:rPr>
           <w:lang w:val="fr_FR" w:bidi="fr_FR"/>
         </w:rPr>
         <w:t xml:space="preserve">) est omis dans cette liste et en </w:t>
       </w:r>
-      <w:hyperlink r:id="rId118">
-        <w:r>
-          <w:rPr>
-            <w:lang w:val="fr_FR" w:bidi="fr_FR"/>
-          </w:rPr>
-          <w:rPr>
-            <w:color w:val="0000EE"/>
-            <w:u w:val="single"/>
-          </w:rPr>
-          <w:t>Esd 2.2</w:t>
-        </w:r>
-      </w:hyperlink>
+      <w:r>
+        <w:rPr>
+          <w:lang w:val="fr_FR" w:bidi="fr_FR"/>
+        </w:rPr>
+        <w:t>Esd 2.2</w:t>
+      </w:r>
       <w:r>
         <w:rPr>
           <w:lang w:val="fr_FR" w:bidi="fr_FR"/>
@@ -6755,54 +6089,36 @@
         </w:rPr>
         <w:t>Les fils de... les gens de : cette liste est semblable à celle d'</w:t>
       </w:r>
-      <w:hyperlink r:id="rId119">
-        <w:r>
-          <w:rPr>
-            <w:lang w:val="fr_FR" w:bidi="fr_FR"/>
-          </w:rPr>
-          <w:rPr>
-            <w:color w:val="0000EE"/>
-            <w:u w:val="single"/>
-          </w:rPr>
-          <w:t>Esd 2.3–35</w:t>
-        </w:r>
-      </w:hyperlink>
+      <w:r>
+        <w:rPr>
+          <w:lang w:val="fr_FR" w:bidi="fr_FR"/>
+        </w:rPr>
+        <w:t>Esd 2.3–35</w:t>
+      </w:r>
       <w:r>
         <w:rPr>
           <w:lang w:val="fr_FR" w:bidi="fr_FR"/>
         </w:rPr>
         <w:t>, avec quelques différences en ce qui concerne les noms et le nombre de personnes dans chaque famille. Les personnes étaient répertoriées selon leur famille (</w:t>
       </w:r>
-      <w:hyperlink r:id="rId120">
-        <w:r>
-          <w:rPr>
-            <w:lang w:val="fr_FR" w:bidi="fr_FR"/>
-          </w:rPr>
-          <w:rPr>
-            <w:color w:val="0000EE"/>
-            <w:u w:val="single"/>
-          </w:rPr>
-          <w:t>Né 7.8–25</w:t>
-        </w:r>
-      </w:hyperlink>
+      <w:r>
+        <w:rPr>
+          <w:lang w:val="fr_FR" w:bidi="fr_FR"/>
+        </w:rPr>
+        <w:t>Né 7.8–25</w:t>
+      </w:r>
       <w:r>
         <w:rPr>
           <w:lang w:val="fr_FR" w:bidi="fr_FR"/>
         </w:rPr>
         <w:t>) et selon la ville où elles s'étaient installées (</w:t>
       </w:r>
-      <w:hyperlink r:id="rId121">
-        <w:r>
-          <w:rPr>
-            <w:lang w:val="fr_FR" w:bidi="fr_FR"/>
-          </w:rPr>
-          <w:rPr>
-            <w:color w:val="0000EE"/>
-            <w:u w:val="single"/>
-          </w:rPr>
-          <w:t>7.26–38</w:t>
-        </w:r>
-      </w:hyperlink>
+      <w:r>
+        <w:rPr>
+          <w:lang w:val="fr_FR" w:bidi="fr_FR"/>
+        </w:rPr>
+        <w:t>7.26–38</w:t>
+      </w:r>
       <w:r>
         <w:rPr>
           <w:lang w:val="fr_FR" w:bidi="fr_FR"/>
@@ -6905,72 +6221,48 @@
         </w:rPr>
         <w:t xml:space="preserve">Les descendants des serviteurs de Salomon aidaient apparemment les Lévites en transportant du bois ou en balayant le sol (cf. </w:t>
       </w:r>
-      <w:hyperlink r:id="rId122">
-        <w:r>
-          <w:rPr>
-            <w:lang w:val="fr_FR" w:bidi="fr_FR"/>
-          </w:rPr>
-          <w:rPr>
-            <w:color w:val="0000EE"/>
-            <w:u w:val="single"/>
-          </w:rPr>
-          <w:t>Esd 2.55–58</w:t>
-        </w:r>
-      </w:hyperlink>
+      <w:r>
+        <w:rPr>
+          <w:lang w:val="fr_FR" w:bidi="fr_FR"/>
+        </w:rPr>
+        <w:t>Esd 2.55–58</w:t>
+      </w:r>
       <w:r>
         <w:rPr>
           <w:lang w:val="fr_FR" w:bidi="fr_FR"/>
         </w:rPr>
         <w:t>). Il s'agit peut-être des Gabaonites (</w:t>
       </w:r>
-      <w:hyperlink r:id="rId123">
-        <w:r>
-          <w:rPr>
-            <w:lang w:val="fr_FR" w:bidi="fr_FR"/>
-          </w:rPr>
-          <w:rPr>
-            <w:color w:val="0000EE"/>
-            <w:u w:val="single"/>
-          </w:rPr>
-          <w:t>Jos 9.23–27</w:t>
-        </w:r>
-      </w:hyperlink>
+      <w:r>
+        <w:rPr>
+          <w:lang w:val="fr_FR" w:bidi="fr_FR"/>
+        </w:rPr>
+        <w:t>Jos 9.23–27</w:t>
+      </w:r>
       <w:r>
         <w:rPr>
           <w:lang w:val="fr_FR" w:bidi="fr_FR"/>
         </w:rPr>
         <w:t xml:space="preserve"> ; </w:t>
       </w:r>
-      <w:hyperlink r:id="rId124">
-        <w:r>
-          <w:rPr>
-            <w:lang w:val="fr_FR" w:bidi="fr_FR"/>
-          </w:rPr>
-          <w:rPr>
-            <w:color w:val="0000EE"/>
-            <w:u w:val="single"/>
-          </w:rPr>
-          <w:t>1Ch 9.35–44</w:t>
-        </w:r>
-      </w:hyperlink>
+      <w:r>
+        <w:rPr>
+          <w:lang w:val="fr_FR" w:bidi="fr_FR"/>
+        </w:rPr>
+        <w:t>1Ch 9.35–44</w:t>
+      </w:r>
       <w:r>
         <w:rPr>
           <w:lang w:val="fr_FR" w:bidi="fr_FR"/>
         </w:rPr>
         <w:t>) ou de captifs de guerre (</w:t>
       </w:r>
-      <w:hyperlink r:id="rId125">
-        <w:r>
-          <w:rPr>
-            <w:lang w:val="fr_FR" w:bidi="fr_FR"/>
-          </w:rPr>
-          <w:rPr>
-            <w:color w:val="0000EE"/>
-            <w:u w:val="single"/>
-          </w:rPr>
-          <w:t>Nb 31.30–47</w:t>
-        </w:r>
-      </w:hyperlink>
+      <w:r>
+        <w:rPr>
+          <w:lang w:val="fr_FR" w:bidi="fr_FR"/>
+        </w:rPr>
+        <w:t>Nb 31.30–47</w:t>
+      </w:r>
       <w:r>
         <w:rPr>
           <w:lang w:val="fr_FR" w:bidi="fr_FR"/>
@@ -7157,18 +6449,12 @@
         </w:rPr>
         <w:t xml:space="preserve">Le nombre total de 42 360 correspond à celui qui est donné en </w:t>
       </w:r>
-      <w:hyperlink r:id="rId126">
-        <w:r>
-          <w:rPr>
-            <w:lang w:val="fr_FR" w:bidi="fr_FR"/>
-          </w:rPr>
-          <w:rPr>
-            <w:color w:val="0000EE"/>
-            <w:u w:val="single"/>
-          </w:rPr>
-          <w:t>Esd 2.64</w:t>
-        </w:r>
-      </w:hyperlink>
+      <w:r>
+        <w:rPr>
+          <w:lang w:val="fr_FR" w:bidi="fr_FR"/>
+        </w:rPr>
+        <w:t>Esd 2.64</w:t>
+      </w:r>
       <w:r>
         <w:rPr>
           <w:lang w:val="fr_FR" w:bidi="fr_FR"/>
@@ -7223,90 +6509,60 @@
         </w:rPr>
         <w:t>Certains des chefs de famille ont offert des cadeaux comme leurs ancêtres l'avaient fait lors de la construction de bâtiments sacrés (</w:t>
       </w:r>
-      <w:hyperlink r:id="rId127">
-        <w:r>
-          <w:rPr>
-            <w:lang w:val="fr_FR" w:bidi="fr_FR"/>
-          </w:rPr>
-          <w:rPr>
-            <w:color w:val="0000EE"/>
-            <w:u w:val="single"/>
-          </w:rPr>
-          <w:t>Ex 25.2–7 ;</w:t>
-        </w:r>
-      </w:hyperlink>
+      <w:r>
+        <w:rPr>
+          <w:lang w:val="fr_FR" w:bidi="fr_FR"/>
+        </w:rPr>
+        <w:t>Ex 25.2–7 ;</w:t>
+      </w:r>
       <w:r>
         <w:rPr>
           <w:lang w:val="fr_FR" w:bidi="fr_FR"/>
         </w:rPr>
         <w:t xml:space="preserve"> </w:t>
       </w:r>
-      <w:hyperlink r:id="rId128">
-        <w:r>
-          <w:rPr>
-            <w:lang w:val="fr_FR" w:bidi="fr_FR"/>
-          </w:rPr>
-          <w:rPr>
-            <w:color w:val="0000EE"/>
-            <w:u w:val="single"/>
-          </w:rPr>
-          <w:t>35.4–9 ;</w:t>
-        </w:r>
-      </w:hyperlink>
+      <w:r>
+        <w:rPr>
+          <w:lang w:val="fr_FR" w:bidi="fr_FR"/>
+        </w:rPr>
+        <w:t>35.4–9 ;</w:t>
+      </w:r>
       <w:r>
         <w:rPr>
           <w:lang w:val="fr_FR" w:bidi="fr_FR"/>
         </w:rPr>
         <w:t xml:space="preserve"> </w:t>
       </w:r>
-      <w:hyperlink r:id="rId129">
-        <w:r>
-          <w:rPr>
-            <w:lang w:val="fr_FR" w:bidi="fr_FR"/>
-          </w:rPr>
-          <w:rPr>
-            <w:color w:val="0000EE"/>
-            <w:u w:val="single"/>
-          </w:rPr>
-          <w:t>2R 12.1–21</w:t>
-        </w:r>
-      </w:hyperlink>
+      <w:r>
+        <w:rPr>
+          <w:lang w:val="fr_FR" w:bidi="fr_FR"/>
+        </w:rPr>
+        <w:t>2R 12.1–21</w:t>
+      </w:r>
       <w:r>
         <w:rPr>
           <w:lang w:val="fr_FR" w:bidi="fr_FR"/>
         </w:rPr>
         <w:t>). Cet argent complétait les dons des Israélites restés à Babylone (</w:t>
       </w:r>
-      <w:hyperlink r:id="rId130">
-        <w:r>
-          <w:rPr>
-            <w:lang w:val="fr_FR" w:bidi="fr_FR"/>
-          </w:rPr>
-          <w:rPr>
-            <w:color w:val="0000EE"/>
-            <w:u w:val="single"/>
-          </w:rPr>
-          <w:t>Esd 1.6</w:t>
-        </w:r>
-      </w:hyperlink>
+      <w:r>
+        <w:rPr>
+          <w:lang w:val="fr_FR" w:bidi="fr_FR"/>
+        </w:rPr>
+        <w:t>Esd 1.6</w:t>
+      </w:r>
       <w:r>
         <w:rPr>
           <w:lang w:val="fr_FR" w:bidi="fr_FR"/>
         </w:rPr>
         <w:t>) et des rois perses (</w:t>
       </w:r>
-      <w:hyperlink r:id="rId131">
-        <w:r>
-          <w:rPr>
-            <w:lang w:val="fr_FR" w:bidi="fr_FR"/>
-          </w:rPr>
-          <w:rPr>
-            <w:color w:val="0000EE"/>
-            <w:u w:val="single"/>
-          </w:rPr>
-          <w:t>Esd 6.8</w:t>
-        </w:r>
-      </w:hyperlink>
+      <w:r>
+        <w:rPr>
+          <w:lang w:val="fr_FR" w:bidi="fr_FR"/>
+        </w:rPr>
+        <w:t>Esd 6.8</w:t>
+      </w:r>
       <w:r>
         <w:rPr>
           <w:lang w:val="fr_FR" w:bidi="fr_FR"/>
@@ -7463,36 +6719,24 @@
         </w:rPr>
         <w:t>La porte des eaux était située vers le milieu du mur est de Jérusalem, au sud du Temple et à l'est des ruines du palais (</w:t>
       </w:r>
-      <w:hyperlink r:id="rId132">
-        <w:r>
-          <w:rPr>
-            <w:lang w:val="fr_FR" w:bidi="fr_FR"/>
-          </w:rPr>
-          <w:rPr>
-            <w:color w:val="0000EE"/>
-            <w:u w:val="single"/>
-          </w:rPr>
-          <w:t>3.26</w:t>
-        </w:r>
-      </w:hyperlink>
+      <w:r>
+        <w:rPr>
+          <w:lang w:val="fr_FR" w:bidi="fr_FR"/>
+        </w:rPr>
+        <w:t>3.26</w:t>
+      </w:r>
       <w:r>
         <w:rPr>
           <w:lang w:val="fr_FR" w:bidi="fr_FR"/>
         </w:rPr>
         <w:t xml:space="preserve"> ; </w:t>
       </w:r>
-      <w:hyperlink r:id="rId133">
-        <w:r>
-          <w:rPr>
-            <w:lang w:val="fr_FR" w:bidi="fr_FR"/>
-          </w:rPr>
-          <w:rPr>
-            <w:color w:val="0000EE"/>
-            <w:u w:val="single"/>
-          </w:rPr>
-          <w:t>12.37</w:t>
-        </w:r>
-      </w:hyperlink>
+      <w:r>
+        <w:rPr>
+          <w:lang w:val="fr_FR" w:bidi="fr_FR"/>
+        </w:rPr>
+        <w:t>12.37</w:t>
+      </w:r>
       <w:r>
         <w:rPr>
           <w:lang w:val="fr_FR" w:bidi="fr_FR"/>
@@ -7547,18 +6791,12 @@
         </w:rPr>
         <w:t>Le premier jour du septième mois (le 8 octobre) : le peuple s'est réuni ce jour-là pour célébrer la Fête des Trompettes (</w:t>
       </w:r>
-      <w:hyperlink r:id="rId134">
-        <w:r>
-          <w:rPr>
-            <w:lang w:val="fr_FR" w:bidi="fr_FR"/>
-          </w:rPr>
-          <w:rPr>
-            <w:color w:val="0000EE"/>
-            <w:u w:val="single"/>
-          </w:rPr>
-          <w:t>Lv 23.24–25</w:t>
-        </w:r>
-      </w:hyperlink>
+      <w:r>
+        <w:rPr>
+          <w:lang w:val="fr_FR" w:bidi="fr_FR"/>
+        </w:rPr>
+        <w:t>Lv 23.24–25</w:t>
+      </w:r>
       <w:r>
         <w:rPr>
           <w:lang w:val="fr_FR" w:bidi="fr_FR"/>
@@ -7613,84 +6851,54 @@
         </w:rPr>
         <w:t>La période allant du début de la matinée au milieu du jour offrait environ six heures pour la lecture et l'interprétation des textes (</w:t>
       </w:r>
-      <w:hyperlink r:id="rId135">
-        <w:r>
-          <w:rPr>
-            <w:lang w:val="fr_FR" w:bidi="fr_FR"/>
-          </w:rPr>
-          <w:rPr>
-            <w:color w:val="0000EE"/>
-            <w:u w:val="single"/>
-          </w:rPr>
-          <w:t>8.7–8</w:t>
-        </w:r>
-      </w:hyperlink>
+      <w:r>
+        <w:rPr>
+          <w:lang w:val="fr_FR" w:bidi="fr_FR"/>
+        </w:rPr>
+        <w:t>8.7–8</w:t>
+      </w:r>
       <w:r>
         <w:rPr>
           <w:lang w:val="fr_FR" w:bidi="fr_FR"/>
         </w:rPr>
         <w:t>). • comprendre (</w:t>
       </w:r>
-      <w:hyperlink r:id="rId136">
-        <w:r>
-          <w:rPr>
-            <w:lang w:val="fr_FR" w:bidi="fr_FR"/>
-          </w:rPr>
-          <w:rPr>
-            <w:color w:val="0000EE"/>
-            <w:u w:val="single"/>
-          </w:rPr>
-          <w:t>8.</w:t>
-        </w:r>
-      </w:hyperlink>
-      <w:hyperlink r:id="rId137">
-        <w:r>
-          <w:rPr>
-            <w:lang w:val="fr_FR" w:bidi="fr_FR"/>
-          </w:rPr>
-          <w:rPr>
-            <w:color w:val="0000EE"/>
-            <w:u w:val="single"/>
-          </w:rPr>
-          <w:t>8</w:t>
-        </w:r>
-      </w:hyperlink>
+      <w:r>
+        <w:rPr>
+          <w:lang w:val="fr_FR" w:bidi="fr_FR"/>
+        </w:rPr>
+        <w:t>8.</w:t>
+      </w:r>
+      <w:r>
+        <w:rPr>
+          <w:lang w:val="fr_FR" w:bidi="fr_FR"/>
+        </w:rPr>
+        <w:t>8</w:t>
+      </w:r>
       <w:r>
         <w:rPr>
           <w:lang w:val="fr_FR" w:bidi="fr_FR"/>
         </w:rPr>
         <w:t xml:space="preserve">, voir aussi </w:t>
       </w:r>
-      <w:hyperlink r:id="rId136">
-        <w:r>
-          <w:rPr>
-            <w:lang w:val="fr_FR" w:bidi="fr_FR"/>
-          </w:rPr>
-          <w:rPr>
-            <w:color w:val="0000EE"/>
-            <w:u w:val="single"/>
-          </w:rPr>
-          <w:t>8.2</w:t>
-        </w:r>
-      </w:hyperlink>
+      <w:r>
+        <w:rPr>
+          <w:lang w:val="fr_FR" w:bidi="fr_FR"/>
+        </w:rPr>
+        <w:t>8.2</w:t>
+      </w:r>
       <w:r>
         <w:rPr>
           <w:lang w:val="fr_FR" w:bidi="fr_FR"/>
         </w:rPr>
         <w:t>,</w:t>
       </w:r>
-      <w:hyperlink r:id="rId138">
-        <w:r>
-          <w:rPr>
-            <w:lang w:val="fr_FR" w:bidi="fr_FR"/>
-          </w:rPr>
-          <w:rPr>
-            <w:color w:val="0000EE"/>
-            <w:u w:val="single"/>
-          </w:rPr>
-          <w:t>12</w:t>
-        </w:r>
-      </w:hyperlink>
+      <w:r>
+        <w:rPr>
+          <w:lang w:val="fr_FR" w:bidi="fr_FR"/>
+        </w:rPr>
+        <w:t>12</w:t>
+      </w:r>
       <w:r>
         <w:rPr>
           <w:lang w:val="fr_FR" w:bidi="fr_FR"/>
@@ -7793,18 +7001,12 @@
         </w:rPr>
         <w:t>Le peuple se lève par respect pour la parole de Dieu (</w:t>
       </w:r>
-      <w:hyperlink r:id="rId139">
-        <w:r>
-          <w:rPr>
-            <w:lang w:val="fr_FR" w:bidi="fr_FR"/>
-          </w:rPr>
-          <w:rPr>
-            <w:color w:val="0000EE"/>
-            <w:u w:val="single"/>
-          </w:rPr>
-          <w:t>Jb 29.8</w:t>
-        </w:r>
-      </w:hyperlink>
+      <w:r>
+        <w:rPr>
+          <w:lang w:val="fr_FR" w:bidi="fr_FR"/>
+        </w:rPr>
+        <w:t>Jb 29.8</w:t>
+      </w:r>
       <w:r>
         <w:rPr>
           <w:lang w:val="fr_FR" w:bidi="fr_FR"/>
@@ -7871,126 +7073,84 @@
         </w:rPr>
         <w:t xml:space="preserve">: Voir aussi </w:t>
       </w:r>
-      <w:hyperlink r:id="rId24">
-        <w:r>
-          <w:rPr>
-            <w:lang w:val="fr_FR" w:bidi="fr_FR"/>
-          </w:rPr>
-          <w:rPr>
-            <w:color w:val="0000EE"/>
-            <w:u w:val="single"/>
-          </w:rPr>
-          <w:t>1.5</w:t>
-        </w:r>
-      </w:hyperlink>
+      <w:r>
+        <w:rPr>
+          <w:lang w:val="fr_FR" w:bidi="fr_FR"/>
+        </w:rPr>
+        <w:t>1.5</w:t>
+      </w:r>
       <w:r>
         <w:rPr>
           <w:lang w:val="fr_FR" w:bidi="fr_FR"/>
         </w:rPr>
         <w:t xml:space="preserve"> ; </w:t>
       </w:r>
-      <w:hyperlink r:id="rId140">
-        <w:r>
-          <w:rPr>
-            <w:lang w:val="fr_FR" w:bidi="fr_FR"/>
-          </w:rPr>
-          <w:rPr>
-            <w:color w:val="0000EE"/>
-            <w:u w:val="single"/>
-          </w:rPr>
-          <w:t>9.32</w:t>
-        </w:r>
-      </w:hyperlink>
+      <w:r>
+        <w:rPr>
+          <w:lang w:val="fr_FR" w:bidi="fr_FR"/>
+        </w:rPr>
+        <w:t>9.32</w:t>
+      </w:r>
       <w:r>
         <w:rPr>
           <w:lang w:val="fr_FR" w:bidi="fr_FR"/>
         </w:rPr>
         <w:t xml:space="preserve"> ; </w:t>
       </w:r>
-      <w:hyperlink r:id="rId141">
-        <w:r>
-          <w:rPr>
-            <w:lang w:val="fr_FR" w:bidi="fr_FR"/>
-          </w:rPr>
-          <w:rPr>
-            <w:color w:val="0000EE"/>
-            <w:u w:val="single"/>
-          </w:rPr>
-          <w:t>Dt 10.17</w:t>
-        </w:r>
-      </w:hyperlink>
+      <w:r>
+        <w:rPr>
+          <w:lang w:val="fr_FR" w:bidi="fr_FR"/>
+        </w:rPr>
+        <w:t>Dt 10.17</w:t>
+      </w:r>
       <w:r>
         <w:rPr>
           <w:lang w:val="fr_FR" w:bidi="fr_FR"/>
         </w:rPr>
         <w:t xml:space="preserve"> ; </w:t>
       </w:r>
-      <w:hyperlink r:id="rId142">
-        <w:r>
-          <w:rPr>
-            <w:lang w:val="fr_FR" w:bidi="fr_FR"/>
-          </w:rPr>
-          <w:rPr>
-            <w:color w:val="0000EE"/>
-            <w:u w:val="single"/>
-          </w:rPr>
-          <w:t>Jr 32.18</w:t>
-        </w:r>
-      </w:hyperlink>
+      <w:r>
+        <w:rPr>
+          <w:lang w:val="fr_FR" w:bidi="fr_FR"/>
+        </w:rPr>
+        <w:t>Jr 32.18</w:t>
+      </w:r>
       <w:r>
         <w:rPr>
           <w:lang w:val="fr_FR" w:bidi="fr_FR"/>
         </w:rPr>
         <w:t xml:space="preserve"> ; </w:t>
       </w:r>
-      <w:hyperlink r:id="rId143">
-        <w:r>
-          <w:rPr>
-            <w:lang w:val="fr_FR" w:bidi="fr_FR"/>
-          </w:rPr>
-          <w:rPr>
-            <w:color w:val="0000EE"/>
-            <w:u w:val="single"/>
-          </w:rPr>
-          <w:t>Dn 9.4</w:t>
-        </w:r>
-      </w:hyperlink>
+      <w:r>
+        <w:rPr>
+          <w:lang w:val="fr_FR" w:bidi="fr_FR"/>
+        </w:rPr>
+        <w:t>Dn 9.4</w:t>
+      </w:r>
       <w:r>
         <w:rPr>
           <w:lang w:val="fr_FR" w:bidi="fr_FR"/>
         </w:rPr>
         <w:t xml:space="preserve">. • Amen ! Une déclaration d'accord (voir </w:t>
       </w:r>
-      <w:hyperlink r:id="rId144">
-        <w:r>
-          <w:rPr>
-            <w:lang w:val="fr_FR" w:bidi="fr_FR"/>
-          </w:rPr>
-          <w:rPr>
-            <w:color w:val="0000EE"/>
-            <w:u w:val="single"/>
-          </w:rPr>
-          <w:t>Né 5.13</w:t>
-        </w:r>
-      </w:hyperlink>
+      <w:r>
+        <w:rPr>
+          <w:lang w:val="fr_FR" w:bidi="fr_FR"/>
+        </w:rPr>
+        <w:t>Né 5.13</w:t>
+      </w:r>
       <w:r>
         <w:rPr>
           <w:lang w:val="fr_FR" w:bidi="fr_FR"/>
         </w:rPr>
         <w:t>). Le fait de lever les mains (</w:t>
       </w:r>
-      <w:hyperlink r:id="rId145">
-        <w:r>
-          <w:rPr>
-            <w:lang w:val="fr_FR" w:bidi="fr_FR"/>
-          </w:rPr>
-          <w:rPr>
-            <w:color w:val="0000EE"/>
-            <w:u w:val="single"/>
-          </w:rPr>
-          <w:t>Ps 28.2</w:t>
-        </w:r>
-      </w:hyperlink>
+      <w:r>
+        <w:rPr>
+          <w:lang w:val="fr_FR" w:bidi="fr_FR"/>
+        </w:rPr>
+        <w:t>Ps 28.2</w:t>
+      </w:r>
       <w:r>
         <w:rPr>
           <w:lang w:val="fr_FR" w:bidi="fr_FR"/>
@@ -8045,36 +7205,24 @@
         </w:rPr>
         <w:t>Les Lévites ont toujours eu pour mission d'enseigner la parole de Dieu (</w:t>
       </w:r>
-      <w:hyperlink r:id="rId146">
-        <w:r>
-          <w:rPr>
-            <w:lang w:val="fr_FR" w:bidi="fr_FR"/>
-          </w:rPr>
-          <w:rPr>
-            <w:color w:val="0000EE"/>
-            <w:u w:val="single"/>
-          </w:rPr>
-          <w:t>Dt 33.10</w:t>
-        </w:r>
-      </w:hyperlink>
+      <w:r>
+        <w:rPr>
+          <w:lang w:val="fr_FR" w:bidi="fr_FR"/>
+        </w:rPr>
+        <w:t>Dt 33.10</w:t>
+      </w:r>
       <w:r>
         <w:rPr>
           <w:lang w:val="fr_FR" w:bidi="fr_FR"/>
         </w:rPr>
         <w:t xml:space="preserve"> ; </w:t>
       </w:r>
-      <w:hyperlink r:id="rId147">
-        <w:r>
-          <w:rPr>
-            <w:lang w:val="fr_FR" w:bidi="fr_FR"/>
-          </w:rPr>
-          <w:rPr>
-            <w:color w:val="0000EE"/>
-            <w:u w:val="single"/>
-          </w:rPr>
-          <w:t>Ml 2.5–6</w:t>
-        </w:r>
-      </w:hyperlink>
+      <w:r>
+        <w:rPr>
+          <w:lang w:val="fr_FR" w:bidi="fr_FR"/>
+        </w:rPr>
+        <w:t>Ml 2.5–6</w:t>
+      </w:r>
       <w:r>
         <w:rPr>
           <w:lang w:val="fr_FR" w:bidi="fr_FR"/>
@@ -8165,54 +7313,36 @@
         </w:rPr>
         <w:t xml:space="preserve">: Dieu touche le cœur du peuple, l'incitant à regretter ses manquements aux lois de Dieu. Si les pleurs sont une réponse appropriée au péché (voir </w:t>
       </w:r>
-      <w:hyperlink r:id="rId148">
-        <w:r>
-          <w:rPr>
-            <w:lang w:val="fr_FR" w:bidi="fr_FR"/>
-          </w:rPr>
-          <w:rPr>
-            <w:color w:val="0000EE"/>
-            <w:u w:val="single"/>
-          </w:rPr>
-          <w:t>Ez 9.4</w:t>
-        </w:r>
-      </w:hyperlink>
+      <w:r>
+        <w:rPr>
+          <w:lang w:val="fr_FR" w:bidi="fr_FR"/>
+        </w:rPr>
+        <w:t>Ez 9.4</w:t>
+      </w:r>
       <w:r>
         <w:rPr>
           <w:lang w:val="fr_FR" w:bidi="fr_FR"/>
         </w:rPr>
         <w:t xml:space="preserve"> ; </w:t>
       </w:r>
-      <w:hyperlink r:id="rId149">
-        <w:r>
-          <w:rPr>
-            <w:lang w:val="fr_FR" w:bidi="fr_FR"/>
-          </w:rPr>
-          <w:rPr>
-            <w:color w:val="0000EE"/>
-            <w:u w:val="single"/>
-          </w:rPr>
-          <w:t>Lc 6.21</w:t>
-        </w:r>
-      </w:hyperlink>
+      <w:r>
+        <w:rPr>
+          <w:lang w:val="fr_FR" w:bidi="fr_FR"/>
+        </w:rPr>
+        <w:t>Lc 6.21</w:t>
+      </w:r>
       <w:r>
         <w:rPr>
           <w:lang w:val="fr_FR" w:bidi="fr_FR"/>
         </w:rPr>
         <w:t>), Esdras et Néhémie encouragent le peuple à se réjouir de ce que Dieu a fait. Puisque cette fête du Nouvel An devait être un moment de joie (</w:t>
       </w:r>
-      <w:hyperlink r:id="rId150">
-        <w:r>
-          <w:rPr>
-            <w:lang w:val="fr_FR" w:bidi="fr_FR"/>
-          </w:rPr>
-          <w:rPr>
-            <w:color w:val="0000EE"/>
-            <w:u w:val="single"/>
-          </w:rPr>
-          <w:t>Nb 29.1–6</w:t>
-        </w:r>
-      </w:hyperlink>
+      <w:r>
+        <w:rPr>
+          <w:lang w:val="fr_FR" w:bidi="fr_FR"/>
+        </w:rPr>
+        <w:t>Nb 29.1–6</w:t>
+      </w:r>
       <w:r>
         <w:rPr>
           <w:lang w:val="fr_FR" w:bidi="fr_FR"/>
@@ -8267,108 +7397,72 @@
         </w:rPr>
         <w:t xml:space="preserve">Les aliments riches, tels que la viande, n'étaient consommés que lors d'occasions spéciales. - Les liqueurs douces désignaient des jus non fermentés, contrairement au vinaigre des travailleurs ordinaires (voir </w:t>
       </w:r>
-      <w:hyperlink r:id="rId151">
-        <w:r>
-          <w:rPr>
-            <w:lang w:val="fr_FR" w:bidi="fr_FR"/>
-          </w:rPr>
-          <w:rPr>
-            <w:color w:val="0000EE"/>
-            <w:u w:val="single"/>
-          </w:rPr>
-          <w:t>Ru 2.14</w:t>
-        </w:r>
-      </w:hyperlink>
+      <w:r>
+        <w:rPr>
+          <w:lang w:val="fr_FR" w:bidi="fr_FR"/>
+        </w:rPr>
+        <w:t>Ru 2.14</w:t>
+      </w:r>
       <w:r>
         <w:rPr>
           <w:lang w:val="fr_FR" w:bidi="fr_FR"/>
         </w:rPr>
         <w:t xml:space="preserve">). • Il est juste de partager avec ceux qui sont dans le besoin (voir </w:t>
       </w:r>
-      <w:hyperlink r:id="rId152">
-        <w:r>
-          <w:rPr>
-            <w:lang w:val="fr_FR" w:bidi="fr_FR"/>
-          </w:rPr>
-          <w:rPr>
-            <w:color w:val="0000EE"/>
-            <w:u w:val="single"/>
-          </w:rPr>
-          <w:t>Dt 15.11</w:t>
-        </w:r>
-      </w:hyperlink>
+      <w:r>
+        <w:rPr>
+          <w:lang w:val="fr_FR" w:bidi="fr_FR"/>
+        </w:rPr>
+        <w:t>Dt 15.11</w:t>
+      </w:r>
       <w:r>
         <w:rPr>
           <w:lang w:val="fr_FR" w:bidi="fr_FR"/>
         </w:rPr>
         <w:t xml:space="preserve"> ; </w:t>
       </w:r>
-      <w:hyperlink r:id="rId153">
-        <w:r>
-          <w:rPr>
-            <w:lang w:val="fr_FR" w:bidi="fr_FR"/>
-          </w:rPr>
-          <w:rPr>
-            <w:color w:val="0000EE"/>
-            <w:u w:val="single"/>
-          </w:rPr>
-          <w:t>Jb 29.16</w:t>
-        </w:r>
-      </w:hyperlink>
+      <w:r>
+        <w:rPr>
+          <w:lang w:val="fr_FR" w:bidi="fr_FR"/>
+        </w:rPr>
+        <w:t>Jb 29.16</w:t>
+      </w:r>
       <w:r>
         <w:rPr>
           <w:lang w:val="fr_FR" w:bidi="fr_FR"/>
         </w:rPr>
         <w:t xml:space="preserve"> ; </w:t>
       </w:r>
-      <w:hyperlink r:id="rId154">
-        <w:r>
-          <w:rPr>
-            <w:lang w:val="fr_FR" w:bidi="fr_FR"/>
-          </w:rPr>
-          <w:rPr>
-            <w:color w:val="0000EE"/>
-            <w:u w:val="single"/>
-          </w:rPr>
-          <w:t>Pr 31.20</w:t>
-        </w:r>
-      </w:hyperlink>
+      <w:r>
+        <w:rPr>
+          <w:lang w:val="fr_FR" w:bidi="fr_FR"/>
+        </w:rPr>
+        <w:t>Pr 31.20</w:t>
+      </w:r>
       <w:r>
         <w:rPr>
           <w:lang w:val="fr_FR" w:bidi="fr_FR"/>
         </w:rPr>
         <w:t xml:space="preserve"> ; </w:t>
       </w:r>
-      <w:hyperlink r:id="rId155">
-        <w:r>
-          <w:rPr>
-            <w:lang w:val="fr_FR" w:bidi="fr_FR"/>
-          </w:rPr>
-          <w:rPr>
-            <w:color w:val="0000EE"/>
-            <w:u w:val="single"/>
-          </w:rPr>
-          <w:t>Mt 6.2–3</w:t>
-        </w:r>
-      </w:hyperlink>
+      <w:r>
+        <w:rPr>
+          <w:lang w:val="fr_FR" w:bidi="fr_FR"/>
+        </w:rPr>
+        <w:t>Mt 6.2–3</w:t>
+      </w:r>
       <w:r>
         <w:rPr>
           <w:lang w:val="fr_FR" w:bidi="fr_FR"/>
         </w:rPr>
         <w:t xml:space="preserve"> ; </w:t>
       </w:r>
-      <w:hyperlink r:id="rId156">
-        <w:r>
-          <w:rPr>
-            <w:lang w:val="fr_FR" w:bidi="fr_FR"/>
-          </w:rPr>
-          <w:rPr>
-            <w:color w:val="0000EE"/>
-            <w:u w:val="single"/>
-          </w:rPr>
-          <w:t>Ac 4.34–35</w:t>
-        </w:r>
-      </w:hyperlink>
+      <w:r>
+        <w:rPr>
+          <w:lang w:val="fr_FR" w:bidi="fr_FR"/>
+        </w:rPr>
+        <w:t>Ac 4.34–35</w:t>
+      </w:r>
       <w:r>
         <w:rPr>
           <w:lang w:val="fr_FR" w:bidi="fr_FR"/>
@@ -8429,54 +7523,36 @@
         </w:rPr>
         <w:t>: la fête des tabernacles avait été instaurée pour commémorer le fait que le peuple d'Israël avait vécu sous tente pendant son cheminement dans le désert (</w:t>
       </w:r>
-      <w:hyperlink r:id="rId157">
-        <w:r>
-          <w:rPr>
-            <w:lang w:val="fr_FR" w:bidi="fr_FR"/>
-          </w:rPr>
-          <w:rPr>
-            <w:color w:val="0000EE"/>
-            <w:u w:val="single"/>
-          </w:rPr>
-          <w:t>Lv 23.33–43</w:t>
-        </w:r>
-      </w:hyperlink>
+      <w:r>
+        <w:rPr>
+          <w:lang w:val="fr_FR" w:bidi="fr_FR"/>
+        </w:rPr>
+        <w:t>Lv 23.33–43</w:t>
+      </w:r>
       <w:r>
         <w:rPr>
           <w:lang w:val="fr_FR" w:bidi="fr_FR"/>
         </w:rPr>
         <w:t xml:space="preserve"> ; voir aussi </w:t>
       </w:r>
-      <w:hyperlink r:id="rId158">
-        <w:r>
-          <w:rPr>
-            <w:lang w:val="fr_FR" w:bidi="fr_FR"/>
-          </w:rPr>
-          <w:rPr>
-            <w:color w:val="0000EE"/>
-            <w:u w:val="single"/>
-          </w:rPr>
-          <w:t>Nb 29.12–39</w:t>
-        </w:r>
-      </w:hyperlink>
+      <w:r>
+        <w:rPr>
+          <w:lang w:val="fr_FR" w:bidi="fr_FR"/>
+        </w:rPr>
+        <w:t>Nb 29.12–39</w:t>
+      </w:r>
       <w:r>
         <w:rPr>
           <w:lang w:val="fr_FR" w:bidi="fr_FR"/>
         </w:rPr>
         <w:t xml:space="preserve"> ; </w:t>
       </w:r>
-      <w:hyperlink r:id="rId159">
-        <w:r>
-          <w:rPr>
-            <w:lang w:val="fr_FR" w:bidi="fr_FR"/>
-          </w:rPr>
-          <w:rPr>
-            <w:color w:val="0000EE"/>
-            <w:u w:val="single"/>
-          </w:rPr>
-          <w:t>Dt 16.13–15</w:t>
-        </w:r>
-      </w:hyperlink>
+      <w:r>
+        <w:rPr>
+          <w:lang w:val="fr_FR" w:bidi="fr_FR"/>
+        </w:rPr>
+        <w:t>Dt 16.13–15</w:t>
+      </w:r>
       <w:r>
         <w:rPr>
           <w:lang w:val="fr_FR" w:bidi="fr_FR"/>
@@ -8531,18 +7607,12 @@
         </w:rPr>
         <w:t xml:space="preserve">La porte d'Éphraïm : potentiellement située du côté nord de Jérusalem, face au territoire de la tribu d'Éphraïm (voir </w:t>
       </w:r>
-      <w:hyperlink r:id="rId46">
-        <w:r>
-          <w:rPr>
-            <w:lang w:val="fr_FR" w:bidi="fr_FR"/>
-          </w:rPr>
-          <w:rPr>
-            <w:color w:val="0000EE"/>
-            <w:u w:val="single"/>
-          </w:rPr>
-          <w:t>12.39</w:t>
-        </w:r>
-      </w:hyperlink>
+      <w:r>
+        <w:rPr>
+          <w:lang w:val="fr_FR" w:bidi="fr_FR"/>
+        </w:rPr>
+        <w:t>12.39</w:t>
+      </w:r>
       <w:r>
         <w:rPr>
           <w:lang w:val="fr_FR" w:bidi="fr_FR"/>
@@ -8603,108 +7673,72 @@
         </w:rPr>
         <w:t xml:space="preserve"> : bien qu'Israël ait observé cette fête à de nombreuses reprises (</w:t>
       </w:r>
-      <w:hyperlink r:id="rId160">
-        <w:r>
-          <w:rPr>
-            <w:lang w:val="fr_FR" w:bidi="fr_FR"/>
-          </w:rPr>
-          <w:rPr>
-            <w:color w:val="0000EE"/>
-            <w:u w:val="single"/>
-          </w:rPr>
-          <w:t>1R 8.2</w:t>
-        </w:r>
-      </w:hyperlink>
+      <w:r>
+        <w:rPr>
+          <w:lang w:val="fr_FR" w:bidi="fr_FR"/>
+        </w:rPr>
+        <w:t>1R 8.2</w:t>
+      </w:r>
       <w:r>
         <w:rPr>
           <w:lang w:val="fr_FR" w:bidi="fr_FR"/>
         </w:rPr>
         <w:t xml:space="preserve"> ; </w:t>
       </w:r>
-      <w:hyperlink r:id="rId161">
-        <w:r>
-          <w:rPr>
-            <w:lang w:val="fr_FR" w:bidi="fr_FR"/>
-          </w:rPr>
-          <w:rPr>
-            <w:color w:val="0000EE"/>
-            <w:u w:val="single"/>
-          </w:rPr>
-          <w:t>2R 23.22</w:t>
-        </w:r>
-      </w:hyperlink>
+      <w:r>
+        <w:rPr>
+          <w:lang w:val="fr_FR" w:bidi="fr_FR"/>
+        </w:rPr>
+        <w:t>2R 23.22</w:t>
+      </w:r>
       <w:r>
         <w:rPr>
           <w:lang w:val="fr_FR" w:bidi="fr_FR"/>
         </w:rPr>
         <w:t xml:space="preserve"> ; </w:t>
       </w:r>
-      <w:hyperlink r:id="rId162">
-        <w:r>
-          <w:rPr>
-            <w:lang w:val="fr_FR" w:bidi="fr_FR"/>
-          </w:rPr>
-          <w:rPr>
-            <w:color w:val="0000EE"/>
-            <w:u w:val="single"/>
-          </w:rPr>
-          <w:t>2Ch 7.8–10</w:t>
-        </w:r>
-      </w:hyperlink>
+      <w:r>
+        <w:rPr>
+          <w:lang w:val="fr_FR" w:bidi="fr_FR"/>
+        </w:rPr>
+        <w:t>2Ch 7.8–10</w:t>
+      </w:r>
       <w:r>
         <w:rPr>
           <w:lang w:val="fr_FR" w:bidi="fr_FR"/>
         </w:rPr>
         <w:t xml:space="preserve"> ; </w:t>
       </w:r>
-      <w:hyperlink r:id="rId163">
-        <w:r>
-          <w:rPr>
-            <w:lang w:val="fr_FR" w:bidi="fr_FR"/>
-          </w:rPr>
-          <w:rPr>
-            <w:color w:val="0000EE"/>
-            <w:u w:val="single"/>
-          </w:rPr>
-          <w:t>30.26</w:t>
-        </w:r>
-      </w:hyperlink>
+      <w:r>
+        <w:rPr>
+          <w:lang w:val="fr_FR" w:bidi="fr_FR"/>
+        </w:rPr>
+        <w:t>30.26</w:t>
+      </w:r>
       <w:r>
         <w:rPr>
           <w:lang w:val="fr_FR" w:bidi="fr_FR"/>
         </w:rPr>
         <w:t xml:space="preserve"> ; </w:t>
       </w:r>
-      <w:hyperlink r:id="rId164">
-        <w:r>
-          <w:rPr>
-            <w:lang w:val="fr_FR" w:bidi="fr_FR"/>
-          </w:rPr>
-          <w:rPr>
-            <w:color w:val="0000EE"/>
-            <w:u w:val="single"/>
-          </w:rPr>
-          <w:t>35.18</w:t>
-        </w:r>
-      </w:hyperlink>
+      <w:r>
+        <w:rPr>
+          <w:lang w:val="fr_FR" w:bidi="fr_FR"/>
+        </w:rPr>
+        <w:t>35.18</w:t>
+      </w:r>
       <w:r>
         <w:rPr>
           <w:lang w:val="fr_FR" w:bidi="fr_FR"/>
         </w:rPr>
         <w:t xml:space="preserve"> ; </w:t>
       </w:r>
-      <w:hyperlink r:id="rId165">
-        <w:r>
-          <w:rPr>
-            <w:lang w:val="fr_FR" w:bidi="fr_FR"/>
-          </w:rPr>
-          <w:rPr>
-            <w:color w:val="0000EE"/>
-            <w:u w:val="single"/>
-          </w:rPr>
-          <w:t>Esd 3.4</w:t>
-        </w:r>
-      </w:hyperlink>
+      <w:r>
+        <w:rPr>
+          <w:lang w:val="fr_FR" w:bidi="fr_FR"/>
+        </w:rPr>
+        <w:t>Esd 3.4</w:t>
+      </w:r>
       <w:r>
         <w:rPr>
           <w:lang w:val="fr_FR" w:bidi="fr_FR"/>
@@ -8765,18 +7799,12 @@
         </w:rPr>
         <w:t xml:space="preserve"> : la loi devait être lue tous les sept ans lors de la Fête des Tabernacles (</w:t>
       </w:r>
-      <w:hyperlink r:id="rId166">
-        <w:r>
-          <w:rPr>
-            <w:lang w:val="fr_FR" w:bidi="fr_FR"/>
-          </w:rPr>
-          <w:rPr>
-            <w:color w:val="0000EE"/>
-            <w:u w:val="single"/>
-          </w:rPr>
-          <w:t>Dt 31.10–12</w:t>
-        </w:r>
-      </w:hyperlink>
+      <w:r>
+        <w:rPr>
+          <w:lang w:val="fr_FR" w:bidi="fr_FR"/>
+        </w:rPr>
+        <w:t>Dt 31.10–12</w:t>
+      </w:r>
       <w:r>
         <w:rPr>
           <w:lang w:val="fr_FR" w:bidi="fr_FR"/>
@@ -8837,18 +7865,12 @@
         </w:rPr>
         <w:t xml:space="preserve"> : cette phrase pourrait faire allusion au problème des mariages mixtes avec des étrangers, tel qu'il est relaté dans le document </w:t>
       </w:r>
-      <w:hyperlink r:id="rId167">
-        <w:r>
-          <w:rPr>
-            <w:lang w:val="fr_FR" w:bidi="fr_FR"/>
-          </w:rPr>
-          <w:rPr>
-            <w:color w:val="0000EE"/>
-            <w:u w:val="single"/>
-          </w:rPr>
-          <w:t>Esd 9–10</w:t>
-        </w:r>
-      </w:hyperlink>
+      <w:r>
+        <w:rPr>
+          <w:lang w:val="fr_FR" w:bidi="fr_FR"/>
+        </w:rPr>
+        <w:t>Esd 9–10</w:t>
+      </w:r>
       <w:r>
         <w:rPr>
           <w:lang w:val="fr_FR" w:bidi="fr_FR"/>
@@ -8903,54 +7925,36 @@
         </w:rPr>
         <w:t xml:space="preserve">Ils confessent leurs péchés après avoir entendu la parole de Dieu (cf. </w:t>
       </w:r>
-      <w:hyperlink r:id="rId168">
-        <w:r>
-          <w:rPr>
-            <w:lang w:val="fr_FR" w:bidi="fr_FR"/>
-          </w:rPr>
-          <w:rPr>
-            <w:color w:val="0000EE"/>
-            <w:u w:val="single"/>
-          </w:rPr>
-          <w:t>8.1–9</w:t>
-        </w:r>
-      </w:hyperlink>
+      <w:r>
+        <w:rPr>
+          <w:lang w:val="fr_FR" w:bidi="fr_FR"/>
+        </w:rPr>
+        <w:t>8.1–9</w:t>
+      </w:r>
       <w:r>
         <w:rPr>
           <w:lang w:val="fr_FR" w:bidi="fr_FR"/>
         </w:rPr>
         <w:t xml:space="preserve">, </w:t>
       </w:r>
-      <w:hyperlink r:id="rId169">
-        <w:r>
-          <w:rPr>
-            <w:lang w:val="fr_FR" w:bidi="fr_FR"/>
-          </w:rPr>
-          <w:rPr>
-            <w:color w:val="0000EE"/>
-            <w:u w:val="single"/>
-          </w:rPr>
-          <w:t>13–14</w:t>
-        </w:r>
-      </w:hyperlink>
+      <w:r>
+        <w:rPr>
+          <w:lang w:val="fr_FR" w:bidi="fr_FR"/>
+        </w:rPr>
+        <w:t>13–14</w:t>
+      </w:r>
       <w:r>
         <w:rPr>
           <w:lang w:val="fr_FR" w:bidi="fr_FR"/>
         </w:rPr>
         <w:t xml:space="preserve">, </w:t>
       </w:r>
-      <w:hyperlink r:id="rId170">
-        <w:r>
-          <w:rPr>
-            <w:lang w:val="fr_FR" w:bidi="fr_FR"/>
-          </w:rPr>
-          <w:rPr>
-            <w:color w:val="0000EE"/>
-            <w:u w:val="single"/>
-          </w:rPr>
-          <w:t>18</w:t>
-        </w:r>
-      </w:hyperlink>
+      <w:r>
+        <w:rPr>
+          <w:lang w:val="fr_FR" w:bidi="fr_FR"/>
+        </w:rPr>
+        <w:t>18</w:t>
+      </w:r>
       <w:r>
         <w:rPr>
           <w:lang w:val="fr_FR" w:bidi="fr_FR"/>
@@ -9053,36 +8057,24 @@
         </w:rPr>
         <w:t xml:space="preserve">Cette longue prière confesse les péchés de la nation et loue Dieu pour sa compassion tout au long de l'histoire (cf. </w:t>
       </w:r>
-      <w:hyperlink r:id="rId171">
-        <w:r>
-          <w:rPr>
-            <w:lang w:val="fr_FR" w:bidi="fr_FR"/>
-          </w:rPr>
-          <w:rPr>
-            <w:color w:val="0000EE"/>
-            <w:u w:val="single"/>
-          </w:rPr>
-          <w:t>Ps 105–106</w:t>
-        </w:r>
-      </w:hyperlink>
+      <w:r>
+        <w:rPr>
+          <w:lang w:val="fr_FR" w:bidi="fr_FR"/>
+        </w:rPr>
+        <w:t>Ps 105–106</w:t>
+      </w:r>
       <w:r>
         <w:rPr>
           <w:lang w:val="fr_FR" w:bidi="fr_FR"/>
         </w:rPr>
         <w:t xml:space="preserve"> ; </w:t>
       </w:r>
-      <w:hyperlink r:id="rId172">
-        <w:r>
-          <w:rPr>
-            <w:lang w:val="fr_FR" w:bidi="fr_FR"/>
-          </w:rPr>
-          <w:rPr>
-            <w:color w:val="0000EE"/>
-            <w:u w:val="single"/>
-          </w:rPr>
-          <w:t>135–136</w:t>
-        </w:r>
-      </w:hyperlink>
+      <w:r>
+        <w:rPr>
+          <w:lang w:val="fr_FR" w:bidi="fr_FR"/>
+        </w:rPr>
+        <w:t>135–136</w:t>
+      </w:r>
       <w:r>
         <w:rPr>
           <w:lang w:val="fr_FR" w:bidi="fr_FR"/>
@@ -9137,108 +8129,72 @@
         </w:rPr>
         <w:t>La façon dont Dieu a traité avec Abraham— il l'a appelé (</w:t>
       </w:r>
-      <w:hyperlink r:id="rId173">
-        <w:r>
-          <w:rPr>
-            <w:lang w:val="fr_FR" w:bidi="fr_FR"/>
-          </w:rPr>
-          <w:rPr>
-            <w:color w:val="0000EE"/>
-            <w:u w:val="single"/>
-          </w:rPr>
-          <w:t>Gn 12.1–3 ;</w:t>
-        </w:r>
-      </w:hyperlink>
+      <w:r>
+        <w:rPr>
+          <w:lang w:val="fr_FR" w:bidi="fr_FR"/>
+        </w:rPr>
+        <w:t>Gn 12.1–3 ;</w:t>
+      </w:r>
       <w:r>
         <w:rPr>
           <w:lang w:val="fr_FR" w:bidi="fr_FR"/>
         </w:rPr>
         <w:t xml:space="preserve"> </w:t>
       </w:r>
-      <w:hyperlink r:id="rId174">
-        <w:r>
-          <w:rPr>
-            <w:lang w:val="fr_FR" w:bidi="fr_FR"/>
-          </w:rPr>
-          <w:rPr>
-            <w:color w:val="0000EE"/>
-            <w:u w:val="single"/>
-          </w:rPr>
-          <w:t>15.7</w:t>
-        </w:r>
-      </w:hyperlink>
+      <w:r>
+        <w:rPr>
+          <w:lang w:val="fr_FR" w:bidi="fr_FR"/>
+        </w:rPr>
+        <w:t>15.7</w:t>
+      </w:r>
       <w:r>
         <w:rPr>
           <w:lang w:val="fr_FR" w:bidi="fr_FR"/>
         </w:rPr>
         <w:t>), lui a donné un nouveau nom et une nouvelle identité (</w:t>
       </w:r>
-      <w:hyperlink r:id="rId175">
-        <w:r>
-          <w:rPr>
-            <w:lang w:val="fr_FR" w:bidi="fr_FR"/>
-          </w:rPr>
-          <w:rPr>
-            <w:color w:val="0000EE"/>
-            <w:u w:val="single"/>
-          </w:rPr>
-          <w:t>Gn 17.5</w:t>
-        </w:r>
-      </w:hyperlink>
+      <w:r>
+        <w:rPr>
+          <w:lang w:val="fr_FR" w:bidi="fr_FR"/>
+        </w:rPr>
+        <w:t>Gn 17.5</w:t>
+      </w:r>
       <w:r>
         <w:rPr>
           <w:lang w:val="fr_FR" w:bidi="fr_FR"/>
         </w:rPr>
         <w:t>), a établi une alliance avec lui (</w:t>
       </w:r>
-      <w:hyperlink r:id="rId176">
-        <w:r>
-          <w:rPr>
-            <w:lang w:val="fr_FR" w:bidi="fr_FR"/>
-          </w:rPr>
-          <w:rPr>
-            <w:color w:val="0000EE"/>
-            <w:u w:val="single"/>
-          </w:rPr>
-          <w:t>Gn 15.6–21 ;</w:t>
-        </w:r>
-      </w:hyperlink>
+      <w:r>
+        <w:rPr>
+          <w:lang w:val="fr_FR" w:bidi="fr_FR"/>
+        </w:rPr>
+        <w:t>Gn 15.6–21 ;</w:t>
+      </w:r>
       <w:r>
         <w:rPr>
           <w:lang w:val="fr_FR" w:bidi="fr_FR"/>
         </w:rPr>
         <w:t xml:space="preserve"> </w:t>
       </w:r>
-      <w:hyperlink r:id="rId177">
-        <w:r>
-          <w:rPr>
-            <w:lang w:val="fr_FR" w:bidi="fr_FR"/>
-          </w:rPr>
-          <w:rPr>
-            <w:color w:val="0000EE"/>
-            <w:u w:val="single"/>
-          </w:rPr>
-          <w:t>17.4–5</w:t>
-        </w:r>
-      </w:hyperlink>
+      <w:r>
+        <w:rPr>
+          <w:lang w:val="fr_FR" w:bidi="fr_FR"/>
+        </w:rPr>
+        <w:t>17.4–5</w:t>
+      </w:r>
       <w:r>
         <w:rPr>
           <w:lang w:val="fr_FR" w:bidi="fr_FR"/>
         </w:rPr>
         <w:t>), et a accompli ses promesses de lui donner une terre et des descendants (</w:t>
       </w:r>
-      <w:hyperlink r:id="rId178">
-        <w:r>
-          <w:rPr>
-            <w:lang w:val="fr_FR" w:bidi="fr_FR"/>
-          </w:rPr>
-          <w:rPr>
-            <w:color w:val="0000EE"/>
-            <w:u w:val="single"/>
-          </w:rPr>
-          <w:t>Gn 15.18–21</w:t>
-        </w:r>
-      </w:hyperlink>
+      <w:r>
+        <w:rPr>
+          <w:lang w:val="fr_FR" w:bidi="fr_FR"/>
+        </w:rPr>
+        <w:t>Gn 15.18–21</w:t>
+      </w:r>
       <w:r>
         <w:rPr>
           <w:lang w:val="fr_FR" w:bidi="fr_FR"/>
@@ -9293,72 +8249,48 @@
         </w:rPr>
         <w:t>Dieu a été attentif à la souffrance de son peuple sous la domination étrangère (</w:t>
       </w:r>
-      <w:hyperlink r:id="rId179">
-        <w:r>
-          <w:rPr>
-            <w:lang w:val="fr_FR" w:bidi="fr_FR"/>
-          </w:rPr>
-          <w:rPr>
-            <w:color w:val="0000EE"/>
-            <w:u w:val="single"/>
-          </w:rPr>
-          <w:t>Ex 2.23–25</w:t>
-        </w:r>
-      </w:hyperlink>
+      <w:r>
+        <w:rPr>
+          <w:lang w:val="fr_FR" w:bidi="fr_FR"/>
+        </w:rPr>
+        <w:t>Ex 2.23–25</w:t>
+      </w:r>
       <w:r>
         <w:rPr>
           <w:lang w:val="fr_FR" w:bidi="fr_FR"/>
         </w:rPr>
         <w:t xml:space="preserve"> ; </w:t>
       </w:r>
-      <w:hyperlink r:id="rId180">
-        <w:r>
-          <w:rPr>
-            <w:lang w:val="fr_FR" w:bidi="fr_FR"/>
-          </w:rPr>
-          <w:rPr>
-            <w:color w:val="0000EE"/>
-            <w:u w:val="single"/>
-          </w:rPr>
-          <w:t>3.7</w:t>
-        </w:r>
-      </w:hyperlink>
+      <w:r>
+        <w:rPr>
+          <w:lang w:val="fr_FR" w:bidi="fr_FR"/>
+        </w:rPr>
+        <w:t>3.7</w:t>
+      </w:r>
       <w:r>
         <w:rPr>
           <w:lang w:val="fr_FR" w:bidi="fr_FR"/>
         </w:rPr>
         <w:t xml:space="preserve"> ; </w:t>
       </w:r>
-      <w:hyperlink r:id="rId181">
-        <w:r>
-          <w:rPr>
-            <w:lang w:val="fr_FR" w:bidi="fr_FR"/>
-          </w:rPr>
-          <w:rPr>
-            <w:color w:val="0000EE"/>
-            <w:u w:val="single"/>
-          </w:rPr>
-          <w:t>14.10–14</w:t>
-        </w:r>
-      </w:hyperlink>
+      <w:r>
+        <w:rPr>
+          <w:lang w:val="fr_FR" w:bidi="fr_FR"/>
+        </w:rPr>
+        <w:t>14.10–14</w:t>
+      </w:r>
       <w:r>
         <w:rPr>
           <w:lang w:val="fr_FR" w:bidi="fr_FR"/>
         </w:rPr>
         <w:t>), une situation semblable à celle dans laquelle il se trouve à ce moment. (</w:t>
       </w:r>
-      <w:hyperlink r:id="rId182">
-        <w:r>
-          <w:rPr>
-            <w:lang w:val="fr_FR" w:bidi="fr_FR"/>
-          </w:rPr>
-          <w:rPr>
-            <w:color w:val="0000EE"/>
-            <w:u w:val="single"/>
-          </w:rPr>
-          <w:t>Né 9.32–37</w:t>
-        </w:r>
-      </w:hyperlink>
+      <w:r>
+        <w:rPr>
+          <w:lang w:val="fr_FR" w:bidi="fr_FR"/>
+        </w:rPr>
+        <w:t>Né 9.32–37</w:t>
+      </w:r>
       <w:r>
         <w:rPr>
           <w:lang w:val="fr_FR" w:bidi="fr_FR"/>
@@ -9419,54 +8351,36 @@
         </w:rPr>
         <w:t xml:space="preserve"> : durant l'Exode, Dieu a démontré son caractère en envoyant des fléaux, en ouvrant la mer et en écrasant l'armée égyptienne orgueilleuse (</w:t>
       </w:r>
-      <w:hyperlink r:id="rId183">
-        <w:r>
-          <w:rPr>
-            <w:lang w:val="fr_FR" w:bidi="fr_FR"/>
-          </w:rPr>
-          <w:rPr>
-            <w:color w:val="0000EE"/>
-            <w:u w:val="single"/>
-          </w:rPr>
-          <w:t>Ex 15.5</w:t>
-        </w:r>
-      </w:hyperlink>
+      <w:r>
+        <w:rPr>
+          <w:lang w:val="fr_FR" w:bidi="fr_FR"/>
+        </w:rPr>
+        <w:t>Ex 15.5</w:t>
+      </w:r>
       <w:r>
         <w:rPr>
           <w:lang w:val="fr_FR" w:bidi="fr_FR"/>
         </w:rPr>
         <w:t xml:space="preserve">, </w:t>
       </w:r>
-      <w:hyperlink r:id="rId184">
-        <w:r>
-          <w:rPr>
-            <w:lang w:val="fr_FR" w:bidi="fr_FR"/>
-          </w:rPr>
-          <w:rPr>
-            <w:color w:val="0000EE"/>
-            <w:u w:val="single"/>
-          </w:rPr>
-          <w:t>9–10</w:t>
-        </w:r>
-      </w:hyperlink>
+      <w:r>
+        <w:rPr>
+          <w:lang w:val="fr_FR" w:bidi="fr_FR"/>
+        </w:rPr>
+        <w:t>9–10</w:t>
+      </w:r>
       <w:r>
         <w:rPr>
           <w:lang w:val="fr_FR" w:bidi="fr_FR"/>
         </w:rPr>
         <w:t xml:space="preserve">, </w:t>
       </w:r>
-      <w:hyperlink r:id="rId185">
-        <w:r>
-          <w:rPr>
-            <w:lang w:val="fr_FR" w:bidi="fr_FR"/>
-          </w:rPr>
-          <w:rPr>
-            <w:color w:val="0000EE"/>
-            <w:u w:val="single"/>
-          </w:rPr>
-          <w:t>19</w:t>
-        </w:r>
-      </w:hyperlink>
+      <w:r>
+        <w:rPr>
+          <w:lang w:val="fr_FR" w:bidi="fr_FR"/>
+        </w:rPr>
+        <w:t>19</w:t>
+      </w:r>
       <w:r>
         <w:rPr>
           <w:lang w:val="fr_FR" w:bidi="fr_FR"/>
@@ -9521,162 +8435,108 @@
         </w:rPr>
         <w:t>Cette prière rappelle au peuple comment Dieu les a dirigés de manière miraculeuse dans le désert (</w:t>
       </w:r>
-      <w:hyperlink r:id="rId186">
-        <w:r>
-          <w:rPr>
-            <w:lang w:val="fr_FR" w:bidi="fr_FR"/>
-          </w:rPr>
-          <w:rPr>
-            <w:color w:val="0000EE"/>
-            <w:u w:val="single"/>
-          </w:rPr>
-          <w:t>Ex 13.21–22</w:t>
-        </w:r>
-      </w:hyperlink>
+      <w:r>
+        <w:rPr>
+          <w:lang w:val="fr_FR" w:bidi="fr_FR"/>
+        </w:rPr>
+        <w:t>Ex 13.21–22</w:t>
+      </w:r>
       <w:r>
         <w:rPr>
           <w:lang w:val="fr_FR" w:bidi="fr_FR"/>
         </w:rPr>
         <w:t xml:space="preserve">), comment il leur est apparu personnellement au mont Sinaï pour révéler les lois de l'alliance par l'intermédiaire de Moïse (voir </w:t>
       </w:r>
-      <w:hyperlink r:id="rId187">
-        <w:r>
-          <w:rPr>
-            <w:lang w:val="fr_FR" w:bidi="fr_FR"/>
-          </w:rPr>
-          <w:rPr>
-            <w:color w:val="0000EE"/>
-            <w:u w:val="single"/>
-          </w:rPr>
-          <w:t>Ex 19–20</w:t>
-        </w:r>
-      </w:hyperlink>
+      <w:r>
+        <w:rPr>
+          <w:lang w:val="fr_FR" w:bidi="fr_FR"/>
+        </w:rPr>
+        <w:t>Ex 19–20</w:t>
+      </w:r>
       <w:r>
         <w:rPr>
           <w:lang w:val="fr_FR" w:bidi="fr_FR"/>
         </w:rPr>
         <w:t xml:space="preserve">), et sa fidélité en pourvoyant du pain et de l'eau (voir </w:t>
       </w:r>
-      <w:hyperlink r:id="rId188">
-        <w:r>
-          <w:rPr>
-            <w:lang w:val="fr_FR" w:bidi="fr_FR"/>
-          </w:rPr>
-          <w:rPr>
-            <w:color w:val="0000EE"/>
-            <w:u w:val="single"/>
-          </w:rPr>
-          <w:t>Ex 16.4</w:t>
-        </w:r>
-      </w:hyperlink>
+      <w:r>
+        <w:rPr>
+          <w:lang w:val="fr_FR" w:bidi="fr_FR"/>
+        </w:rPr>
+        <w:t>Ex 16.4</w:t>
+      </w:r>
       <w:r>
         <w:rPr>
           <w:lang w:val="fr_FR" w:bidi="fr_FR"/>
         </w:rPr>
         <w:t xml:space="preserve"> ; </w:t>
       </w:r>
-      <w:hyperlink r:id="rId189">
-        <w:r>
-          <w:rPr>
-            <w:lang w:val="fr_FR" w:bidi="fr_FR"/>
-          </w:rPr>
-          <w:rPr>
-            <w:color w:val="0000EE"/>
-            <w:u w:val="single"/>
-          </w:rPr>
-          <w:t>17.1–6</w:t>
-        </w:r>
-      </w:hyperlink>
+      <w:r>
+        <w:rPr>
+          <w:lang w:val="fr_FR" w:bidi="fr_FR"/>
+        </w:rPr>
+        <w:t>17.1–6</w:t>
+      </w:r>
       <w:r>
         <w:rPr>
           <w:lang w:val="fr_FR" w:bidi="fr_FR"/>
         </w:rPr>
         <w:t xml:space="preserve">). Malgré tout cela, les ancêtres d'Israël ont été arrogants et obstinés et ont refusé d'obéir (voir </w:t>
       </w:r>
-      <w:hyperlink r:id="rId190">
-        <w:r>
-          <w:rPr>
-            <w:lang w:val="fr_FR" w:bidi="fr_FR"/>
-          </w:rPr>
-          <w:rPr>
-            <w:color w:val="0000EE"/>
-            <w:u w:val="single"/>
-          </w:rPr>
-          <w:t>Ex 32</w:t>
-        </w:r>
-      </w:hyperlink>
+      <w:r>
+        <w:rPr>
+          <w:lang w:val="fr_FR" w:bidi="fr_FR"/>
+        </w:rPr>
+        <w:t>Ex 32</w:t>
+      </w:r>
       <w:r>
         <w:rPr>
           <w:lang w:val="fr_FR" w:bidi="fr_FR"/>
         </w:rPr>
         <w:t xml:space="preserve"> ; </w:t>
       </w:r>
-      <w:hyperlink r:id="rId191">
-        <w:r>
-          <w:rPr>
-            <w:lang w:val="fr_FR" w:bidi="fr_FR"/>
-          </w:rPr>
-          <w:rPr>
-            <w:color w:val="0000EE"/>
-            <w:u w:val="single"/>
-          </w:rPr>
-          <w:t>Nb 14.4</w:t>
-        </w:r>
-      </w:hyperlink>
+      <w:r>
+        <w:rPr>
+          <w:lang w:val="fr_FR" w:bidi="fr_FR"/>
+        </w:rPr>
+        <w:t>Nb 14.4</w:t>
+      </w:r>
       <w:r>
         <w:rPr>
           <w:lang w:val="fr_FR" w:bidi="fr_FR"/>
         </w:rPr>
         <w:t xml:space="preserve">). Pourtant, dans sa grâce, Dieu est resté fidèle, plein de compassion (voir </w:t>
       </w:r>
-      <w:hyperlink r:id="rId192">
-        <w:r>
-          <w:rPr>
-            <w:lang w:val="fr_FR" w:bidi="fr_FR"/>
-          </w:rPr>
-          <w:rPr>
-            <w:color w:val="0000EE"/>
-            <w:u w:val="single"/>
-          </w:rPr>
-          <w:t>Ex 34.6</w:t>
-        </w:r>
-      </w:hyperlink>
+      <w:r>
+        <w:rPr>
+          <w:lang w:val="fr_FR" w:bidi="fr_FR"/>
+        </w:rPr>
+        <w:t>Ex 34.6</w:t>
+      </w:r>
       <w:r>
         <w:rPr>
           <w:lang w:val="fr_FR" w:bidi="fr_FR"/>
         </w:rPr>
         <w:t xml:space="preserve">) et les a dirigés et enseignés par son Esprit (cf. </w:t>
       </w:r>
-      <w:hyperlink r:id="rId193">
-        <w:r>
-          <w:rPr>
-            <w:lang w:val="fr_FR" w:bidi="fr_FR"/>
-          </w:rPr>
-          <w:rPr>
-            <w:color w:val="0000EE"/>
-            <w:u w:val="single"/>
-          </w:rPr>
-          <w:t>Ex 33.2</w:t>
-        </w:r>
-      </w:hyperlink>
+      <w:r>
+        <w:rPr>
+          <w:lang w:val="fr_FR" w:bidi="fr_FR"/>
+        </w:rPr>
+        <w:t>Ex 33.2</w:t>
+      </w:r>
       <w:r>
         <w:rPr>
           <w:lang w:val="fr_FR" w:bidi="fr_FR"/>
         </w:rPr>
         <w:t xml:space="preserve"> ; </w:t>
       </w:r>
-      <w:hyperlink r:id="rId194">
-        <w:r>
-          <w:rPr>
-            <w:lang w:val="fr_FR" w:bidi="fr_FR"/>
-          </w:rPr>
-          <w:rPr>
-            <w:color w:val="0000EE"/>
-            <w:u w:val="single"/>
-          </w:rPr>
-          <w:t>Nb 11.17</w:t>
-        </w:r>
-      </w:hyperlink>
+      <w:r>
+        <w:rPr>
+          <w:lang w:val="fr_FR" w:bidi="fr_FR"/>
+        </w:rPr>
+        <w:t>Nb 11.17</w:t>
+      </w:r>
       <w:r>
         <w:rPr>
           <w:lang w:val="fr_FR" w:bidi="fr_FR"/>
@@ -9731,18 +8591,12 @@
         </w:rPr>
         <w:t xml:space="preserve">tu les livras entre leurs mains : Voir </w:t>
       </w:r>
-      <w:hyperlink r:id="rId195">
-        <w:r>
-          <w:rPr>
-            <w:lang w:val="fr_FR" w:bidi="fr_FR"/>
-          </w:rPr>
-          <w:rPr>
-            <w:color w:val="0000EE"/>
-            <w:u w:val="single"/>
-          </w:rPr>
-          <w:t>Jos 6–12</w:t>
-        </w:r>
-      </w:hyperlink>
+      <w:r>
+        <w:rPr>
+          <w:lang w:val="fr_FR" w:bidi="fr_FR"/>
+        </w:rPr>
+        <w:t>Jos 6–12</w:t>
+      </w:r>
       <w:r>
         <w:rPr>
           <w:lang w:val="fr_FR" w:bidi="fr_FR"/>
@@ -9797,36 +8651,24 @@
         </w:rPr>
         <w:t xml:space="preserve">Voir </w:t>
       </w:r>
-      <w:hyperlink r:id="rId196">
-        <w:r>
-          <w:rPr>
-            <w:lang w:val="fr_FR" w:bidi="fr_FR"/>
-          </w:rPr>
-          <w:rPr>
-            <w:color w:val="0000EE"/>
-            <w:u w:val="single"/>
-          </w:rPr>
-          <w:t>Dt 6.10–11</w:t>
-        </w:r>
-      </w:hyperlink>
+      <w:r>
+        <w:rPr>
+          <w:lang w:val="fr_FR" w:bidi="fr_FR"/>
+        </w:rPr>
+        <w:t>Dt 6.10–11</w:t>
+      </w:r>
       <w:r>
         <w:rPr>
           <w:lang w:val="fr_FR" w:bidi="fr_FR"/>
         </w:rPr>
         <w:t xml:space="preserve"> ; </w:t>
       </w:r>
-      <w:hyperlink r:id="rId197">
-        <w:r>
-          <w:rPr>
-            <w:lang w:val="fr_FR" w:bidi="fr_FR"/>
-          </w:rPr>
-          <w:rPr>
-            <w:color w:val="0000EE"/>
-            <w:u w:val="single"/>
-          </w:rPr>
-          <w:t>8.6–10</w:t>
-        </w:r>
-      </w:hyperlink>
+      <w:r>
+        <w:rPr>
+          <w:lang w:val="fr_FR" w:bidi="fr_FR"/>
+        </w:rPr>
+        <w:t>8.6–10</w:t>
+      </w:r>
       <w:r>
         <w:rPr>
           <w:lang w:val="fr_FR" w:bidi="fr_FR"/>
@@ -9845,18 +8687,12 @@
         </w:rPr>
         <w:t xml:space="preserve">: la prospérité a eu des conséquences néfastes sur leur santé spirituelle (voir </w:t>
       </w:r>
-      <w:hyperlink r:id="rId198">
-        <w:r>
-          <w:rPr>
-            <w:lang w:val="fr_FR" w:bidi="fr_FR"/>
-          </w:rPr>
-          <w:rPr>
-            <w:color w:val="0000EE"/>
-            <w:u w:val="single"/>
-          </w:rPr>
-          <w:t>Dt 8.11–20</w:t>
-        </w:r>
-      </w:hyperlink>
+      <w:r>
+        <w:rPr>
+          <w:lang w:val="fr_FR" w:bidi="fr_FR"/>
+        </w:rPr>
+        <w:t>Dt 8.11–20</w:t>
+      </w:r>
       <w:r>
         <w:rPr>
           <w:lang w:val="fr_FR" w:bidi="fr_FR"/>
@@ -9911,18 +8747,12 @@
         </w:rPr>
         <w:t xml:space="preserve">Cette prière raconte le motif qui se répète tout au long du livre des Juges (voir </w:t>
       </w:r>
-      <w:hyperlink r:id="rId199">
-        <w:r>
-          <w:rPr>
-            <w:lang w:val="fr_FR" w:bidi="fr_FR"/>
-          </w:rPr>
-          <w:rPr>
-            <w:color w:val="0000EE"/>
-            <w:u w:val="single"/>
-          </w:rPr>
-          <w:t>Jg 2.11–23</w:t>
-        </w:r>
-      </w:hyperlink>
+      <w:r>
+        <w:rPr>
+          <w:lang w:val="fr_FR" w:bidi="fr_FR"/>
+        </w:rPr>
+        <w:t>Jg 2.11–23</w:t>
+      </w:r>
       <w:r>
         <w:rPr>
           <w:lang w:val="fr_FR" w:bidi="fr_FR"/>
@@ -9977,54 +8807,36 @@
         </w:rPr>
         <w:t>Le peuple ne s'est pas laissé instruire par les erreurs commises à l'époque des juges (</w:t>
       </w:r>
-      <w:hyperlink r:id="rId200">
-        <w:r>
-          <w:rPr>
-            <w:lang w:val="fr_FR" w:bidi="fr_FR"/>
-          </w:rPr>
-          <w:rPr>
-            <w:color w:val="0000EE"/>
-            <w:u w:val="single"/>
-          </w:rPr>
-          <w:t>9.26–27</w:t>
-        </w:r>
-      </w:hyperlink>
+      <w:r>
+        <w:rPr>
+          <w:lang w:val="fr_FR" w:bidi="fr_FR"/>
+        </w:rPr>
+        <w:t>9.26–27</w:t>
+      </w:r>
       <w:r>
         <w:rPr>
           <w:lang w:val="fr_FR" w:bidi="fr_FR"/>
         </w:rPr>
         <w:t xml:space="preserve">), et le même schéma de désobéissance est apparu pendant la monarchie suivante (cf. </w:t>
       </w:r>
-      <w:hyperlink r:id="rId201">
-        <w:r>
-          <w:rPr>
-            <w:lang w:val="fr_FR" w:bidi="fr_FR"/>
-          </w:rPr>
-          <w:rPr>
-            <w:color w:val="0000EE"/>
-            <w:u w:val="single"/>
-          </w:rPr>
-          <w:t>2R 17</w:t>
-        </w:r>
-      </w:hyperlink>
+      <w:r>
+        <w:rPr>
+          <w:lang w:val="fr_FR" w:bidi="fr_FR"/>
+        </w:rPr>
+        <w:t>2R 17</w:t>
+      </w:r>
       <w:r>
         <w:rPr>
           <w:lang w:val="fr_FR" w:bidi="fr_FR"/>
         </w:rPr>
         <w:t>). Malgré la désobéissance persistante de la nation (</w:t>
       </w:r>
-      <w:hyperlink r:id="rId202">
-        <w:r>
-          <w:rPr>
-            <w:lang w:val="fr_FR" w:bidi="fr_FR"/>
-          </w:rPr>
-          <w:rPr>
-            <w:color w:val="0000EE"/>
-            <w:u w:val="single"/>
-          </w:rPr>
-          <w:t>Né 9.29</w:t>
-        </w:r>
-      </w:hyperlink>
+      <w:r>
+        <w:rPr>
+          <w:lang w:val="fr_FR" w:bidi="fr_FR"/>
+        </w:rPr>
+        <w:t>Né 9.29</w:t>
+      </w:r>
       <w:r>
         <w:rPr>
           <w:lang w:val="fr_FR" w:bidi="fr_FR"/>
@@ -10079,54 +8891,36 @@
         </w:rPr>
         <w:t>Et maintenant : la prière se tourne vers la situation actuelle, suppliant le grand Dieu — dont l'amour est infaillible — de continuer à aimer et à faire preuve de miséricorde envers son peuple dans la situation difficile où il se trouve actuellement(</w:t>
       </w:r>
-      <w:hyperlink r:id="rId140">
-        <w:r>
-          <w:rPr>
-            <w:lang w:val="fr_FR" w:bidi="fr_FR"/>
-          </w:rPr>
-          <w:rPr>
-            <w:color w:val="0000EE"/>
-            <w:u w:val="single"/>
-          </w:rPr>
-          <w:t>9.32</w:t>
-        </w:r>
-      </w:hyperlink>
+      <w:r>
+        <w:rPr>
+          <w:lang w:val="fr_FR" w:bidi="fr_FR"/>
+        </w:rPr>
+        <w:t>9.32</w:t>
+      </w:r>
       <w:r>
         <w:rPr>
           <w:lang w:val="fr_FR" w:bidi="fr_FR"/>
         </w:rPr>
         <w:t>). Les chefs reconnaissent que Dieu a fait preuve de justice en les punissant pour leurs péchés (</w:t>
       </w:r>
-      <w:hyperlink r:id="rId203">
-        <w:r>
-          <w:rPr>
-            <w:lang w:val="fr_FR" w:bidi="fr_FR"/>
-          </w:rPr>
-          <w:rPr>
-            <w:color w:val="0000EE"/>
-            <w:u w:val="single"/>
-          </w:rPr>
-          <w:t>9.33–35</w:t>
-        </w:r>
-      </w:hyperlink>
+      <w:r>
+        <w:rPr>
+          <w:lang w:val="fr_FR" w:bidi="fr_FR"/>
+        </w:rPr>
+        <w:t>9.33–35</w:t>
+      </w:r>
       <w:r>
         <w:rPr>
           <w:lang w:val="fr_FR" w:bidi="fr_FR"/>
         </w:rPr>
         <w:t>), et ils déplorent leur asservissement sous les Perses (</w:t>
       </w:r>
-      <w:hyperlink r:id="rId204">
-        <w:r>
-          <w:rPr>
-            <w:lang w:val="fr_FR" w:bidi="fr_FR"/>
-          </w:rPr>
-          <w:rPr>
-            <w:color w:val="0000EE"/>
-            <w:u w:val="single"/>
-          </w:rPr>
-          <w:t>9.36–37</w:t>
-        </w:r>
-      </w:hyperlink>
+      <w:r>
+        <w:rPr>
+          <w:lang w:val="fr_FR" w:bidi="fr_FR"/>
+        </w:rPr>
+        <w:t>9.36–37</w:t>
+      </w:r>
       <w:r>
         <w:rPr>
           <w:lang w:val="fr_FR" w:bidi="fr_FR"/>
@@ -10248,36 +9042,24 @@
         </w:rPr>
         <w:t xml:space="preserve"> manifestant leur accord avec la prière, renouvellent leur dévouement à Dieu et à sa parole. Ils signent leurs noms pour indiquer leur engagement (</w:t>
       </w:r>
-      <w:hyperlink r:id="rId205">
-        <w:r>
-          <w:rPr>
-            <w:lang w:val="fr_FR" w:bidi="fr_FR"/>
-          </w:rPr>
-          <w:rPr>
-            <w:color w:val="0000EE"/>
-            <w:u w:val="single"/>
-          </w:rPr>
-          <w:t>9.38–10.27</w:t>
-        </w:r>
-      </w:hyperlink>
+      <w:r>
+        <w:rPr>
+          <w:lang w:val="fr_FR" w:bidi="fr_FR"/>
+        </w:rPr>
+        <w:t>9.38–10.27</w:t>
+      </w:r>
       <w:r>
         <w:rPr>
           <w:lang w:val="fr_FR" w:bidi="fr_FR"/>
         </w:rPr>
         <w:t>) et prêtent serment de respecter l'alliance (</w:t>
       </w:r>
-      <w:hyperlink r:id="rId206">
-        <w:r>
-          <w:rPr>
-            <w:lang w:val="fr_FR" w:bidi="fr_FR"/>
-          </w:rPr>
-          <w:rPr>
-            <w:color w:val="0000EE"/>
-            <w:u w:val="single"/>
-          </w:rPr>
-          <w:t>10.28–39</w:t>
-        </w:r>
-      </w:hyperlink>
+      <w:r>
+        <w:rPr>
+          <w:lang w:val="fr_FR" w:bidi="fr_FR"/>
+        </w:rPr>
+        <w:t>10.28–39</w:t>
+      </w:r>
       <w:r>
         <w:rPr>
           <w:lang w:val="fr_FR" w:bidi="fr_FR"/>
@@ -10332,144 +9114,96 @@
         </w:rPr>
         <w:t>La liste de quatre-vingt-quatre noms inclut le gouverneur : Néhémie (</w:t>
       </w:r>
-      <w:hyperlink r:id="rId207">
-        <w:r>
-          <w:rPr>
-            <w:lang w:val="fr_FR" w:bidi="fr_FR"/>
-          </w:rPr>
-          <w:rPr>
-            <w:color w:val="0000EE"/>
-            <w:u w:val="single"/>
-          </w:rPr>
-          <w:t>10.1</w:t>
-        </w:r>
-      </w:hyperlink>
+      <w:r>
+        <w:rPr>
+          <w:lang w:val="fr_FR" w:bidi="fr_FR"/>
+        </w:rPr>
+        <w:t>10.1</w:t>
+      </w:r>
       <w:r>
         <w:rPr>
           <w:lang w:val="fr_FR" w:bidi="fr_FR"/>
         </w:rPr>
         <w:t>), et un groupe de prêtres (</w:t>
       </w:r>
-      <w:hyperlink r:id="rId208">
-        <w:r>
-          <w:rPr>
-            <w:lang w:val="fr_FR" w:bidi="fr_FR"/>
-          </w:rPr>
-          <w:rPr>
-            <w:color w:val="0000EE"/>
-            <w:u w:val="single"/>
-          </w:rPr>
-          <w:t>10.2–8</w:t>
-        </w:r>
-      </w:hyperlink>
+      <w:r>
+        <w:rPr>
+          <w:lang w:val="fr_FR" w:bidi="fr_FR"/>
+        </w:rPr>
+        <w:t>10.2–8</w:t>
+      </w:r>
       <w:r>
         <w:rPr>
           <w:lang w:val="fr_FR" w:bidi="fr_FR"/>
         </w:rPr>
         <w:t xml:space="preserve"> ; cf. </w:t>
       </w:r>
-      <w:hyperlink r:id="rId209">
-        <w:r>
-          <w:rPr>
-            <w:lang w:val="fr_FR" w:bidi="fr_FR"/>
-          </w:rPr>
-          <w:rPr>
-            <w:color w:val="0000EE"/>
-            <w:u w:val="single"/>
-          </w:rPr>
-          <w:t>12.1–7</w:t>
-        </w:r>
-      </w:hyperlink>
+      <w:r>
+        <w:rPr>
+          <w:lang w:val="fr_FR" w:bidi="fr_FR"/>
+        </w:rPr>
+        <w:t>12.1–7</w:t>
+      </w:r>
       <w:r>
         <w:rPr>
           <w:lang w:val="fr_FR" w:bidi="fr_FR"/>
         </w:rPr>
         <w:t>), de Lévites (</w:t>
       </w:r>
-      <w:hyperlink r:id="rId210">
-        <w:r>
-          <w:rPr>
-            <w:lang w:val="fr_FR" w:bidi="fr_FR"/>
-          </w:rPr>
-          <w:rPr>
-            <w:color w:val="0000EE"/>
-            <w:u w:val="single"/>
-          </w:rPr>
-          <w:t>10.9–13</w:t>
-        </w:r>
-      </w:hyperlink>
+      <w:r>
+        <w:rPr>
+          <w:lang w:val="fr_FR" w:bidi="fr_FR"/>
+        </w:rPr>
+        <w:t>10.9–13</w:t>
+      </w:r>
       <w:r>
         <w:rPr>
           <w:lang w:val="fr_FR" w:bidi="fr_FR"/>
         </w:rPr>
         <w:t xml:space="preserve"> ; cf. </w:t>
       </w:r>
-      <w:hyperlink r:id="rId211">
-        <w:r>
-          <w:rPr>
-            <w:lang w:val="fr_FR" w:bidi="fr_FR"/>
-          </w:rPr>
-          <w:rPr>
-            <w:color w:val="0000EE"/>
-            <w:u w:val="single"/>
-          </w:rPr>
-          <w:t>9.4–5</w:t>
-        </w:r>
-      </w:hyperlink>
+      <w:r>
+        <w:rPr>
+          <w:lang w:val="fr_FR" w:bidi="fr_FR"/>
+        </w:rPr>
+        <w:t>9.4–5</w:t>
+      </w:r>
       <w:r>
         <w:rPr>
           <w:lang w:val="fr_FR" w:bidi="fr_FR"/>
         </w:rPr>
         <w:t xml:space="preserve"> ; </w:t>
       </w:r>
-      <w:hyperlink r:id="rId212">
-        <w:r>
-          <w:rPr>
-            <w:lang w:val="fr_FR" w:bidi="fr_FR"/>
-          </w:rPr>
-          <w:rPr>
-            <w:color w:val="0000EE"/>
-            <w:u w:val="single"/>
-          </w:rPr>
-          <w:t>12.8–9</w:t>
-        </w:r>
-      </w:hyperlink>
+      <w:r>
+        <w:rPr>
+          <w:lang w:val="fr_FR" w:bidi="fr_FR"/>
+        </w:rPr>
+        <w:t>12.8–9</w:t>
+      </w:r>
       <w:r>
         <w:rPr>
           <w:lang w:val="fr_FR" w:bidi="fr_FR"/>
         </w:rPr>
         <w:t>), et de dirigeants (</w:t>
       </w:r>
-      <w:hyperlink r:id="rId213">
-        <w:r>
-          <w:rPr>
-            <w:lang w:val="fr_FR" w:bidi="fr_FR"/>
-          </w:rPr>
-          <w:rPr>
-            <w:color w:val="0000EE"/>
-            <w:u w:val="single"/>
-          </w:rPr>
-          <w:t>10.14–27</w:t>
-        </w:r>
-      </w:hyperlink>
+      <w:r>
+        <w:rPr>
+          <w:lang w:val="fr_FR" w:bidi="fr_FR"/>
+        </w:rPr>
+        <w:t>10.14–27</w:t>
+      </w:r>
       <w:r>
         <w:rPr>
           <w:lang w:val="fr_FR" w:bidi="fr_FR"/>
         </w:rPr>
         <w:t xml:space="preserve"> ; cf. </w:t>
       </w:r>
-      <w:hyperlink r:id="rId214">
-        <w:r>
-          <w:rPr>
-            <w:lang w:val="fr_FR" w:bidi="fr_FR"/>
-          </w:rPr>
-          <w:rPr>
-            <w:color w:val="0000EE"/>
-            <w:u w:val="single"/>
-          </w:rPr>
-          <w:t>3.4–31</w:t>
-        </w:r>
-      </w:hyperlink>
+      <w:r>
+        <w:rPr>
+          <w:lang w:val="fr_FR" w:bidi="fr_FR"/>
+        </w:rPr>
+        <w:t>3.4–31</w:t>
+      </w:r>
       <w:r>
         <w:rPr>
           <w:lang w:val="fr_FR" w:bidi="fr_FR"/>
@@ -10530,36 +9264,24 @@
         </w:rPr>
         <w:t xml:space="preserve">: Voir </w:t>
       </w:r>
-      <w:hyperlink r:id="rId215">
-        <w:r>
-          <w:rPr>
-            <w:lang w:val="fr_FR" w:bidi="fr_FR"/>
-          </w:rPr>
-          <w:rPr>
-            <w:color w:val="0000EE"/>
-            <w:u w:val="single"/>
-          </w:rPr>
-          <w:t>9.2</w:t>
-        </w:r>
-      </w:hyperlink>
+      <w:r>
+        <w:rPr>
+          <w:lang w:val="fr_FR" w:bidi="fr_FR"/>
+        </w:rPr>
+        <w:t>9.2</w:t>
+      </w:r>
       <w:r>
         <w:rPr>
           <w:lang w:val="fr_FR" w:bidi="fr_FR"/>
         </w:rPr>
         <w:t xml:space="preserve"> ; cf. </w:t>
       </w:r>
-      <w:hyperlink r:id="rId167">
-        <w:r>
-          <w:rPr>
-            <w:lang w:val="fr_FR" w:bidi="fr_FR"/>
-          </w:rPr>
-          <w:rPr>
-            <w:color w:val="0000EE"/>
-            <w:u w:val="single"/>
-          </w:rPr>
-          <w:t>Esd 9–10</w:t>
-        </w:r>
-      </w:hyperlink>
+      <w:r>
+        <w:rPr>
+          <w:lang w:val="fr_FR" w:bidi="fr_FR"/>
+        </w:rPr>
+        <w:t>Esd 9–10</w:t>
+      </w:r>
       <w:r>
         <w:rPr>
           <w:lang w:val="fr_FR" w:bidi="fr_FR"/>
@@ -10620,36 +9342,24 @@
         </w:rPr>
         <w:t xml:space="preserve"> : cf. </w:t>
       </w:r>
-      <w:hyperlink r:id="rId216">
-        <w:r>
-          <w:rPr>
-            <w:lang w:val="fr_FR" w:bidi="fr_FR"/>
-          </w:rPr>
-          <w:rPr>
-            <w:color w:val="0000EE"/>
-            <w:u w:val="single"/>
-          </w:rPr>
-          <w:t>Lv 26.14–35</w:t>
-        </w:r>
-      </w:hyperlink>
+      <w:r>
+        <w:rPr>
+          <w:lang w:val="fr_FR" w:bidi="fr_FR"/>
+        </w:rPr>
+        <w:t>Lv 26.14–35</w:t>
+      </w:r>
       <w:r>
         <w:rPr>
           <w:lang w:val="fr_FR" w:bidi="fr_FR"/>
         </w:rPr>
         <w:t xml:space="preserve"> ; </w:t>
       </w:r>
-      <w:hyperlink r:id="rId217">
-        <w:r>
-          <w:rPr>
-            <w:lang w:val="fr_FR" w:bidi="fr_FR"/>
-          </w:rPr>
-          <w:rPr>
-            <w:color w:val="0000EE"/>
-            <w:u w:val="single"/>
-          </w:rPr>
-          <w:t>Dt 28.15–62</w:t>
-        </w:r>
-      </w:hyperlink>
+      <w:r>
+        <w:rPr>
+          <w:lang w:val="fr_FR" w:bidi="fr_FR"/>
+        </w:rPr>
+        <w:t>Dt 28.15–62</w:t>
+      </w:r>
       <w:r>
         <w:rPr>
           <w:lang w:val="fr_FR" w:bidi="fr_FR"/>
@@ -10704,18 +9414,12 @@
         </w:rPr>
         <w:t xml:space="preserve">Voir </w:t>
       </w:r>
-      <w:hyperlink r:id="rId167">
-        <w:r>
-          <w:rPr>
-            <w:lang w:val="fr_FR" w:bidi="fr_FR"/>
-          </w:rPr>
-          <w:rPr>
-            <w:color w:val="0000EE"/>
-            <w:u w:val="single"/>
-          </w:rPr>
-          <w:t>Esd 9–10</w:t>
-        </w:r>
-      </w:hyperlink>
+      <w:r>
+        <w:rPr>
+          <w:lang w:val="fr_FR" w:bidi="fr_FR"/>
+        </w:rPr>
+        <w:t>Esd 9–10</w:t>
+      </w:r>
       <w:r>
         <w:rPr>
           <w:lang w:val="fr_FR" w:bidi="fr_FR"/>
@@ -10818,162 +9522,108 @@
         </w:rPr>
         <w:t xml:space="preserve">Il était nécessaire d'interrompre le commerce le jour du sabbat par fidélité à l'alliance (cf. </w:t>
       </w:r>
-      <w:hyperlink r:id="rId218">
-        <w:r>
-          <w:rPr>
-            <w:lang w:val="fr_FR" w:bidi="fr_FR"/>
-          </w:rPr>
-          <w:rPr>
-            <w:color w:val="0000EE"/>
-            <w:u w:val="single"/>
-          </w:rPr>
-          <w:t>13.15–22</w:t>
-        </w:r>
-      </w:hyperlink>
+      <w:r>
+        <w:rPr>
+          <w:lang w:val="fr_FR" w:bidi="fr_FR"/>
+        </w:rPr>
+        <w:t>13.15–22</w:t>
+      </w:r>
       <w:r>
         <w:rPr>
           <w:lang w:val="fr_FR" w:bidi="fr_FR"/>
         </w:rPr>
         <w:t xml:space="preserve"> ; voir </w:t>
       </w:r>
-      <w:hyperlink r:id="rId219">
-        <w:r>
-          <w:rPr>
-            <w:lang w:val="fr_FR" w:bidi="fr_FR"/>
-          </w:rPr>
-          <w:rPr>
-            <w:color w:val="0000EE"/>
-            <w:u w:val="single"/>
-          </w:rPr>
-          <w:t>Ex 16.29</w:t>
-        </w:r>
-      </w:hyperlink>
+      <w:r>
+        <w:rPr>
+          <w:lang w:val="fr_FR" w:bidi="fr_FR"/>
+        </w:rPr>
+        <w:t>Ex 16.29</w:t>
+      </w:r>
       <w:r>
         <w:rPr>
           <w:lang w:val="fr_FR" w:bidi="fr_FR"/>
         </w:rPr>
         <w:t xml:space="preserve"> ; </w:t>
       </w:r>
-      <w:hyperlink r:id="rId220">
-        <w:r>
-          <w:rPr>
-            <w:lang w:val="fr_FR" w:bidi="fr_FR"/>
-          </w:rPr>
-          <w:rPr>
-            <w:color w:val="0000EE"/>
-            <w:u w:val="single"/>
-          </w:rPr>
-          <w:t>20.8–11</w:t>
-        </w:r>
-      </w:hyperlink>
+      <w:r>
+        <w:rPr>
+          <w:lang w:val="fr_FR" w:bidi="fr_FR"/>
+        </w:rPr>
+        <w:t>20.8–11</w:t>
+      </w:r>
       <w:r>
         <w:rPr>
           <w:lang w:val="fr_FR" w:bidi="fr_FR"/>
         </w:rPr>
         <w:t xml:space="preserve"> ; </w:t>
       </w:r>
-      <w:hyperlink r:id="rId221">
-        <w:r>
-          <w:rPr>
-            <w:lang w:val="fr_FR" w:bidi="fr_FR"/>
-          </w:rPr>
-          <w:rPr>
-            <w:color w:val="0000EE"/>
-            <w:u w:val="single"/>
-          </w:rPr>
-          <w:t>31.15</w:t>
-        </w:r>
-      </w:hyperlink>
+      <w:r>
+        <w:rPr>
+          <w:lang w:val="fr_FR" w:bidi="fr_FR"/>
+        </w:rPr>
+        <w:t>31.15</w:t>
+      </w:r>
       <w:r>
         <w:rPr>
           <w:lang w:val="fr_FR" w:bidi="fr_FR"/>
         </w:rPr>
         <w:t xml:space="preserve"> ; </w:t>
       </w:r>
-      <w:hyperlink r:id="rId222">
-        <w:r>
-          <w:rPr>
-            <w:lang w:val="fr_FR" w:bidi="fr_FR"/>
-          </w:rPr>
-          <w:rPr>
-            <w:color w:val="0000EE"/>
-            <w:u w:val="single"/>
-          </w:rPr>
-          <w:t>Nb 15.32–36</w:t>
-        </w:r>
-      </w:hyperlink>
+      <w:r>
+        <w:rPr>
+          <w:lang w:val="fr_FR" w:bidi="fr_FR"/>
+        </w:rPr>
+        <w:t>Nb 15.32–36</w:t>
+      </w:r>
       <w:r>
         <w:rPr>
           <w:lang w:val="fr_FR" w:bidi="fr_FR"/>
         </w:rPr>
         <w:t xml:space="preserve"> ; </w:t>
       </w:r>
-      <w:hyperlink r:id="rId223">
-        <w:r>
-          <w:rPr>
-            <w:lang w:val="fr_FR" w:bidi="fr_FR"/>
-          </w:rPr>
-          <w:rPr>
-            <w:color w:val="0000EE"/>
-            <w:u w:val="single"/>
-          </w:rPr>
-          <w:t>Am 8.5</w:t>
-        </w:r>
-      </w:hyperlink>
+      <w:r>
+        <w:rPr>
+          <w:lang w:val="fr_FR" w:bidi="fr_FR"/>
+        </w:rPr>
+        <w:t>Am 8.5</w:t>
+      </w:r>
       <w:r>
         <w:rPr>
           <w:lang w:val="fr_FR" w:bidi="fr_FR"/>
         </w:rPr>
         <w:t xml:space="preserve">). • la septième année : Voir </w:t>
       </w:r>
-      <w:hyperlink r:id="rId224">
-        <w:r>
-          <w:rPr>
-            <w:lang w:val="fr_FR" w:bidi="fr_FR"/>
-          </w:rPr>
-          <w:rPr>
-            <w:color w:val="0000EE"/>
-            <w:u w:val="single"/>
-          </w:rPr>
-          <w:t>Ex 23.10–11</w:t>
-        </w:r>
-      </w:hyperlink>
+      <w:r>
+        <w:rPr>
+          <w:lang w:val="fr_FR" w:bidi="fr_FR"/>
+        </w:rPr>
+        <w:t>Ex 23.10–11</w:t>
+      </w:r>
       <w:r>
         <w:rPr>
           <w:lang w:val="fr_FR" w:bidi="fr_FR"/>
         </w:rPr>
         <w:t xml:space="preserve"> ; </w:t>
       </w:r>
-      <w:hyperlink r:id="rId225">
-        <w:r>
-          <w:rPr>
-            <w:lang w:val="fr_FR" w:bidi="fr_FR"/>
-          </w:rPr>
-          <w:rPr>
-            <w:color w:val="0000EE"/>
-            <w:u w:val="single"/>
-          </w:rPr>
-          <w:t>Lv 25.2–7</w:t>
-        </w:r>
-      </w:hyperlink>
+      <w:r>
+        <w:rPr>
+          <w:lang w:val="fr_FR" w:bidi="fr_FR"/>
+        </w:rPr>
+        <w:t>Lv 25.2–7</w:t>
+      </w:r>
       <w:r>
         <w:rPr>
           <w:lang w:val="fr_FR" w:bidi="fr_FR"/>
         </w:rPr>
         <w:t xml:space="preserve"> ; </w:t>
       </w:r>
-      <w:hyperlink r:id="rId226">
-        <w:r>
-          <w:rPr>
-            <w:lang w:val="fr_FR" w:bidi="fr_FR"/>
-          </w:rPr>
-          <w:rPr>
-            <w:color w:val="0000EE"/>
-            <w:u w:val="single"/>
-          </w:rPr>
-          <w:t>Dt 15.1–3</w:t>
-        </w:r>
-      </w:hyperlink>
+      <w:r>
+        <w:rPr>
+          <w:lang w:val="fr_FR" w:bidi="fr_FR"/>
+        </w:rPr>
+        <w:t>Dt 15.1–3</w:t>
+      </w:r>
       <w:r>
         <w:rPr>
           <w:lang w:val="fr_FR" w:bidi="fr_FR"/>
@@ -11028,36 +9678,24 @@
         </w:rPr>
         <w:t xml:space="preserve">pains de proposition : voir </w:t>
       </w:r>
-      <w:hyperlink r:id="rId227">
-        <w:r>
-          <w:rPr>
-            <w:lang w:val="fr_FR" w:bidi="fr_FR"/>
-          </w:rPr>
-          <w:rPr>
-            <w:color w:val="0000EE"/>
-            <w:u w:val="single"/>
-          </w:rPr>
-          <w:t>Lv 24.5–9</w:t>
-        </w:r>
-      </w:hyperlink>
+      <w:r>
+        <w:rPr>
+          <w:lang w:val="fr_FR" w:bidi="fr_FR"/>
+        </w:rPr>
+        <w:t>Lv 24.5–9</w:t>
+      </w:r>
       <w:r>
         <w:rPr>
           <w:lang w:val="fr_FR" w:bidi="fr_FR"/>
         </w:rPr>
         <w:t xml:space="preserve"> ; </w:t>
       </w:r>
-      <w:hyperlink r:id="rId228">
-        <w:r>
-          <w:rPr>
-            <w:lang w:val="fr_FR" w:bidi="fr_FR"/>
-          </w:rPr>
-          <w:rPr>
-            <w:color w:val="0000EE"/>
-            <w:u w:val="single"/>
-          </w:rPr>
-          <w:t>Nb 28.1–8</w:t>
-        </w:r>
-      </w:hyperlink>
+      <w:r>
+        <w:rPr>
+          <w:lang w:val="fr_FR" w:bidi="fr_FR"/>
+        </w:rPr>
+        <w:t>Nb 28.1–8</w:t>
+      </w:r>
       <w:r>
         <w:rPr>
           <w:lang w:val="fr_FR" w:bidi="fr_FR"/>
@@ -11076,36 +9714,24 @@
         </w:rPr>
         <w:t xml:space="preserve"> : l'argent de la taxe annuelle permettait aux prêtres d'acheter les animaux pour les sacrifices quotidiens et d'entretenir le complexe du Temple (cf. </w:t>
       </w:r>
-      <w:hyperlink r:id="rId229">
-        <w:r>
-          <w:rPr>
-            <w:lang w:val="fr_FR" w:bidi="fr_FR"/>
-          </w:rPr>
-          <w:rPr>
-            <w:color w:val="0000EE"/>
-            <w:u w:val="single"/>
-          </w:rPr>
-          <w:t>2R 12.11–12</w:t>
-        </w:r>
-      </w:hyperlink>
+      <w:r>
+        <w:rPr>
+          <w:lang w:val="fr_FR" w:bidi="fr_FR"/>
+        </w:rPr>
+        <w:t>2R 12.11–12</w:t>
+      </w:r>
       <w:r>
         <w:rPr>
           <w:lang w:val="fr_FR" w:bidi="fr_FR"/>
         </w:rPr>
         <w:t xml:space="preserve"> ; voir aussi </w:t>
       </w:r>
-      <w:hyperlink r:id="rId230">
-        <w:r>
-          <w:rPr>
-            <w:lang w:val="fr_FR" w:bidi="fr_FR"/>
-          </w:rPr>
-          <w:rPr>
-            <w:color w:val="0000EE"/>
-            <w:u w:val="single"/>
-          </w:rPr>
-          <w:t>Ex 30.11–16</w:t>
-        </w:r>
-      </w:hyperlink>
+      <w:r>
+        <w:rPr>
+          <w:lang w:val="fr_FR" w:bidi="fr_FR"/>
+        </w:rPr>
+        <w:t>Ex 30.11–16</w:t>
+      </w:r>
       <w:r>
         <w:rPr>
           <w:lang w:val="fr_FR" w:bidi="fr_FR"/>
@@ -11160,36 +9786,24 @@
         </w:rPr>
         <w:t>Comme le feu sur l'autel brûlait continuellement (</w:t>
       </w:r>
-      <w:hyperlink r:id="rId231">
-        <w:r>
-          <w:rPr>
-            <w:lang w:val="fr_FR" w:bidi="fr_FR"/>
-          </w:rPr>
-          <w:rPr>
-            <w:color w:val="0000EE"/>
-            <w:u w:val="single"/>
-          </w:rPr>
-          <w:t>Lv 6.12</w:t>
-        </w:r>
-      </w:hyperlink>
+      <w:r>
+        <w:rPr>
+          <w:lang w:val="fr_FR" w:bidi="fr_FR"/>
+        </w:rPr>
+        <w:t>Lv 6.12</w:t>
+      </w:r>
       <w:r>
         <w:rPr>
           <w:lang w:val="fr_FR" w:bidi="fr_FR"/>
         </w:rPr>
         <w:t>), il fallait une bonne quantité de bois. Les Gabaonites le fournissaient à l'époque (</w:t>
       </w:r>
-      <w:hyperlink r:id="rId232">
-        <w:r>
-          <w:rPr>
-            <w:lang w:val="fr_FR" w:bidi="fr_FR"/>
-          </w:rPr>
-          <w:rPr>
-            <w:color w:val="0000EE"/>
-            <w:u w:val="single"/>
-          </w:rPr>
-          <w:t>Jos 9.27</w:t>
-        </w:r>
-      </w:hyperlink>
+      <w:r>
+        <w:rPr>
+          <w:lang w:val="fr_FR" w:bidi="fr_FR"/>
+        </w:rPr>
+        <w:t>Jos 9.27</w:t>
+      </w:r>
       <w:r>
         <w:rPr>
           <w:lang w:val="fr_FR" w:bidi="fr_FR"/>
@@ -11244,162 +9858,108 @@
         </w:rPr>
         <w:t xml:space="preserve">Les offrandes de la communauté permettaient de nourrir les prêtres et les lévites, qui ne disposaient pas de terres agricoles et n'avaient pas les moyens de subvenir à leurs besoins. Ces provisions provenaient des prémices de chaque récolte (voir </w:t>
       </w:r>
-      <w:hyperlink r:id="rId233">
-        <w:r>
-          <w:rPr>
-            <w:lang w:val="fr_FR" w:bidi="fr_FR"/>
-          </w:rPr>
-          <w:rPr>
-            <w:color w:val="0000EE"/>
-            <w:u w:val="single"/>
-          </w:rPr>
-          <w:t>Ex 23.19 ;</w:t>
-        </w:r>
-      </w:hyperlink>
+      <w:r>
+        <w:rPr>
+          <w:lang w:val="fr_FR" w:bidi="fr_FR"/>
+        </w:rPr>
+        <w:t>Ex 23.19 ;</w:t>
+      </w:r>
       <w:r>
         <w:rPr>
           <w:lang w:val="fr_FR" w:bidi="fr_FR"/>
         </w:rPr>
         <w:t xml:space="preserve"> </w:t>
       </w:r>
-      <w:hyperlink r:id="rId234">
-        <w:r>
-          <w:rPr>
-            <w:lang w:val="fr_FR" w:bidi="fr_FR"/>
-          </w:rPr>
-          <w:rPr>
-            <w:color w:val="0000EE"/>
-            <w:u w:val="single"/>
-          </w:rPr>
-          <w:t>34.26 ;</w:t>
-        </w:r>
-      </w:hyperlink>
+      <w:r>
+        <w:rPr>
+          <w:lang w:val="fr_FR" w:bidi="fr_FR"/>
+        </w:rPr>
+        <w:t>34.26 ;</w:t>
+      </w:r>
       <w:r>
         <w:rPr>
           <w:lang w:val="fr_FR" w:bidi="fr_FR"/>
         </w:rPr>
         <w:t xml:space="preserve"> </w:t>
       </w:r>
-      <w:hyperlink r:id="rId235">
-        <w:r>
-          <w:rPr>
-            <w:lang w:val="fr_FR" w:bidi="fr_FR"/>
-          </w:rPr>
-          <w:rPr>
-            <w:color w:val="0000EE"/>
-            <w:u w:val="single"/>
-          </w:rPr>
-          <w:t>Nb 18.12–13 ;</w:t>
-        </w:r>
-      </w:hyperlink>
+      <w:r>
+        <w:rPr>
+          <w:lang w:val="fr_FR" w:bidi="fr_FR"/>
+        </w:rPr>
+        <w:t>Nb 18.12–13 ;</w:t>
+      </w:r>
       <w:r>
         <w:rPr>
           <w:lang w:val="fr_FR" w:bidi="fr_FR"/>
         </w:rPr>
         <w:t xml:space="preserve"> </w:t>
       </w:r>
-      <w:hyperlink r:id="rId236">
-        <w:r>
-          <w:rPr>
-            <w:lang w:val="fr_FR" w:bidi="fr_FR"/>
-          </w:rPr>
-          <w:rPr>
-            <w:color w:val="0000EE"/>
-            <w:u w:val="single"/>
-          </w:rPr>
-          <w:t>Dt 26.1–11</w:t>
-        </w:r>
-      </w:hyperlink>
+      <w:r>
+        <w:rPr>
+          <w:lang w:val="fr_FR" w:bidi="fr_FR"/>
+        </w:rPr>
+        <w:t>Dt 26.1–11</w:t>
+      </w:r>
       <w:r>
         <w:rPr>
           <w:lang w:val="fr_FR" w:bidi="fr_FR"/>
         </w:rPr>
         <w:t xml:space="preserve">), du prix de rachat de cinq sicles qui était payé pour les fils aînés et les premiers-nés de tous les troupeaux et troupeaux (voir </w:t>
       </w:r>
-      <w:hyperlink r:id="rId237">
-        <w:r>
-          <w:rPr>
-            <w:lang w:val="fr_FR" w:bidi="fr_FR"/>
-          </w:rPr>
-          <w:rPr>
-            <w:color w:val="0000EE"/>
-            <w:u w:val="single"/>
-          </w:rPr>
-          <w:t xml:space="preserve">Ex 13.13 </w:t>
-        </w:r>
-      </w:hyperlink>
+      <w:r>
+        <w:rPr>
+          <w:lang w:val="fr_FR" w:bidi="fr_FR"/>
+        </w:rPr>
+        <w:t xml:space="preserve">Ex 13.13 </w:t>
+      </w:r>
       <w:r>
         <w:rPr>
           <w:lang w:val="fr_FR" w:bidi="fr_FR"/>
         </w:rPr>
         <w:t xml:space="preserve">; </w:t>
       </w:r>
-      <w:hyperlink r:id="rId238">
-        <w:r>
-          <w:rPr>
-            <w:lang w:val="fr_FR" w:bidi="fr_FR"/>
-          </w:rPr>
-          <w:rPr>
-            <w:color w:val="0000EE"/>
-            <w:u w:val="single"/>
-          </w:rPr>
-          <w:t xml:space="preserve">34.20 </w:t>
-        </w:r>
-      </w:hyperlink>
+      <w:r>
+        <w:rPr>
+          <w:lang w:val="fr_FR" w:bidi="fr_FR"/>
+        </w:rPr>
+        <w:t xml:space="preserve">34.20 </w:t>
+      </w:r>
       <w:r>
         <w:rPr>
           <w:lang w:val="fr_FR" w:bidi="fr_FR"/>
         </w:rPr>
         <w:t xml:space="preserve">; </w:t>
       </w:r>
-      <w:hyperlink r:id="rId239">
-        <w:r>
-          <w:rPr>
-            <w:lang w:val="fr_FR" w:bidi="fr_FR"/>
-          </w:rPr>
-          <w:rPr>
-            <w:color w:val="0000EE"/>
-            <w:u w:val="single"/>
-          </w:rPr>
-          <w:t>Nb 18.15–17</w:t>
-        </w:r>
-      </w:hyperlink>
+      <w:r>
+        <w:rPr>
+          <w:lang w:val="fr_FR" w:bidi="fr_FR"/>
+        </w:rPr>
+        <w:t>Nb 18.15–17</w:t>
+      </w:r>
       <w:r>
         <w:rPr>
           <w:lang w:val="fr_FR" w:bidi="fr_FR"/>
         </w:rPr>
         <w:t xml:space="preserve">), ainsi qu'un dixième de toutes leurs possessions (voir </w:t>
       </w:r>
-      <w:hyperlink r:id="rId240">
-        <w:r>
-          <w:rPr>
-            <w:lang w:val="fr_FR" w:bidi="fr_FR"/>
-          </w:rPr>
-          <w:rPr>
-            <w:color w:val="0000EE"/>
-            <w:u w:val="single"/>
-          </w:rPr>
-          <w:t xml:space="preserve">Nb 18.21–24 </w:t>
-        </w:r>
-      </w:hyperlink>
+      <w:r>
+        <w:rPr>
+          <w:lang w:val="fr_FR" w:bidi="fr_FR"/>
+        </w:rPr>
+        <w:t xml:space="preserve">Nb 18.21–24 </w:t>
+      </w:r>
       <w:r>
         <w:rPr>
           <w:lang w:val="fr_FR" w:bidi="fr_FR"/>
         </w:rPr>
         <w:t xml:space="preserve">; </w:t>
       </w:r>
-      <w:hyperlink r:id="rId241">
-        <w:r>
-          <w:rPr>
-            <w:lang w:val="fr_FR" w:bidi="fr_FR"/>
-          </w:rPr>
-          <w:rPr>
-            <w:color w:val="0000EE"/>
-            <w:u w:val="single"/>
-          </w:rPr>
-          <w:t>Dt 14.22–29</w:t>
-        </w:r>
-      </w:hyperlink>
+      <w:r>
+        <w:rPr>
+          <w:lang w:val="fr_FR" w:bidi="fr_FR"/>
+        </w:rPr>
+        <w:t>Dt 14.22–29</w:t>
+      </w:r>
       <w:r>
         <w:rPr>
           <w:lang w:val="fr_FR" w:bidi="fr_FR"/>
@@ -11454,18 +10014,12 @@
         </w:rPr>
         <w:t xml:space="preserve">Les Lévites récoltaient la dîme dans toutes les villes rurales et envoyaient un dixième de cette collecte au Temple à Jérusalem (voir </w:t>
       </w:r>
-      <w:hyperlink r:id="rId242">
-        <w:r>
-          <w:rPr>
-            <w:lang w:val="fr_FR" w:bidi="fr_FR"/>
-          </w:rPr>
-          <w:rPr>
-            <w:color w:val="0000EE"/>
-            <w:u w:val="single"/>
-          </w:rPr>
-          <w:t>Nb 18.25–32</w:t>
-        </w:r>
-      </w:hyperlink>
+      <w:r>
+        <w:rPr>
+          <w:lang w:val="fr_FR" w:bidi="fr_FR"/>
+        </w:rPr>
+        <w:t>Nb 18.25–32</w:t>
+      </w:r>
       <w:r>
         <w:rPr>
           <w:lang w:val="fr_FR" w:bidi="fr_FR"/>
@@ -11520,72 +10074,48 @@
         </w:rPr>
         <w:t>Le tirage au sort mentionné était probablement effectué à l'aide de l'Urim et du Thummim (</w:t>
       </w:r>
-      <w:hyperlink r:id="rId243">
-        <w:r>
-          <w:rPr>
-            <w:lang w:val="fr_FR" w:bidi="fr_FR"/>
-          </w:rPr>
-          <w:rPr>
-            <w:color w:val="0000EE"/>
-            <w:u w:val="single"/>
-          </w:rPr>
-          <w:t>10.34</w:t>
-        </w:r>
-      </w:hyperlink>
+      <w:r>
+        <w:rPr>
+          <w:lang w:val="fr_FR" w:bidi="fr_FR"/>
+        </w:rPr>
+        <w:t>10.34</w:t>
+      </w:r>
       <w:r>
         <w:rPr>
           <w:lang w:val="fr_FR" w:bidi="fr_FR"/>
         </w:rPr>
         <w:t xml:space="preserve"> ; </w:t>
       </w:r>
-      <w:hyperlink r:id="rId244">
-        <w:r>
-          <w:rPr>
-            <w:lang w:val="fr_FR" w:bidi="fr_FR"/>
-          </w:rPr>
-          <w:rPr>
-            <w:color w:val="0000EE"/>
-            <w:u w:val="single"/>
-          </w:rPr>
-          <w:t>Jos 7.14</w:t>
-        </w:r>
-      </w:hyperlink>
+      <w:r>
+        <w:rPr>
+          <w:lang w:val="fr_FR" w:bidi="fr_FR"/>
+        </w:rPr>
+        <w:t>Jos 7.14</w:t>
+      </w:r>
       <w:r>
         <w:rPr>
           <w:lang w:val="fr_FR" w:bidi="fr_FR"/>
         </w:rPr>
         <w:t xml:space="preserve">, </w:t>
       </w:r>
-      <w:hyperlink r:id="rId245">
-        <w:r>
-          <w:rPr>
-            <w:lang w:val="fr_FR" w:bidi="fr_FR"/>
-          </w:rPr>
-          <w:rPr>
-            <w:color w:val="0000EE"/>
-            <w:u w:val="single"/>
-          </w:rPr>
-          <w:t>16–18</w:t>
-        </w:r>
-      </w:hyperlink>
+      <w:r>
+        <w:rPr>
+          <w:lang w:val="fr_FR" w:bidi="fr_FR"/>
+        </w:rPr>
+        <w:t>16–18</w:t>
+      </w:r>
       <w:r>
         <w:rPr>
           <w:lang w:val="fr_FR" w:bidi="fr_FR"/>
         </w:rPr>
         <w:t xml:space="preserve"> ; </w:t>
       </w:r>
-      <w:hyperlink r:id="rId246">
-        <w:r>
-          <w:rPr>
-            <w:lang w:val="fr_FR" w:bidi="fr_FR"/>
-          </w:rPr>
-          <w:rPr>
-            <w:color w:val="0000EE"/>
-            <w:u w:val="single"/>
-          </w:rPr>
-          <w:t>14.2</w:t>
-        </w:r>
-      </w:hyperlink>
+      <w:r>
+        <w:rPr>
+          <w:lang w:val="fr_FR" w:bidi="fr_FR"/>
+        </w:rPr>
+        <w:t>14.2</w:t>
+      </w:r>
       <w:r>
         <w:rPr>
           <w:lang w:val="fr_FR" w:bidi="fr_FR"/>
@@ -11640,36 +10170,24 @@
         </w:rPr>
         <w:t xml:space="preserve"> Le récit revient sur la question du repeuplement de la ville sécurisée de Jérusalem (voir </w:t>
       </w:r>
-      <w:hyperlink r:id="rId247">
-        <w:r>
-          <w:rPr>
-            <w:lang w:val="fr_FR" w:bidi="fr_FR"/>
-          </w:rPr>
-          <w:rPr>
-            <w:color w:val="0000EE"/>
-            <w:u w:val="single"/>
-          </w:rPr>
-          <w:t>7.1–5</w:t>
-        </w:r>
-      </w:hyperlink>
+      <w:r>
+        <w:rPr>
+          <w:lang w:val="fr_FR" w:bidi="fr_FR"/>
+        </w:rPr>
+        <w:t>7.1–5</w:t>
+      </w:r>
       <w:r>
         <w:rPr>
           <w:lang w:val="fr_FR" w:bidi="fr_FR"/>
         </w:rPr>
         <w:t xml:space="preserve">). La liste des noms correspond approximativement à la liste donnée en </w:t>
       </w:r>
-      <w:hyperlink r:id="rId248">
-        <w:r>
-          <w:rPr>
-            <w:lang w:val="fr_FR" w:bidi="fr_FR"/>
-          </w:rPr>
-          <w:rPr>
-            <w:color w:val="0000EE"/>
-            <w:u w:val="single"/>
-          </w:rPr>
-          <w:t>1Ch 9.2–17</w:t>
-        </w:r>
-      </w:hyperlink>
+      <w:r>
+        <w:rPr>
+          <w:lang w:val="fr_FR" w:bidi="fr_FR"/>
+        </w:rPr>
+        <w:t>1Ch 9.2–17</w:t>
+      </w:r>
       <w:r>
         <w:rPr>
           <w:lang w:val="fr_FR" w:bidi="fr_FR"/>
@@ -11724,18 +10242,12 @@
         </w:rPr>
         <w:t>Pérets était l'un des fils de Juda (</w:t>
       </w:r>
-      <w:hyperlink r:id="rId249">
-        <w:r>
-          <w:rPr>
-            <w:lang w:val="fr_FR" w:bidi="fr_FR"/>
-          </w:rPr>
-          <w:rPr>
-            <w:color w:val="0000EE"/>
-            <w:u w:val="single"/>
-          </w:rPr>
-          <w:t>Gn 38.29</w:t>
-        </w:r>
-      </w:hyperlink>
+      <w:r>
+        <w:rPr>
+          <w:lang w:val="fr_FR" w:bidi="fr_FR"/>
+        </w:rPr>
+        <w:t>Gn 38.29</w:t>
+      </w:r>
       <w:r>
         <w:rPr>
           <w:lang w:val="fr_FR" w:bidi="fr_FR"/>
@@ -11790,36 +10302,24 @@
         </w:rPr>
         <w:t>Les affaires extérieures de la maison de Dieu : cela comprend probablement la collecte des dîmes auprès du peuple et la gestion de celles-ci dans des entrepôts (</w:t>
       </w:r>
-      <w:hyperlink r:id="rId250">
-        <w:r>
-          <w:rPr>
-            <w:lang w:val="fr_FR" w:bidi="fr_FR"/>
-          </w:rPr>
-          <w:rPr>
-            <w:color w:val="0000EE"/>
-            <w:u w:val="single"/>
-          </w:rPr>
-          <w:t>10.37–39</w:t>
-        </w:r>
-      </w:hyperlink>
+      <w:r>
+        <w:rPr>
+          <w:lang w:val="fr_FR" w:bidi="fr_FR"/>
+        </w:rPr>
+        <w:t>10.37–39</w:t>
+      </w:r>
       <w:r>
         <w:rPr>
           <w:lang w:val="fr_FR" w:bidi="fr_FR"/>
         </w:rPr>
         <w:t xml:space="preserve"> ; voir aussi </w:t>
       </w:r>
-      <w:hyperlink r:id="rId251">
-        <w:r>
-          <w:rPr>
-            <w:lang w:val="fr_FR" w:bidi="fr_FR"/>
-          </w:rPr>
-          <w:rPr>
-            <w:color w:val="0000EE"/>
-            <w:u w:val="single"/>
-          </w:rPr>
-          <w:t>1Ch 26.29</w:t>
-        </w:r>
-      </w:hyperlink>
+      <w:r>
+        <w:rPr>
+          <w:lang w:val="fr_FR" w:bidi="fr_FR"/>
+        </w:rPr>
+        <w:t>1Ch 26.29</w:t>
+      </w:r>
       <w:r>
         <w:rPr>
           <w:lang w:val="fr_FR" w:bidi="fr_FR"/>
@@ -11874,18 +10374,12 @@
         </w:rPr>
         <w:t>Fils d'Asaph : David avait choisi Asaph et ses fils pour exercer le ministère de la musique lors du culte du Temple (</w:t>
       </w:r>
-      <w:hyperlink r:id="rId252">
-        <w:r>
-          <w:rPr>
-            <w:lang w:val="fr_FR" w:bidi="fr_FR"/>
-          </w:rPr>
-          <w:rPr>
-            <w:color w:val="0000EE"/>
-            <w:u w:val="single"/>
-          </w:rPr>
-          <w:t>1Ch 25.1–8</w:t>
-        </w:r>
-      </w:hyperlink>
+      <w:r>
+        <w:rPr>
+          <w:lang w:val="fr_FR" w:bidi="fr_FR"/>
+        </w:rPr>
+        <w:t>1Ch 25.1–8</w:t>
+      </w:r>
       <w:r>
         <w:rPr>
           <w:lang w:val="fr_FR" w:bidi="fr_FR"/>
@@ -11940,18 +10434,12 @@
         </w:rPr>
         <w:t>La colline d'Ophel était un terrain élevé juste au sud du Temple (</w:t>
       </w:r>
-      <w:hyperlink r:id="rId132">
-        <w:r>
-          <w:rPr>
-            <w:lang w:val="fr_FR" w:bidi="fr_FR"/>
-          </w:rPr>
-          <w:rPr>
-            <w:color w:val="0000EE"/>
-            <w:u w:val="single"/>
-          </w:rPr>
-          <w:t>3.26</w:t>
-        </w:r>
-      </w:hyperlink>
+      <w:r>
+        <w:rPr>
+          <w:lang w:val="fr_FR" w:bidi="fr_FR"/>
+        </w:rPr>
+        <w:t>3.26</w:t>
+      </w:r>
       <w:r>
         <w:rPr>
           <w:lang w:val="fr_FR" w:bidi="fr_FR"/>
@@ -12066,54 +10554,36 @@
         </w:rPr>
         <w:t xml:space="preserve"> : d'après les descriptions antérieures, le peuple s'était principalement installé dans les zones au nord de Jérusalem (ch. </w:t>
       </w:r>
-      <w:hyperlink r:id="rId253">
-        <w:r>
-          <w:rPr>
-            <w:lang w:val="fr_FR" w:bidi="fr_FR"/>
-          </w:rPr>
-          <w:rPr>
-            <w:color w:val="0000EE"/>
-            <w:u w:val="single"/>
-          </w:rPr>
-          <w:t>3</w:t>
-        </w:r>
-      </w:hyperlink>
+      <w:r>
+        <w:rPr>
+          <w:lang w:val="fr_FR" w:bidi="fr_FR"/>
+        </w:rPr>
+        <w:t>3</w:t>
+      </w:r>
       <w:r>
         <w:rPr>
           <w:lang w:val="fr_FR" w:bidi="fr_FR"/>
         </w:rPr>
         <w:t xml:space="preserve"> ; </w:t>
       </w:r>
-      <w:hyperlink r:id="rId254">
-        <w:r>
-          <w:rPr>
-            <w:lang w:val="fr_FR" w:bidi="fr_FR"/>
-          </w:rPr>
-          <w:rPr>
-            <w:color w:val="0000EE"/>
-            <w:u w:val="single"/>
-          </w:rPr>
-          <w:t>11.31–36</w:t>
-        </w:r>
-      </w:hyperlink>
+      <w:r>
+        <w:rPr>
+          <w:lang w:val="fr_FR" w:bidi="fr_FR"/>
+        </w:rPr>
+        <w:t>11.31–36</w:t>
+      </w:r>
       <w:r>
         <w:rPr>
           <w:lang w:val="fr_FR" w:bidi="fr_FR"/>
         </w:rPr>
         <w:t>) ; cette liste (</w:t>
       </w:r>
-      <w:hyperlink r:id="rId255">
-        <w:r>
-          <w:rPr>
-            <w:lang w:val="fr_FR" w:bidi="fr_FR"/>
-          </w:rPr>
-          <w:rPr>
-            <w:color w:val="0000EE"/>
-            <w:u w:val="single"/>
-          </w:rPr>
-          <w:t>11.25–30</w:t>
-        </w:r>
-      </w:hyperlink>
+      <w:r>
+        <w:rPr>
+          <w:lang w:val="fr_FR" w:bidi="fr_FR"/>
+        </w:rPr>
+        <w:t>11.25–30</w:t>
+      </w:r>
       <w:r>
         <w:rPr>
           <w:lang w:val="fr_FR" w:bidi="fr_FR"/>
@@ -12174,18 +10644,12 @@
         </w:rPr>
         <w:t xml:space="preserve">... et Josué : voir </w:t>
       </w:r>
-      <w:hyperlink r:id="rId256">
-        <w:r>
-          <w:rPr>
-            <w:lang w:val="fr_FR" w:bidi="fr_FR"/>
-          </w:rPr>
-          <w:rPr>
-            <w:color w:val="0000EE"/>
-            <w:u w:val="single"/>
-          </w:rPr>
-          <w:t>Esd 1.1–5</w:t>
-        </w:r>
-      </w:hyperlink>
+      <w:r>
+        <w:rPr>
+          <w:lang w:val="fr_FR" w:bidi="fr_FR"/>
+        </w:rPr>
+        <w:t>Esd 1.1–5</w:t>
+      </w:r>
       <w:r>
         <w:rPr>
           <w:lang w:val="fr_FR" w:bidi="fr_FR"/>
@@ -12240,54 +10704,36 @@
         </w:rPr>
         <w:t>Ces listes de sacrificateurs et de Lévites comprennent une liste de ceux qui sont rentrés d'exil avec Zorobabel (</w:t>
       </w:r>
-      <w:hyperlink r:id="rId257">
-        <w:r>
-          <w:rPr>
-            <w:lang w:val="fr_FR" w:bidi="fr_FR"/>
-          </w:rPr>
-          <w:rPr>
-            <w:color w:val="0000EE"/>
-            <w:u w:val="single"/>
-          </w:rPr>
-          <w:t>12.1–9</w:t>
-        </w:r>
-      </w:hyperlink>
+      <w:r>
+        <w:rPr>
+          <w:lang w:val="fr_FR" w:bidi="fr_FR"/>
+        </w:rPr>
+        <w:t>12.1–9</w:t>
+      </w:r>
       <w:r>
         <w:rPr>
           <w:lang w:val="fr_FR" w:bidi="fr_FR"/>
         </w:rPr>
         <w:t>), une liste chronologique des grands prêtres (</w:t>
       </w:r>
-      <w:hyperlink r:id="rId258">
-        <w:r>
-          <w:rPr>
-            <w:lang w:val="fr_FR" w:bidi="fr_FR"/>
-          </w:rPr>
-          <w:rPr>
-            <w:color w:val="0000EE"/>
-            <w:u w:val="single"/>
-          </w:rPr>
-          <w:t>12.10–11</w:t>
-        </w:r>
-      </w:hyperlink>
+      <w:r>
+        <w:rPr>
+          <w:lang w:val="fr_FR" w:bidi="fr_FR"/>
+        </w:rPr>
+        <w:t>12.10–11</w:t>
+      </w:r>
       <w:r>
         <w:rPr>
           <w:lang w:val="fr_FR" w:bidi="fr_FR"/>
         </w:rPr>
         <w:t>), ainsi que les sacrificateurs et Lévites qui ont servi sous Jojakim, le grand prêtre à l'époque de Néhémie et d'Esdras (</w:t>
       </w:r>
-      <w:hyperlink r:id="rId259">
-        <w:r>
-          <w:rPr>
-            <w:lang w:val="fr_FR" w:bidi="fr_FR"/>
-          </w:rPr>
-          <w:rPr>
-            <w:color w:val="0000EE"/>
-            <w:u w:val="single"/>
-          </w:rPr>
-          <w:t>12.12–26</w:t>
-        </w:r>
-      </w:hyperlink>
+      <w:r>
+        <w:rPr>
+          <w:lang w:val="fr_FR" w:bidi="fr_FR"/>
+        </w:rPr>
+        <w:t>12.12–26</w:t>
+      </w:r>
       <w:r>
         <w:rPr>
           <w:lang w:val="fr_FR" w:bidi="fr_FR"/>
@@ -12348,144 +10794,96 @@
         </w:rPr>
         <w:t xml:space="preserve"> : cf. </w:t>
       </w:r>
-      <w:hyperlink r:id="rId260">
-        <w:r>
-          <w:rPr>
-            <w:lang w:val="fr_FR" w:bidi="fr_FR"/>
-          </w:rPr>
-          <w:rPr>
-            <w:color w:val="0000EE"/>
-            <w:u w:val="single"/>
-          </w:rPr>
-          <w:t>Esd 2.36–39</w:t>
-        </w:r>
-      </w:hyperlink>
+      <w:r>
+        <w:rPr>
+          <w:lang w:val="fr_FR" w:bidi="fr_FR"/>
+        </w:rPr>
+        <w:t>Esd 2.36–39</w:t>
+      </w:r>
       <w:r>
         <w:rPr>
           <w:lang w:val="fr_FR" w:bidi="fr_FR"/>
         </w:rPr>
         <w:t>. • Josué était le grand prêtre à Jérusalem lorsque le peuple est revenu de captivité peu après 538 av. J.‑C. (</w:t>
       </w:r>
-      <w:hyperlink r:id="rId118">
-        <w:r>
-          <w:rPr>
-            <w:lang w:val="fr_FR" w:bidi="fr_FR"/>
-          </w:rPr>
-          <w:rPr>
-            <w:color w:val="0000EE"/>
-            <w:u w:val="single"/>
-          </w:rPr>
-          <w:t>Esd 2.2 ;</w:t>
-        </w:r>
-      </w:hyperlink>
+      <w:r>
+        <w:rPr>
+          <w:lang w:val="fr_FR" w:bidi="fr_FR"/>
+        </w:rPr>
+        <w:t>Esd 2.2 ;</w:t>
+      </w:r>
       <w:r>
         <w:rPr>
           <w:lang w:val="fr_FR" w:bidi="fr_FR"/>
         </w:rPr>
         <w:t xml:space="preserve"> </w:t>
       </w:r>
-      <w:hyperlink r:id="rId261">
-        <w:r>
-          <w:rPr>
-            <w:lang w:val="fr_FR" w:bidi="fr_FR"/>
-          </w:rPr>
-          <w:rPr>
-            <w:color w:val="0000EE"/>
-            <w:u w:val="single"/>
-          </w:rPr>
-          <w:t>3.2</w:t>
-        </w:r>
-      </w:hyperlink>
+      <w:r>
+        <w:rPr>
+          <w:lang w:val="fr_FR" w:bidi="fr_FR"/>
+        </w:rPr>
+        <w:t>3.2</w:t>
+      </w:r>
       <w:r>
         <w:rPr>
           <w:lang w:val="fr_FR" w:bidi="fr_FR"/>
         </w:rPr>
         <w:t xml:space="preserve">, </w:t>
       </w:r>
-      <w:hyperlink r:id="rId262">
-        <w:r>
-          <w:rPr>
-            <w:lang w:val="fr_FR" w:bidi="fr_FR"/>
-          </w:rPr>
-          <w:rPr>
-            <w:color w:val="0000EE"/>
-            <w:u w:val="single"/>
-          </w:rPr>
-          <w:t>8 ;</w:t>
-        </w:r>
-      </w:hyperlink>
+      <w:r>
+        <w:rPr>
+          <w:lang w:val="fr_FR" w:bidi="fr_FR"/>
+        </w:rPr>
+        <w:t>8 ;</w:t>
+      </w:r>
       <w:r>
         <w:rPr>
           <w:lang w:val="fr_FR" w:bidi="fr_FR"/>
         </w:rPr>
         <w:t xml:space="preserve"> </w:t>
       </w:r>
-      <w:hyperlink r:id="rId263">
-        <w:r>
-          <w:rPr>
-            <w:lang w:val="fr_FR" w:bidi="fr_FR"/>
-          </w:rPr>
-          <w:rPr>
-            <w:color w:val="0000EE"/>
-            <w:u w:val="single"/>
-          </w:rPr>
-          <w:t>4.3</w:t>
-        </w:r>
-      </w:hyperlink>
+      <w:r>
+        <w:rPr>
+          <w:lang w:val="fr_FR" w:bidi="fr_FR"/>
+        </w:rPr>
+        <w:t>4.3</w:t>
+      </w:r>
       <w:r>
         <w:rPr>
           <w:lang w:val="fr_FR" w:bidi="fr_FR"/>
         </w:rPr>
         <w:t>). Il servait encore en 520 av. J.‑C. lorsque Aggée et Zacharie ont exhorté le peuple à terminer la construction du Temple (</w:t>
       </w:r>
-      <w:hyperlink r:id="rId264">
-        <w:r>
-          <w:rPr>
-            <w:lang w:val="fr_FR" w:bidi="fr_FR"/>
-          </w:rPr>
-          <w:rPr>
-            <w:color w:val="0000EE"/>
-            <w:u w:val="single"/>
-          </w:rPr>
-          <w:t>Esd 5.1 ;</w:t>
-        </w:r>
-      </w:hyperlink>
+      <w:r>
+        <w:rPr>
+          <w:lang w:val="fr_FR" w:bidi="fr_FR"/>
+        </w:rPr>
+        <w:t>Esd 5.1 ;</w:t>
+      </w:r>
       <w:r>
         <w:rPr>
           <w:lang w:val="fr_FR" w:bidi="fr_FR"/>
         </w:rPr>
         <w:t xml:space="preserve"> </w:t>
       </w:r>
-      <w:hyperlink r:id="rId98">
-        <w:r>
-          <w:rPr>
-            <w:lang w:val="fr_FR" w:bidi="fr_FR"/>
-          </w:rPr>
-          <w:rPr>
-            <w:color w:val="0000EE"/>
-            <w:u w:val="single"/>
-          </w:rPr>
-          <w:t>Ag 1.1 ;</w:t>
-        </w:r>
-      </w:hyperlink>
+      <w:r>
+        <w:rPr>
+          <w:lang w:val="fr_FR" w:bidi="fr_FR"/>
+        </w:rPr>
+        <w:t>Ag 1.1 ;</w:t>
+      </w:r>
       <w:r>
         <w:rPr>
           <w:lang w:val="fr_FR" w:bidi="fr_FR"/>
         </w:rPr>
         <w:t xml:space="preserve"> </w:t>
       </w:r>
-      <w:hyperlink r:id="rId265">
-        <w:r>
-          <w:rPr>
-            <w:lang w:val="fr_FR" w:bidi="fr_FR"/>
-          </w:rPr>
-          <w:rPr>
-            <w:color w:val="0000EE"/>
-            <w:u w:val="single"/>
-          </w:rPr>
-          <w:t>Za 3.1</w:t>
-        </w:r>
-      </w:hyperlink>
+      <w:r>
+        <w:rPr>
+          <w:lang w:val="fr_FR" w:bidi="fr_FR"/>
+        </w:rPr>
+        <w:t>Za 3.1</w:t>
+      </w:r>
       <w:r>
         <w:rPr>
           <w:lang w:val="fr_FR" w:bidi="fr_FR"/>
@@ -12552,36 +10950,24 @@
         </w:rPr>
         <w:t xml:space="preserve"> chants antiphoniques (</w:t>
       </w:r>
-      <w:hyperlink r:id="rId266">
-        <w:r>
-          <w:rPr>
-            <w:lang w:val="fr_FR" w:bidi="fr_FR"/>
-          </w:rPr>
-          <w:rPr>
-            <w:color w:val="0000EE"/>
-            <w:u w:val="single"/>
-          </w:rPr>
-          <w:t>12.24 ;</w:t>
-        </w:r>
-      </w:hyperlink>
+      <w:r>
+        <w:rPr>
+          <w:lang w:val="fr_FR" w:bidi="fr_FR"/>
+        </w:rPr>
+        <w:t>12.24 ;</w:t>
+      </w:r>
       <w:r>
         <w:rPr>
           <w:lang w:val="fr_FR" w:bidi="fr_FR"/>
         </w:rPr>
         <w:t xml:space="preserve"> </w:t>
       </w:r>
-      <w:hyperlink r:id="rId267">
-        <w:r>
-          <w:rPr>
-            <w:lang w:val="fr_FR" w:bidi="fr_FR"/>
-          </w:rPr>
-          <w:rPr>
-            <w:color w:val="0000EE"/>
-            <w:u w:val="single"/>
-          </w:rPr>
-          <w:t>Esd 3.1–11</w:t>
-        </w:r>
-      </w:hyperlink>
+      <w:r>
+        <w:rPr>
+          <w:lang w:val="fr_FR" w:bidi="fr_FR"/>
+        </w:rPr>
+        <w:t>Esd 3.1–11</w:t>
+      </w:r>
       <w:r>
         <w:rPr>
           <w:lang w:val="fr_FR" w:bidi="fr_FR"/>
@@ -12636,54 +11022,36 @@
         </w:rPr>
         <w:t>Jojakim a probablement servi pendant les premières années du service d'Esdras. • Éliaschib et Jojada ont servi pendant l'époque de Néhémie (</w:t>
       </w:r>
-      <w:hyperlink r:id="rId60">
-        <w:r>
-          <w:rPr>
-            <w:lang w:val="fr_FR" w:bidi="fr_FR"/>
-          </w:rPr>
-          <w:rPr>
-            <w:color w:val="0000EE"/>
-            <w:u w:val="single"/>
-          </w:rPr>
-          <w:t>3.1</w:t>
-        </w:r>
-      </w:hyperlink>
+      <w:r>
+        <w:rPr>
+          <w:lang w:val="fr_FR" w:bidi="fr_FR"/>
+        </w:rPr>
+        <w:t>3.1</w:t>
+      </w:r>
       <w:r>
         <w:rPr>
           <w:lang w:val="fr_FR" w:bidi="fr_FR"/>
         </w:rPr>
         <w:t xml:space="preserve"> ; </w:t>
       </w:r>
-      <w:hyperlink r:id="rId268">
-        <w:r>
-          <w:rPr>
-            <w:lang w:val="fr_FR" w:bidi="fr_FR"/>
-          </w:rPr>
-          <w:rPr>
-            <w:color w:val="0000EE"/>
-            <w:u w:val="single"/>
-          </w:rPr>
-          <w:t>13.4</w:t>
-        </w:r>
-      </w:hyperlink>
+      <w:r>
+        <w:rPr>
+          <w:lang w:val="fr_FR" w:bidi="fr_FR"/>
+        </w:rPr>
+        <w:t>13.4</w:t>
+      </w:r>
       <w:r>
         <w:rPr>
           <w:lang w:val="fr_FR" w:bidi="fr_FR"/>
         </w:rPr>
         <w:t xml:space="preserve">, </w:t>
       </w:r>
-      <w:hyperlink r:id="rId269">
-        <w:r>
-          <w:rPr>
-            <w:lang w:val="fr_FR" w:bidi="fr_FR"/>
-          </w:rPr>
-          <w:rPr>
-            <w:color w:val="0000EE"/>
-            <w:u w:val="single"/>
-          </w:rPr>
-          <w:t>28</w:t>
-        </w:r>
-      </w:hyperlink>
+      <w:r>
+        <w:rPr>
+          <w:lang w:val="fr_FR" w:bidi="fr_FR"/>
+        </w:rPr>
+        <w:t>28</w:t>
+      </w:r>
       <w:r>
         <w:rPr>
           <w:lang w:val="fr_FR" w:bidi="fr_FR"/>
@@ -12751,54 +11119,36 @@
         </w:rPr>
         <w:t>Cette liste a probablement été assemblée lorsque Jojakim était souverain sacrificateur (</w:t>
       </w:r>
-      <w:hyperlink r:id="rId270">
-        <w:r>
-          <w:rPr>
-            <w:lang w:val="fr_FR" w:bidi="fr_FR"/>
-          </w:rPr>
-          <w:rPr>
-            <w:color w:val="0000EE"/>
-            <w:u w:val="single"/>
-          </w:rPr>
-          <w:t>12.12</w:t>
-        </w:r>
-      </w:hyperlink>
+      <w:r>
+        <w:rPr>
+          <w:lang w:val="fr_FR" w:bidi="fr_FR"/>
+        </w:rPr>
+        <w:t>12.12</w:t>
+      </w:r>
       <w:r>
         <w:rPr>
           <w:lang w:val="fr_FR" w:bidi="fr_FR"/>
         </w:rPr>
         <w:t xml:space="preserve">) pour établir la légitimité des sacrificateurs et des Lévites qui étaient en fonction. À l'exception de l'omission de Hatthusch (voir </w:t>
       </w:r>
-      <w:hyperlink r:id="rId271">
-        <w:r>
-          <w:rPr>
-            <w:lang w:val="fr_FR" w:bidi="fr_FR"/>
-          </w:rPr>
-          <w:rPr>
-            <w:color w:val="0000EE"/>
-            <w:u w:val="single"/>
-          </w:rPr>
-          <w:t>12.2</w:t>
-        </w:r>
-      </w:hyperlink>
+      <w:r>
+        <w:rPr>
+          <w:lang w:val="fr_FR" w:bidi="fr_FR"/>
+        </w:rPr>
+        <w:t>12.2</w:t>
+      </w:r>
       <w:r>
         <w:rPr>
           <w:lang w:val="fr_FR" w:bidi="fr_FR"/>
         </w:rPr>
         <w:t xml:space="preserve">), cette liste contient les mêmes noms que </w:t>
       </w:r>
-      <w:hyperlink r:id="rId209">
-        <w:r>
-          <w:rPr>
-            <w:lang w:val="fr_FR" w:bidi="fr_FR"/>
-          </w:rPr>
-          <w:rPr>
-            <w:color w:val="0000EE"/>
-            <w:u w:val="single"/>
-          </w:rPr>
-          <w:t>12.1–7</w:t>
-        </w:r>
-      </w:hyperlink>
+      <w:r>
+        <w:rPr>
+          <w:lang w:val="fr_FR" w:bidi="fr_FR"/>
+        </w:rPr>
+        <w:t>12.1–7</w:t>
+      </w:r>
       <w:r>
         <w:rPr>
           <w:lang w:val="fr_FR" w:bidi="fr_FR"/>
@@ -12853,54 +11203,36 @@
         </w:rPr>
         <w:t xml:space="preserve">Comme peu de Lévites étaient revenus vivre à Jérusalem (voir </w:t>
       </w:r>
-      <w:hyperlink r:id="rId272">
-        <w:r>
-          <w:rPr>
-            <w:lang w:val="fr_FR" w:bidi="fr_FR"/>
-          </w:rPr>
-          <w:rPr>
-            <w:color w:val="0000EE"/>
-            <w:u w:val="single"/>
-          </w:rPr>
-          <w:t>Esd 2.40–42</w:t>
-        </w:r>
-      </w:hyperlink>
+      <w:r>
+        <w:rPr>
+          <w:lang w:val="fr_FR" w:bidi="fr_FR"/>
+        </w:rPr>
+        <w:t>Esd 2.40–42</w:t>
+      </w:r>
       <w:r>
         <w:rPr>
           <w:lang w:val="fr_FR" w:bidi="fr_FR"/>
         </w:rPr>
         <w:t xml:space="preserve"> ; </w:t>
       </w:r>
-      <w:hyperlink r:id="rId273">
-        <w:r>
-          <w:rPr>
-            <w:lang w:val="fr_FR" w:bidi="fr_FR"/>
-          </w:rPr>
-          <w:rPr>
-            <w:color w:val="0000EE"/>
-            <w:u w:val="single"/>
-          </w:rPr>
-          <w:t>8.15–19</w:t>
-        </w:r>
-      </w:hyperlink>
+      <w:r>
+        <w:rPr>
+          <w:lang w:val="fr_FR" w:bidi="fr_FR"/>
+        </w:rPr>
+        <w:t>8.15–19</w:t>
+      </w:r>
       <w:r>
         <w:rPr>
           <w:lang w:val="fr_FR" w:bidi="fr_FR"/>
         </w:rPr>
         <w:t>), tous ceux du pays ont été recrutés pour créer deux chœurs et orchestres impressionnants. • Les Netophathiens venaient de près de Bethléem (</w:t>
       </w:r>
-      <w:hyperlink r:id="rId274">
-        <w:r>
-          <w:rPr>
-            <w:lang w:val="fr_FR" w:bidi="fr_FR"/>
-          </w:rPr>
-          <w:rPr>
-            <w:color w:val="0000EE"/>
-            <w:u w:val="single"/>
-          </w:rPr>
-          <w:t>1Ch 2.54</w:t>
-        </w:r>
-      </w:hyperlink>
+      <w:r>
+        <w:rPr>
+          <w:lang w:val="fr_FR" w:bidi="fr_FR"/>
+        </w:rPr>
+        <w:t>1Ch 2.54</w:t>
+      </w:r>
       <w:r>
         <w:rPr>
           <w:lang w:val="fr_FR" w:bidi="fr_FR"/>
@@ -12955,18 +11287,12 @@
         </w:rPr>
         <w:t>La dédicace du nouveau mur a probablement eu lieu peu de temps après son achèvement (</w:t>
       </w:r>
-      <w:hyperlink r:id="rId275">
-        <w:r>
-          <w:rPr>
-            <w:lang w:val="fr_FR" w:bidi="fr_FR"/>
-          </w:rPr>
-          <w:rPr>
-            <w:color w:val="0000EE"/>
-            <w:u w:val="single"/>
-          </w:rPr>
-          <w:t>6.15–19</w:t>
-        </w:r>
-      </w:hyperlink>
+      <w:r>
+        <w:rPr>
+          <w:lang w:val="fr_FR" w:bidi="fr_FR"/>
+        </w:rPr>
+        <w:t>6.15–19</w:t>
+      </w:r>
       <w:r>
         <w:rPr>
           <w:lang w:val="fr_FR" w:bidi="fr_FR"/>
@@ -13021,36 +11347,24 @@
         </w:rPr>
         <w:t xml:space="preserve">Pour la cérémonie de dédicace, les sacrificateurs et les Lévites devaient être purifiés et prêts à entrer dans l'enceinte du Temple (voir </w:t>
       </w:r>
-      <w:hyperlink r:id="rId276">
-        <w:r>
-          <w:rPr>
-            <w:lang w:val="fr_FR" w:bidi="fr_FR"/>
-          </w:rPr>
-          <w:rPr>
-            <w:color w:val="0000EE"/>
-            <w:u w:val="single"/>
-          </w:rPr>
-          <w:t>Ex 19.10</w:t>
-        </w:r>
-      </w:hyperlink>
+      <w:r>
+        <w:rPr>
+          <w:lang w:val="fr_FR" w:bidi="fr_FR"/>
+        </w:rPr>
+        <w:t>Ex 19.10</w:t>
+      </w:r>
       <w:r>
         <w:rPr>
           <w:lang w:val="fr_FR" w:bidi="fr_FR"/>
         </w:rPr>
         <w:t xml:space="preserve"> ; </w:t>
       </w:r>
-      <w:hyperlink r:id="rId277">
-        <w:r>
-          <w:rPr>
-            <w:lang w:val="fr_FR" w:bidi="fr_FR"/>
-          </w:rPr>
-          <w:rPr>
-            <w:color w:val="0000EE"/>
-            <w:u w:val="single"/>
-          </w:rPr>
-          <w:t>Nb 8.5–7</w:t>
-        </w:r>
-      </w:hyperlink>
+      <w:r>
+        <w:rPr>
+          <w:lang w:val="fr_FR" w:bidi="fr_FR"/>
+        </w:rPr>
+        <w:t>Nb 8.5–7</w:t>
+      </w:r>
       <w:r>
         <w:rPr>
           <w:lang w:val="fr_FR" w:bidi="fr_FR"/>
@@ -13105,54 +11419,36 @@
         </w:rPr>
         <w:t>Ce cortège impressionnant a cheminé vers le sud, le long du sommet du mur, jusqu'à la porte du fumier à l'extrémité sud de la ville (</w:t>
       </w:r>
-      <w:hyperlink r:id="rId278">
-        <w:r>
-          <w:rPr>
-            <w:lang w:val="fr_FR" w:bidi="fr_FR"/>
-          </w:rPr>
-          <w:rPr>
-            <w:color w:val="0000EE"/>
-            <w:u w:val="single"/>
-          </w:rPr>
-          <w:t>3.13–14</w:t>
-        </w:r>
-      </w:hyperlink>
+      <w:r>
+        <w:rPr>
+          <w:lang w:val="fr_FR" w:bidi="fr_FR"/>
+        </w:rPr>
+        <w:t>3.13–14</w:t>
+      </w:r>
       <w:r>
         <w:rPr>
           <w:lang w:val="fr_FR" w:bidi="fr_FR"/>
         </w:rPr>
         <w:t>). Ensuite, la procession a continué vers le nord le long du côté oriental de la ville, en passant devant les ruines de la maison de David et jusqu'à la porte des eaux (</w:t>
       </w:r>
-      <w:hyperlink r:id="rId132">
-        <w:r>
-          <w:rPr>
-            <w:lang w:val="fr_FR" w:bidi="fr_FR"/>
-          </w:rPr>
-          <w:rPr>
-            <w:color w:val="0000EE"/>
-            <w:u w:val="single"/>
-          </w:rPr>
-          <w:t>3.26</w:t>
-        </w:r>
-      </w:hyperlink>
+      <w:r>
+        <w:rPr>
+          <w:lang w:val="fr_FR" w:bidi="fr_FR"/>
+        </w:rPr>
+        <w:t>3.26</w:t>
+      </w:r>
       <w:r>
         <w:rPr>
           <w:lang w:val="fr_FR" w:bidi="fr_FR"/>
         </w:rPr>
         <w:t xml:space="preserve"> ; </w:t>
       </w:r>
-      <w:hyperlink r:id="rId279">
-        <w:r>
-          <w:rPr>
-            <w:lang w:val="fr_FR" w:bidi="fr_FR"/>
-          </w:rPr>
-          <w:rPr>
-            <w:color w:val="0000EE"/>
-            <w:u w:val="single"/>
-          </w:rPr>
-          <w:t>8.1</w:t>
-        </w:r>
-      </w:hyperlink>
+      <w:r>
+        <w:rPr>
+          <w:lang w:val="fr_FR" w:bidi="fr_FR"/>
+        </w:rPr>
+        <w:t>8.1</w:t>
+      </w:r>
       <w:r>
         <w:rPr>
           <w:lang w:val="fr_FR" w:bidi="fr_FR"/>
@@ -13207,90 +11503,60 @@
         </w:rPr>
         <w:t>Les descendants d'Asaph jouaient de la trompette, des instruments en métal longs et fins, à l'occasion de fêtes et de célébrations (</w:t>
       </w:r>
-      <w:hyperlink r:id="rId280">
-        <w:r>
-          <w:rPr>
-            <w:lang w:val="fr_FR" w:bidi="fr_FR"/>
-          </w:rPr>
-          <w:rPr>
-            <w:color w:val="0000EE"/>
-            <w:u w:val="single"/>
-          </w:rPr>
-          <w:t>1Ch 13.8</w:t>
-        </w:r>
-      </w:hyperlink>
+      <w:r>
+        <w:rPr>
+          <w:lang w:val="fr_FR" w:bidi="fr_FR"/>
+        </w:rPr>
+        <w:t>1Ch 13.8</w:t>
+      </w:r>
       <w:r>
         <w:rPr>
           <w:lang w:val="fr_FR" w:bidi="fr_FR"/>
         </w:rPr>
         <w:t xml:space="preserve"> ; </w:t>
       </w:r>
-      <w:hyperlink r:id="rId281">
-        <w:r>
-          <w:rPr>
-            <w:lang w:val="fr_FR" w:bidi="fr_FR"/>
-          </w:rPr>
-          <w:rPr>
-            <w:color w:val="0000EE"/>
-            <w:u w:val="single"/>
-          </w:rPr>
-          <w:t>15.23</w:t>
-        </w:r>
-      </w:hyperlink>
+      <w:r>
+        <w:rPr>
+          <w:lang w:val="fr_FR" w:bidi="fr_FR"/>
+        </w:rPr>
+        <w:t>15.23</w:t>
+      </w:r>
       <w:r>
         <w:rPr>
           <w:lang w:val="fr_FR" w:bidi="fr_FR"/>
         </w:rPr>
         <w:t xml:space="preserve"> ; </w:t>
       </w:r>
-      <w:hyperlink r:id="rId282">
-        <w:r>
-          <w:rPr>
-            <w:lang w:val="fr_FR" w:bidi="fr_FR"/>
-          </w:rPr>
-          <w:rPr>
-            <w:color w:val="0000EE"/>
-            <w:u w:val="single"/>
-          </w:rPr>
-          <w:t>16.6</w:t>
-        </w:r>
-      </w:hyperlink>
+      <w:r>
+        <w:rPr>
+          <w:lang w:val="fr_FR" w:bidi="fr_FR"/>
+        </w:rPr>
+        <w:t>16.6</w:t>
+      </w:r>
       <w:r>
         <w:rPr>
           <w:lang w:val="fr_FR" w:bidi="fr_FR"/>
         </w:rPr>
         <w:t xml:space="preserve">, </w:t>
       </w:r>
-      <w:hyperlink r:id="rId283">
-        <w:r>
-          <w:rPr>
-            <w:lang w:val="fr_FR" w:bidi="fr_FR"/>
-          </w:rPr>
-          <w:rPr>
-            <w:color w:val="0000EE"/>
-            <w:u w:val="single"/>
-          </w:rPr>
-          <w:t>42</w:t>
-        </w:r>
-      </w:hyperlink>
+      <w:r>
+        <w:rPr>
+          <w:lang w:val="fr_FR" w:bidi="fr_FR"/>
+        </w:rPr>
+        <w:t>42</w:t>
+      </w:r>
       <w:r>
         <w:rPr>
           <w:lang w:val="fr_FR" w:bidi="fr_FR"/>
         </w:rPr>
         <w:t xml:space="preserve"> ; </w:t>
       </w:r>
-      <w:hyperlink r:id="rId284">
-        <w:r>
-          <w:rPr>
-            <w:lang w:val="fr_FR" w:bidi="fr_FR"/>
-          </w:rPr>
-          <w:rPr>
-            <w:color w:val="0000EE"/>
-            <w:u w:val="single"/>
-          </w:rPr>
-          <w:t>Esd 3.10</w:t>
-        </w:r>
-      </w:hyperlink>
+      <w:r>
+        <w:rPr>
+          <w:lang w:val="fr_FR" w:bidi="fr_FR"/>
+        </w:rPr>
+        <w:t>Esd 3.10</w:t>
+      </w:r>
       <w:r>
         <w:rPr>
           <w:lang w:val="fr_FR" w:bidi="fr_FR"/>
@@ -13357,90 +11623,60 @@
         </w:rPr>
         <w:t xml:space="preserve"> chœur a cheminé vers le nord, le long du mur occidental, en passant par la muraille large (</w:t>
       </w:r>
-      <w:hyperlink r:id="rId285">
-        <w:r>
-          <w:rPr>
-            <w:lang w:val="fr_FR" w:bidi="fr_FR"/>
-          </w:rPr>
-          <w:rPr>
-            <w:color w:val="0000EE"/>
-            <w:u w:val="single"/>
-          </w:rPr>
-          <w:t>3.8</w:t>
-        </w:r>
-      </w:hyperlink>
+      <w:r>
+        <w:rPr>
+          <w:lang w:val="fr_FR" w:bidi="fr_FR"/>
+        </w:rPr>
+        <w:t>3.8</w:t>
+      </w:r>
       <w:r>
         <w:rPr>
           <w:lang w:val="fr_FR" w:bidi="fr_FR"/>
         </w:rPr>
         <w:t>), la vieille porte (</w:t>
       </w:r>
-      <w:hyperlink r:id="rId286">
-        <w:r>
-          <w:rPr>
-            <w:lang w:val="fr_FR" w:bidi="fr_FR"/>
-          </w:rPr>
-          <w:rPr>
-            <w:color w:val="0000EE"/>
-            <w:u w:val="single"/>
-          </w:rPr>
-          <w:t>3.6</w:t>
-        </w:r>
-      </w:hyperlink>
+      <w:r>
+        <w:rPr>
+          <w:lang w:val="fr_FR" w:bidi="fr_FR"/>
+        </w:rPr>
+        <w:t>3.6</w:t>
+      </w:r>
       <w:r>
         <w:rPr>
           <w:lang w:val="fr_FR" w:bidi="fr_FR"/>
         </w:rPr>
         <w:t>), et la porte des poissons (</w:t>
       </w:r>
-      <w:hyperlink r:id="rId287">
-        <w:r>
-          <w:rPr>
-            <w:lang w:val="fr_FR" w:bidi="fr_FR"/>
-          </w:rPr>
-          <w:rPr>
-            <w:color w:val="0000EE"/>
-            <w:u w:val="single"/>
-          </w:rPr>
-          <w:t>3.3</w:t>
-        </w:r>
-      </w:hyperlink>
+      <w:r>
+        <w:rPr>
+          <w:lang w:val="fr_FR" w:bidi="fr_FR"/>
+        </w:rPr>
+        <w:t>3.3</w:t>
+      </w:r>
       <w:r>
         <w:rPr>
           <w:lang w:val="fr_FR" w:bidi="fr_FR"/>
         </w:rPr>
         <w:t>), puis a traversé le côté nord du mur jusqu'à la porte des brebis (</w:t>
       </w:r>
-      <w:hyperlink r:id="rId60">
-        <w:r>
-          <w:rPr>
-            <w:lang w:val="fr_FR" w:bidi="fr_FR"/>
-          </w:rPr>
-          <w:rPr>
-            <w:color w:val="0000EE"/>
-            <w:u w:val="single"/>
-          </w:rPr>
-          <w:t>3.1</w:t>
-        </w:r>
-      </w:hyperlink>
+      <w:r>
+        <w:rPr>
+          <w:lang w:val="fr_FR" w:bidi="fr_FR"/>
+        </w:rPr>
+        <w:t>3.1</w:t>
+      </w:r>
       <w:r>
         <w:rPr>
           <w:lang w:val="fr_FR" w:bidi="fr_FR"/>
         </w:rPr>
         <w:t>) à l'angle nord-est du Temple. • La porte de la prison : il s'agit peut-être de la porte de Miphkad (</w:t>
       </w:r>
-      <w:hyperlink r:id="rId288">
-        <w:r>
-          <w:rPr>
-            <w:lang w:val="fr_FR" w:bidi="fr_FR"/>
-          </w:rPr>
-          <w:rPr>
-            <w:color w:val="0000EE"/>
-            <w:u w:val="single"/>
-          </w:rPr>
-          <w:t>3.31</w:t>
-        </w:r>
-      </w:hyperlink>
+      <w:r>
+        <w:rPr>
+          <w:lang w:val="fr_FR" w:bidi="fr_FR"/>
+        </w:rPr>
+        <w:t>3.31</w:t>
+      </w:r>
       <w:r>
         <w:rPr>
           <w:lang w:val="fr_FR" w:bidi="fr_FR"/>
@@ -13495,18 +11731,12 @@
         </w:rPr>
         <w:t xml:space="preserve">Cette célébration communautaire inclut tout le monde. Dieu est la véritable source de leur grande joie, car sa puissance leur a permis d'accomplir la tâche immense de reconstruire les murs. Le </w:t>
       </w:r>
-      <w:hyperlink r:id="rId289">
-        <w:r>
-          <w:rPr>
-            <w:lang w:val="fr_FR" w:bidi="fr_FR"/>
-          </w:rPr>
-          <w:rPr>
-            <w:color w:val="0000EE"/>
-            <w:u w:val="single"/>
-          </w:rPr>
-          <w:t>Psaume 147</w:t>
-        </w:r>
-      </w:hyperlink>
+      <w:r>
+        <w:rPr>
+          <w:lang w:val="fr_FR" w:bidi="fr_FR"/>
+        </w:rPr>
+        <w:t>Psaume 147</w:t>
+      </w:r>
       <w:r>
         <w:rPr>
           <w:lang w:val="fr_FR" w:bidi="fr_FR"/>
@@ -13561,144 +11791,96 @@
         </w:rPr>
         <w:t>Ce jour-là, le jour de la dédicace du mur (</w:t>
       </w:r>
-      <w:hyperlink r:id="rId290">
-        <w:r>
-          <w:rPr>
-            <w:lang w:val="fr_FR" w:bidi="fr_FR"/>
-          </w:rPr>
-          <w:rPr>
-            <w:color w:val="0000EE"/>
-            <w:u w:val="single"/>
-          </w:rPr>
-          <w:t>12.44 ;</w:t>
-        </w:r>
-      </w:hyperlink>
+      <w:r>
+        <w:rPr>
+          <w:lang w:val="fr_FR" w:bidi="fr_FR"/>
+        </w:rPr>
+        <w:t>12.44 ;</w:t>
+      </w:r>
       <w:r>
         <w:rPr>
           <w:lang w:val="fr_FR" w:bidi="fr_FR"/>
         </w:rPr>
         <w:t xml:space="preserve"> </w:t>
       </w:r>
-      <w:hyperlink r:id="rId291">
-        <w:r>
-          <w:rPr>
-            <w:lang w:val="fr_FR" w:bidi="fr_FR"/>
-          </w:rPr>
-          <w:rPr>
-            <w:color w:val="0000EE"/>
-            <w:u w:val="single"/>
-          </w:rPr>
-          <w:t>13.1</w:t>
-        </w:r>
-      </w:hyperlink>
+      <w:r>
+        <w:rPr>
+          <w:lang w:val="fr_FR" w:bidi="fr_FR"/>
+        </w:rPr>
+        <w:t>13.1</w:t>
+      </w:r>
       <w:r>
         <w:rPr>
           <w:lang w:val="fr_FR" w:bidi="fr_FR"/>
         </w:rPr>
         <w:t>), des hommes sont désignés pour s'occuper des dîmes et des offrandes données pour les besoins matériels des sacrificateurs et des Lévites. Leurs tâches consistent à recueillir les offrandes du peuple pour les sacrificateurs et les Lévites (</w:t>
       </w:r>
-      <w:hyperlink r:id="rId292">
-        <w:r>
-          <w:rPr>
-            <w:lang w:val="fr_FR" w:bidi="fr_FR"/>
-          </w:rPr>
-          <w:rPr>
-            <w:color w:val="0000EE"/>
-            <w:u w:val="single"/>
-          </w:rPr>
-          <w:t>10.32–39 ;</w:t>
-        </w:r>
-      </w:hyperlink>
+      <w:r>
+        <w:rPr>
+          <w:lang w:val="fr_FR" w:bidi="fr_FR"/>
+        </w:rPr>
+        <w:t>10.32–39 ;</w:t>
+      </w:r>
       <w:r>
         <w:rPr>
           <w:lang w:val="fr_FR" w:bidi="fr_FR"/>
         </w:rPr>
         <w:t xml:space="preserve"> voir aussi </w:t>
       </w:r>
-      <w:hyperlink r:id="rId230">
-        <w:r>
-          <w:rPr>
-            <w:lang w:val="fr_FR" w:bidi="fr_FR"/>
-          </w:rPr>
-          <w:rPr>
-            <w:color w:val="0000EE"/>
-            <w:u w:val="single"/>
-          </w:rPr>
-          <w:t>Ex 30.11–16 ;</w:t>
-        </w:r>
-      </w:hyperlink>
+      <w:r>
+        <w:rPr>
+          <w:lang w:val="fr_FR" w:bidi="fr_FR"/>
+        </w:rPr>
+        <w:t>Ex 30.11–16 ;</w:t>
+      </w:r>
       <w:r>
         <w:rPr>
           <w:lang w:val="fr_FR" w:bidi="fr_FR"/>
         </w:rPr>
         <w:t xml:space="preserve"> </w:t>
       </w:r>
-      <w:hyperlink r:id="rId293">
-        <w:r>
-          <w:rPr>
-            <w:lang w:val="fr_FR" w:bidi="fr_FR"/>
-          </w:rPr>
-          <w:rPr>
-            <w:color w:val="0000EE"/>
-            <w:u w:val="single"/>
-          </w:rPr>
-          <w:t>38.25–26</w:t>
-        </w:r>
-      </w:hyperlink>
+      <w:r>
+        <w:rPr>
+          <w:lang w:val="fr_FR" w:bidi="fr_FR"/>
+        </w:rPr>
+        <w:t>38.25–26</w:t>
+      </w:r>
       <w:r>
         <w:rPr>
           <w:lang w:val="fr_FR" w:bidi="fr_FR"/>
         </w:rPr>
         <w:t xml:space="preserve">), à accomplir le service de leur Dieu (probablement des sacrifices ; voir </w:t>
       </w:r>
-      <w:hyperlink r:id="rId294">
-        <w:r>
-          <w:rPr>
-            <w:lang w:val="fr_FR" w:bidi="fr_FR"/>
-          </w:rPr>
-          <w:rPr>
-            <w:color w:val="0000EE"/>
-            <w:u w:val="single"/>
-          </w:rPr>
-          <w:t>Lv 1–5</w:t>
-        </w:r>
-      </w:hyperlink>
+      <w:r>
+        <w:rPr>
+          <w:lang w:val="fr_FR" w:bidi="fr_FR"/>
+        </w:rPr>
+        <w:t>Lv 1–5</w:t>
+      </w:r>
       <w:r>
         <w:rPr>
           <w:lang w:val="fr_FR" w:bidi="fr_FR"/>
         </w:rPr>
         <w:t xml:space="preserve">), et à superviser la purification des personnes impures. Ils purifent également les casseroles, couteaux et vêtements utilisés dans le culte du Temple comme décrit dans </w:t>
       </w:r>
-      <w:hyperlink r:id="rId295">
-        <w:r>
-          <w:rPr>
-            <w:lang w:val="fr_FR" w:bidi="fr_FR"/>
-          </w:rPr>
-          <w:rPr>
-            <w:color w:val="0000EE"/>
-            <w:u w:val="single"/>
-          </w:rPr>
-          <w:t>Lv 11–15</w:t>
-        </w:r>
-      </w:hyperlink>
+      <w:r>
+        <w:rPr>
+          <w:lang w:val="fr_FR" w:bidi="fr_FR"/>
+        </w:rPr>
+        <w:t>Lv 11–15</w:t>
+      </w:r>
       <w:r>
         <w:rPr>
           <w:lang w:val="fr_FR" w:bidi="fr_FR"/>
         </w:rPr>
         <w:t xml:space="preserve"> (voir aussi </w:t>
       </w:r>
-      <w:hyperlink r:id="rId296">
-        <w:r>
-          <w:rPr>
-            <w:lang w:val="fr_FR" w:bidi="fr_FR"/>
-          </w:rPr>
-          <w:rPr>
-            <w:color w:val="0000EE"/>
-            <w:u w:val="single"/>
-          </w:rPr>
-          <w:t>1Ch 23.28</w:t>
-        </w:r>
-      </w:hyperlink>
+      <w:r>
+        <w:rPr>
+          <w:lang w:val="fr_FR" w:bidi="fr_FR"/>
+        </w:rPr>
+        <w:t>1Ch 23.28</w:t>
+      </w:r>
       <w:r>
         <w:rPr>
           <w:lang w:val="fr_FR" w:bidi="fr_FR"/>
@@ -13761,36 +11943,24 @@
         </w:rPr>
         <w:t>David avait donné des instructions pour organiser la musique au Temple (</w:t>
       </w:r>
-      <w:hyperlink r:id="rId297">
-        <w:r>
-          <w:rPr>
-            <w:lang w:val="fr_FR" w:bidi="fr_FR"/>
-          </w:rPr>
-          <w:rPr>
-            <w:color w:val="0000EE"/>
-            <w:u w:val="single"/>
-          </w:rPr>
-          <w:t>1Ch 23–26</w:t>
-        </w:r>
-      </w:hyperlink>
+      <w:r>
+        <w:rPr>
+          <w:lang w:val="fr_FR" w:bidi="fr_FR"/>
+        </w:rPr>
+        <w:t>1Ch 23–26</w:t>
+      </w:r>
       <w:r>
         <w:rPr>
           <w:lang w:val="fr_FR" w:bidi="fr_FR"/>
         </w:rPr>
         <w:t>), et il avait confié la responsabilité de ce ministère à Asaph, ainsi qu'à Héman et Jeduthun (</w:t>
       </w:r>
-      <w:hyperlink r:id="rId298">
-        <w:r>
-          <w:rPr>
-            <w:lang w:val="fr_FR" w:bidi="fr_FR"/>
-          </w:rPr>
-          <w:rPr>
-            <w:color w:val="0000EE"/>
-            <w:u w:val="single"/>
-          </w:rPr>
-          <w:t>1Ch 25.2–5</w:t>
-        </w:r>
-      </w:hyperlink>
+      <w:r>
+        <w:rPr>
+          <w:lang w:val="fr_FR" w:bidi="fr_FR"/>
+        </w:rPr>
+        <w:t>1Ch 25.2–5</w:t>
+      </w:r>
       <w:r>
         <w:rPr>
           <w:lang w:val="fr_FR" w:bidi="fr_FR"/>
@@ -13845,36 +12015,24 @@
         </w:rPr>
         <w:t>Du retour des premiers exilés à Jérusalem à l'époque de Zorobabel en 538 av. J.‑C. (</w:t>
       </w:r>
-      <w:hyperlink r:id="rId299">
-        <w:r>
-          <w:rPr>
-            <w:lang w:val="fr_FR" w:bidi="fr_FR"/>
-          </w:rPr>
-          <w:rPr>
-            <w:color w:val="0000EE"/>
-            <w:u w:val="single"/>
-          </w:rPr>
-          <w:t>Esd 3.1</w:t>
-        </w:r>
-      </w:hyperlink>
+      <w:r>
+        <w:rPr>
+          <w:lang w:val="fr_FR" w:bidi="fr_FR"/>
+        </w:rPr>
+        <w:t>Esd 3.1</w:t>
+      </w:r>
       <w:r>
         <w:rPr>
           <w:lang w:val="fr_FR" w:bidi="fr_FR"/>
         </w:rPr>
         <w:t xml:space="preserve">) jusqu'à l'époque de Néhémie vers 445 av. J.‑C., les Israélites ont apporté des portions de nourriture à ceux qui travaillaient dans le Temple. La plupart des Lévites vivaient dans des villes réparties dans tout le pays ; ils recueillaient la dîme et en apportaient le dixième au Temple de Jérusalem pour en soutenir le ministère (voir </w:t>
       </w:r>
-      <w:hyperlink r:id="rId300">
-        <w:r>
-          <w:rPr>
-            <w:lang w:val="fr_FR" w:bidi="fr_FR"/>
-          </w:rPr>
-          <w:rPr>
-            <w:color w:val="0000EE"/>
-            <w:u w:val="single"/>
-          </w:rPr>
-          <w:t>Ne 10.38–39</w:t>
-        </w:r>
-      </w:hyperlink>
+      <w:r>
+        <w:rPr>
+          <w:lang w:val="fr_FR" w:bidi="fr_FR"/>
+        </w:rPr>
+        <w:t>Ne 10.38–39</w:t>
+      </w:r>
       <w:r>
         <w:rPr>
           <w:lang w:val="fr_FR" w:bidi="fr_FR"/>
@@ -13929,54 +12087,36 @@
         </w:rPr>
         <w:t>Le jour où les ouvriers du Temple sont nommés (</w:t>
       </w:r>
-      <w:hyperlink r:id="rId290">
-        <w:r>
-          <w:rPr>
-            <w:lang w:val="fr_FR" w:bidi="fr_FR"/>
-          </w:rPr>
-          <w:rPr>
-            <w:color w:val="0000EE"/>
-            <w:u w:val="single"/>
-          </w:rPr>
-          <w:t>12.44</w:t>
-        </w:r>
-      </w:hyperlink>
+      <w:r>
+        <w:rPr>
+          <w:lang w:val="fr_FR" w:bidi="fr_FR"/>
+        </w:rPr>
+        <w:t>12.44</w:t>
+      </w:r>
       <w:r>
         <w:rPr>
           <w:lang w:val="fr_FR" w:bidi="fr_FR"/>
         </w:rPr>
         <w:t xml:space="preserve">), le texte de </w:t>
       </w:r>
-      <w:hyperlink r:id="rId301">
-        <w:r>
-          <w:rPr>
-            <w:lang w:val="fr_FR" w:bidi="fr_FR"/>
-          </w:rPr>
-          <w:rPr>
-            <w:color w:val="0000EE"/>
-            <w:u w:val="single"/>
-          </w:rPr>
-          <w:t>Dt 23.3–6</w:t>
-        </w:r>
-      </w:hyperlink>
+      <w:r>
+        <w:rPr>
+          <w:lang w:val="fr_FR" w:bidi="fr_FR"/>
+        </w:rPr>
+        <w:t>Dt 23.3–6</w:t>
+      </w:r>
       <w:r>
         <w:rPr>
           <w:lang w:val="fr_FR" w:bidi="fr_FR"/>
         </w:rPr>
         <w:t xml:space="preserve"> est lu. Ce texte ordonne qu'aucun Ammonite ou Moabite ne soit jamais autorisé à entrer dans l'assemblée de Dieu. Néhémie découvrira plus tard (</w:t>
       </w:r>
-      <w:hyperlink r:id="rId302">
-        <w:r>
-          <w:rPr>
-            <w:lang w:val="fr_FR" w:bidi="fr_FR"/>
-          </w:rPr>
-          <w:rPr>
-            <w:color w:val="0000EE"/>
-            <w:u w:val="single"/>
-          </w:rPr>
-          <w:t>Né 13.4–14</w:t>
-        </w:r>
-      </w:hyperlink>
+      <w:r>
+        <w:rPr>
+          <w:lang w:val="fr_FR" w:bidi="fr_FR"/>
+        </w:rPr>
+        <w:t>Né 13.4–14</w:t>
+      </w:r>
       <w:r>
         <w:rPr>
           <w:lang w:val="fr_FR" w:bidi="fr_FR"/>
@@ -14031,144 +12171,96 @@
         </w:rPr>
         <w:t>La famille d'Éliaschib s'est alliée par mariage avec les familles de Sanballat (</w:t>
       </w:r>
-      <w:hyperlink r:id="rId269">
-        <w:r>
-          <w:rPr>
-            <w:lang w:val="fr_FR" w:bidi="fr_FR"/>
-          </w:rPr>
-          <w:rPr>
-            <w:color w:val="0000EE"/>
-            <w:u w:val="single"/>
-          </w:rPr>
-          <w:t>13.28</w:t>
-        </w:r>
-      </w:hyperlink>
+      <w:r>
+        <w:rPr>
+          <w:lang w:val="fr_FR" w:bidi="fr_FR"/>
+        </w:rPr>
+        <w:t>13.28</w:t>
+      </w:r>
       <w:r>
         <w:rPr>
           <w:lang w:val="fr_FR" w:bidi="fr_FR"/>
         </w:rPr>
         <w:t>) et Tobija. Ces deux hommes étaient des ennemis de la communauté juive (</w:t>
       </w:r>
-      <w:hyperlink r:id="rId303">
-        <w:r>
-          <w:rPr>
-            <w:lang w:val="fr_FR" w:bidi="fr_FR"/>
-          </w:rPr>
-          <w:rPr>
-            <w:color w:val="0000EE"/>
-            <w:u w:val="single"/>
-          </w:rPr>
-          <w:t>2.10</w:t>
-        </w:r>
-      </w:hyperlink>
+      <w:r>
+        <w:rPr>
+          <w:lang w:val="fr_FR" w:bidi="fr_FR"/>
+        </w:rPr>
+        <w:t>2.10</w:t>
+      </w:r>
       <w:r>
         <w:rPr>
           <w:lang w:val="fr_FR" w:bidi="fr_FR"/>
         </w:rPr>
         <w:t xml:space="preserve">, </w:t>
       </w:r>
-      <w:hyperlink r:id="rId52">
-        <w:r>
-          <w:rPr>
-            <w:lang w:val="fr_FR" w:bidi="fr_FR"/>
-          </w:rPr>
-          <w:rPr>
-            <w:color w:val="0000EE"/>
-            <w:u w:val="single"/>
-          </w:rPr>
-          <w:t xml:space="preserve">19 </w:t>
-        </w:r>
-      </w:hyperlink>
+      <w:r>
+        <w:rPr>
+          <w:lang w:val="fr_FR" w:bidi="fr_FR"/>
+        </w:rPr>
+        <w:t xml:space="preserve">19 </w:t>
+      </w:r>
       <w:r>
         <w:rPr>
           <w:lang w:val="fr_FR" w:bidi="fr_FR"/>
         </w:rPr>
         <w:t xml:space="preserve">; </w:t>
       </w:r>
-      <w:hyperlink r:id="rId304">
-        <w:r>
-          <w:rPr>
-            <w:lang w:val="fr_FR" w:bidi="fr_FR"/>
-          </w:rPr>
-          <w:rPr>
-            <w:color w:val="0000EE"/>
-            <w:u w:val="single"/>
-          </w:rPr>
-          <w:t>4.1</w:t>
-        </w:r>
-      </w:hyperlink>
+      <w:r>
+        <w:rPr>
+          <w:lang w:val="fr_FR" w:bidi="fr_FR"/>
+        </w:rPr>
+        <w:t>4.1</w:t>
+      </w:r>
       <w:r>
         <w:rPr>
           <w:lang w:val="fr_FR" w:bidi="fr_FR"/>
         </w:rPr>
         <w:t xml:space="preserve">). La mise à disposition pour Tobija d'une partie des entrepôts avait entraîné une perte d'espace pour stocker les dîmes et les offrandes destinées aux travailleurs du Temple (cf. </w:t>
       </w:r>
-      <w:hyperlink r:id="rId305">
-        <w:r>
-          <w:rPr>
-            <w:lang w:val="fr_FR" w:bidi="fr_FR"/>
-          </w:rPr>
-          <w:rPr>
-            <w:color w:val="0000EE"/>
-            <w:u w:val="single"/>
-          </w:rPr>
-          <w:t>10.39 ;</w:t>
-        </w:r>
-      </w:hyperlink>
+      <w:r>
+        <w:rPr>
+          <w:lang w:val="fr_FR" w:bidi="fr_FR"/>
+        </w:rPr>
+        <w:t>10.39 ;</w:t>
+      </w:r>
       <w:r>
         <w:rPr>
           <w:lang w:val="fr_FR" w:bidi="fr_FR"/>
         </w:rPr>
         <w:t xml:space="preserve"> </w:t>
       </w:r>
-      <w:hyperlink r:id="rId306">
-        <w:r>
-          <w:rPr>
-            <w:lang w:val="fr_FR" w:bidi="fr_FR"/>
-          </w:rPr>
-          <w:rPr>
-            <w:color w:val="0000EE"/>
-            <w:u w:val="single"/>
-          </w:rPr>
-          <w:t xml:space="preserve">13.10–12 </w:t>
-        </w:r>
-      </w:hyperlink>
+      <w:r>
+        <w:rPr>
+          <w:lang w:val="fr_FR" w:bidi="fr_FR"/>
+        </w:rPr>
+        <w:t xml:space="preserve">13.10–12 </w:t>
+      </w:r>
       <w:r>
         <w:rPr>
           <w:lang w:val="fr_FR" w:bidi="fr_FR"/>
         </w:rPr>
         <w:t xml:space="preserve">; </w:t>
       </w:r>
-      <w:hyperlink r:id="rId307">
-        <w:r>
-          <w:rPr>
-            <w:lang w:val="fr_FR" w:bidi="fr_FR"/>
-          </w:rPr>
-          <w:rPr>
-            <w:color w:val="0000EE"/>
-            <w:u w:val="single"/>
-          </w:rPr>
-          <w:t>2Ch 31.11</w:t>
-        </w:r>
-      </w:hyperlink>
+      <w:r>
+        <w:rPr>
+          <w:lang w:val="fr_FR" w:bidi="fr_FR"/>
+        </w:rPr>
+        <w:t>2Ch 31.11</w:t>
+      </w:r>
       <w:r>
         <w:rPr>
           <w:lang w:val="fr_FR" w:bidi="fr_FR"/>
         </w:rPr>
         <w:t>) et les fournitures nécessaires à la conduite du culte régulier au Temple (</w:t>
       </w:r>
-      <w:hyperlink r:id="rId308">
-        <w:r>
-          <w:rPr>
-            <w:lang w:val="fr_FR" w:bidi="fr_FR"/>
-          </w:rPr>
-          <w:rPr>
-            <w:color w:val="0000EE"/>
-            <w:u w:val="single"/>
-          </w:rPr>
-          <w:t>Lv 2</w:t>
-        </w:r>
-      </w:hyperlink>
+      <w:r>
+        <w:rPr>
+          <w:lang w:val="fr_FR" w:bidi="fr_FR"/>
+        </w:rPr>
+        <w:t>Lv 2</w:t>
+      </w:r>
       <w:r>
         <w:rPr>
           <w:lang w:val="fr_FR" w:bidi="fr_FR"/>
@@ -14223,90 +12315,60 @@
         </w:rPr>
         <w:t xml:space="preserve">En revenant, Néhémie découvre qu'Éliaschib, le prêtre (voir </w:t>
       </w:r>
-      <w:hyperlink r:id="rId45">
-        <w:r>
-          <w:rPr>
-            <w:lang w:val="fr_FR" w:bidi="fr_FR"/>
-          </w:rPr>
-          <w:rPr>
-            <w:color w:val="0000EE"/>
-            <w:u w:val="single"/>
-          </w:rPr>
-          <w:t>12.10</w:t>
-        </w:r>
-      </w:hyperlink>
+      <w:r>
+        <w:rPr>
+          <w:lang w:val="fr_FR" w:bidi="fr_FR"/>
+        </w:rPr>
+        <w:t>12.10</w:t>
+      </w:r>
       <w:r>
         <w:rPr>
           <w:lang w:val="fr_FR" w:bidi="fr_FR"/>
         </w:rPr>
         <w:t xml:space="preserve">, </w:t>
       </w:r>
-      <w:hyperlink r:id="rId309">
-        <w:r>
-          <w:rPr>
-            <w:lang w:val="fr_FR" w:bidi="fr_FR"/>
-          </w:rPr>
-          <w:rPr>
-            <w:color w:val="0000EE"/>
-            <w:u w:val="single"/>
-          </w:rPr>
-          <w:t>22</w:t>
-        </w:r>
-      </w:hyperlink>
+      <w:r>
+        <w:rPr>
+          <w:lang w:val="fr_FR" w:bidi="fr_FR"/>
+        </w:rPr>
+        <w:t>22</w:t>
+      </w:r>
       <w:r>
         <w:rPr>
           <w:lang w:val="fr_FR" w:bidi="fr_FR"/>
         </w:rPr>
         <w:t xml:space="preserve"> ; </w:t>
       </w:r>
-      <w:hyperlink r:id="rId269">
-        <w:r>
-          <w:rPr>
-            <w:lang w:val="fr_FR" w:bidi="fr_FR"/>
-          </w:rPr>
-          <w:rPr>
-            <w:color w:val="0000EE"/>
-            <w:u w:val="single"/>
-          </w:rPr>
-          <w:t>13.28</w:t>
-        </w:r>
-      </w:hyperlink>
+      <w:r>
+        <w:rPr>
+          <w:lang w:val="fr_FR" w:bidi="fr_FR"/>
+        </w:rPr>
+        <w:t>13.28</w:t>
+      </w:r>
       <w:r>
         <w:rPr>
           <w:lang w:val="fr_FR" w:bidi="fr_FR"/>
         </w:rPr>
         <w:t>), a cessé de pratiquer l'exclusion des Ammonites et des Moabites (</w:t>
       </w:r>
-      <w:hyperlink r:id="rId291">
-        <w:r>
-          <w:rPr>
-            <w:lang w:val="fr_FR" w:bidi="fr_FR"/>
-          </w:rPr>
-          <w:rPr>
-            <w:color w:val="0000EE"/>
-            <w:u w:val="single"/>
-          </w:rPr>
-          <w:t>13.1</w:t>
-        </w:r>
-      </w:hyperlink>
+      <w:r>
+        <w:rPr>
+          <w:lang w:val="fr_FR" w:bidi="fr_FR"/>
+        </w:rPr>
+        <w:t>13.1</w:t>
+      </w:r>
       <w:r>
         <w:rPr>
           <w:lang w:val="fr_FR" w:bidi="fr_FR"/>
         </w:rPr>
         <w:t>), et que le peuple a cessé de donner la dîme aux Lévites (</w:t>
       </w:r>
-      <w:hyperlink r:id="rId306">
-        <w:r>
-          <w:rPr>
-            <w:lang w:val="fr_FR" w:bidi="fr_FR"/>
-          </w:rPr>
-          <w:rPr>
-            <w:color w:val="0000EE"/>
-            <w:u w:val="single"/>
-          </w:rPr>
-          <w:t>13.10–12</w:t>
-        </w:r>
-      </w:hyperlink>
+      <w:r>
+        <w:rPr>
+          <w:lang w:val="fr_FR" w:bidi="fr_FR"/>
+        </w:rPr>
+        <w:t>13.10–12</w:t>
+      </w:r>
       <w:r>
         <w:rPr>
           <w:lang w:val="fr_FR" w:bidi="fr_FR"/>
@@ -14361,18 +12423,12 @@
         </w:rPr>
         <w:t>Néhémie était retourné en Perse après douze ans de service à Jérusalem (445–433 av. J.‑C.). Le texte ne précise pas combien de temps il y est resté, mais probablement pas plus d'un an ou deux. À son retour à Jérusalem, il trouve Tobija installé dans l'entrepôt du Temple (</w:t>
       </w:r>
-      <w:hyperlink r:id="rId310">
-        <w:r>
-          <w:rPr>
-            <w:lang w:val="fr_FR" w:bidi="fr_FR"/>
-          </w:rPr>
-          <w:rPr>
-            <w:color w:val="0000EE"/>
-            <w:u w:val="single"/>
-          </w:rPr>
-          <w:t>13.1–5</w:t>
-        </w:r>
-      </w:hyperlink>
+      <w:r>
+        <w:rPr>
+          <w:lang w:val="fr_FR" w:bidi="fr_FR"/>
+        </w:rPr>
+        <w:t>13.1–5</w:t>
+      </w:r>
       <w:r>
         <w:rPr>
           <w:lang w:val="fr_FR" w:bidi="fr_FR"/>
@@ -14439,108 +12495,72 @@
         </w:rPr>
         <w:t>... j'ordonnai : voyant que certains avaient rejeté les instructions de Dieu, Néhémie a refusé de le passer sous silence. • Tout ce qui était associé au Temple devait être purifié et consacré à Dieu. Les vêtements que portaient les prêtres et les Lévites (</w:t>
       </w:r>
-      <w:hyperlink r:id="rId311">
-        <w:r>
-          <w:rPr>
-            <w:lang w:val="fr_FR" w:bidi="fr_FR"/>
-          </w:rPr>
-          <w:rPr>
-            <w:color w:val="0000EE"/>
-            <w:u w:val="single"/>
-          </w:rPr>
-          <w:t>Ex 29</w:t>
-        </w:r>
-      </w:hyperlink>
+      <w:r>
+        <w:rPr>
+          <w:lang w:val="fr_FR" w:bidi="fr_FR"/>
+        </w:rPr>
+        <w:t>Ex 29</w:t>
+      </w:r>
       <w:r>
         <w:rPr>
           <w:lang w:val="fr_FR" w:bidi="fr_FR"/>
         </w:rPr>
         <w:t>), les prêtres eux-mêmes (</w:t>
       </w:r>
-      <w:hyperlink r:id="rId312">
-        <w:r>
-          <w:rPr>
-            <w:lang w:val="fr_FR" w:bidi="fr_FR"/>
-          </w:rPr>
-          <w:rPr>
-            <w:color w:val="0000EE"/>
-            <w:u w:val="single"/>
-          </w:rPr>
-          <w:t>Lv 8–9</w:t>
-        </w:r>
-      </w:hyperlink>
+      <w:r>
+        <w:rPr>
+          <w:lang w:val="fr_FR" w:bidi="fr_FR"/>
+        </w:rPr>
+        <w:t>Lv 8–9</w:t>
+      </w:r>
       <w:r>
         <w:rPr>
           <w:lang w:val="fr_FR" w:bidi="fr_FR"/>
         </w:rPr>
         <w:t>), le bâtiment du Temple et les autels (</w:t>
       </w:r>
-      <w:hyperlink r:id="rId313">
-        <w:r>
-          <w:rPr>
-            <w:lang w:val="fr_FR" w:bidi="fr_FR"/>
-          </w:rPr>
-          <w:rPr>
-            <w:color w:val="0000EE"/>
-            <w:u w:val="single"/>
-          </w:rPr>
-          <w:t>Lv 16.15–33</w:t>
-        </w:r>
-      </w:hyperlink>
+      <w:r>
+        <w:rPr>
+          <w:lang w:val="fr_FR" w:bidi="fr_FR"/>
+        </w:rPr>
+        <w:t>Lv 16.15–33</w:t>
+      </w:r>
       <w:r>
         <w:rPr>
           <w:lang w:val="fr_FR" w:bidi="fr_FR"/>
         </w:rPr>
         <w:t>), et toutes les choses saintes (</w:t>
       </w:r>
-      <w:hyperlink r:id="rId296">
-        <w:r>
-          <w:rPr>
-            <w:lang w:val="fr_FR" w:bidi="fr_FR"/>
-          </w:rPr>
-          <w:rPr>
-            <w:color w:val="0000EE"/>
-            <w:u w:val="single"/>
-          </w:rPr>
-          <w:t>1Ch 23.28</w:t>
-        </w:r>
-      </w:hyperlink>
+      <w:r>
+        <w:rPr>
+          <w:lang w:val="fr_FR" w:bidi="fr_FR"/>
+        </w:rPr>
+        <w:t>1Ch 23.28</w:t>
+      </w:r>
       <w:r>
         <w:rPr>
           <w:lang w:val="fr_FR" w:bidi="fr_FR"/>
         </w:rPr>
         <w:t xml:space="preserve">) ont été purifiés (cf. </w:t>
       </w:r>
-      <w:hyperlink r:id="rId314">
-        <w:r>
-          <w:rPr>
-            <w:lang w:val="fr_FR" w:bidi="fr_FR"/>
-          </w:rPr>
-          <w:rPr>
-            <w:color w:val="0000EE"/>
-            <w:u w:val="single"/>
-          </w:rPr>
-          <w:t>2Ch 29.5</w:t>
-        </w:r>
-      </w:hyperlink>
+      <w:r>
+        <w:rPr>
+          <w:lang w:val="fr_FR" w:bidi="fr_FR"/>
+        </w:rPr>
+        <w:t>2Ch 29.5</w:t>
+      </w:r>
       <w:r>
         <w:rPr>
           <w:lang w:val="fr_FR" w:bidi="fr_FR"/>
         </w:rPr>
         <w:t xml:space="preserve">, </w:t>
       </w:r>
-      <w:hyperlink r:id="rId315">
-        <w:r>
-          <w:rPr>
-            <w:lang w:val="fr_FR" w:bidi="fr_FR"/>
-          </w:rPr>
-          <w:rPr>
-            <w:color w:val="0000EE"/>
-            <w:u w:val="single"/>
-          </w:rPr>
-          <w:t>15–19</w:t>
-        </w:r>
-      </w:hyperlink>
+      <w:r>
+        <w:rPr>
+          <w:lang w:val="fr_FR" w:bidi="fr_FR"/>
+        </w:rPr>
+        <w:t>15–19</w:t>
+      </w:r>
       <w:r>
         <w:rPr>
           <w:lang w:val="fr_FR" w:bidi="fr_FR"/>
@@ -14595,72 +12615,48 @@
         </w:rPr>
         <w:t>Puisque Tobija utilisait les magasins de stockage, il n'y avait pas de place pour entreposer les dîmes destinées à nourrir les Lévites et les chantres du Temple (</w:t>
       </w:r>
-      <w:hyperlink r:id="rId240">
-        <w:r>
-          <w:rPr>
-            <w:lang w:val="fr_FR" w:bidi="fr_FR"/>
-          </w:rPr>
-          <w:rPr>
-            <w:color w:val="0000EE"/>
-            <w:u w:val="single"/>
-          </w:rPr>
-          <w:t>Nb 18.21–24</w:t>
-        </w:r>
-      </w:hyperlink>
+      <w:r>
+        <w:rPr>
+          <w:lang w:val="fr_FR" w:bidi="fr_FR"/>
+        </w:rPr>
+        <w:t>Nb 18.21–24</w:t>
+      </w:r>
       <w:r>
         <w:rPr>
           <w:lang w:val="fr_FR" w:bidi="fr_FR"/>
         </w:rPr>
         <w:t xml:space="preserve"> ; voir </w:t>
       </w:r>
-      <w:hyperlink r:id="rId290">
-        <w:r>
-          <w:rPr>
-            <w:lang w:val="fr_FR" w:bidi="fr_FR"/>
-          </w:rPr>
-          <w:rPr>
-            <w:color w:val="0000EE"/>
-            <w:u w:val="single"/>
-          </w:rPr>
-          <w:t>Né 12.44</w:t>
-        </w:r>
-      </w:hyperlink>
+      <w:r>
+        <w:rPr>
+          <w:lang w:val="fr_FR" w:bidi="fr_FR"/>
+        </w:rPr>
+        <w:t>Né 12.44</w:t>
+      </w:r>
       <w:r>
         <w:rPr>
           <w:lang w:val="fr_FR" w:bidi="fr_FR"/>
         </w:rPr>
         <w:t xml:space="preserve">, </w:t>
       </w:r>
-      <w:hyperlink r:id="rId316">
-        <w:r>
-          <w:rPr>
-            <w:lang w:val="fr_FR" w:bidi="fr_FR"/>
-          </w:rPr>
-          <w:rPr>
-            <w:color w:val="0000EE"/>
-            <w:u w:val="single"/>
-          </w:rPr>
-          <w:t>47</w:t>
-        </w:r>
-      </w:hyperlink>
+      <w:r>
+        <w:rPr>
+          <w:lang w:val="fr_FR" w:bidi="fr_FR"/>
+        </w:rPr>
+        <w:t>47</w:t>
+      </w:r>
       <w:r>
         <w:rPr>
           <w:lang w:val="fr_FR" w:bidi="fr_FR"/>
         </w:rPr>
         <w:t>). Ils devaient donc cultiver des terres à l'extérieur de Jérusalem (</w:t>
       </w:r>
-      <w:hyperlink r:id="rId317">
-        <w:r>
-          <w:rPr>
-            <w:lang w:val="fr_FR" w:bidi="fr_FR"/>
-          </w:rPr>
-          <w:rPr>
-            <w:color w:val="0000EE"/>
-            <w:u w:val="single"/>
-          </w:rPr>
-          <w:t>12.28–29</w:t>
-        </w:r>
-      </w:hyperlink>
+      <w:r>
+        <w:rPr>
+          <w:lang w:val="fr_FR" w:bidi="fr_FR"/>
+        </w:rPr>
+        <w:t>12.28–29</w:t>
+      </w:r>
       <w:r>
         <w:rPr>
           <w:lang w:val="fr_FR" w:bidi="fr_FR"/>
@@ -14715,18 +12711,12 @@
         </w:rPr>
         <w:t xml:space="preserve">Ces hommes avaient une excellente réputation : cf. </w:t>
       </w:r>
-      <w:hyperlink r:id="rId318">
-        <w:r>
-          <w:rPr>
-            <w:lang w:val="fr_FR" w:bidi="fr_FR"/>
-          </w:rPr>
-          <w:rPr>
-            <w:color w:val="0000EE"/>
-            <w:u w:val="single"/>
-          </w:rPr>
-          <w:t>Ac 6.1–6</w:t>
-        </w:r>
-      </w:hyperlink>
+      <w:r>
+        <w:rPr>
+          <w:lang w:val="fr_FR" w:bidi="fr_FR"/>
+        </w:rPr>
+        <w:t>Ac 6.1–6</w:t>
+      </w:r>
       <w:r>
         <w:rPr>
           <w:lang w:val="fr_FR" w:bidi="fr_FR"/>
@@ -14781,54 +12771,36 @@
         </w:rPr>
         <w:t xml:space="preserve">Parce qu'il a défendu la cause de Dieu, Néhémie lui demande de se souvenir de ses actes et de ne pas l'abandonner au moment où il en aura besoin. Peut-être s'est-il heurté à l'opposition de ceux qu'il avait corrigés. Voir des refrains similaires en </w:t>
       </w:r>
-      <w:hyperlink r:id="rId72">
-        <w:r>
-          <w:rPr>
-            <w:lang w:val="fr_FR" w:bidi="fr_FR"/>
-          </w:rPr>
-          <w:rPr>
-            <w:color w:val="0000EE"/>
-            <w:u w:val="single"/>
-          </w:rPr>
-          <w:t>13.22</w:t>
-        </w:r>
-      </w:hyperlink>
+      <w:r>
+        <w:rPr>
+          <w:lang w:val="fr_FR" w:bidi="fr_FR"/>
+        </w:rPr>
+        <w:t>13.22</w:t>
+      </w:r>
       <w:r>
         <w:rPr>
           <w:lang w:val="fr_FR" w:bidi="fr_FR"/>
         </w:rPr>
         <w:t xml:space="preserve">, </w:t>
       </w:r>
-      <w:hyperlink r:id="rId73">
-        <w:r>
-          <w:rPr>
-            <w:lang w:val="fr_FR" w:bidi="fr_FR"/>
-          </w:rPr>
-          <w:rPr>
-            <w:color w:val="0000EE"/>
-            <w:u w:val="single"/>
-          </w:rPr>
-          <w:t>13.29</w:t>
-        </w:r>
-      </w:hyperlink>
+      <w:r>
+        <w:rPr>
+          <w:lang w:val="fr_FR" w:bidi="fr_FR"/>
+        </w:rPr>
+        <w:t>13.29</w:t>
+      </w:r>
       <w:r>
         <w:rPr>
           <w:lang w:val="fr_FR" w:bidi="fr_FR"/>
         </w:rPr>
         <w:t xml:space="preserve">, </w:t>
       </w:r>
-      <w:hyperlink r:id="rId74">
-        <w:r>
-          <w:rPr>
-            <w:lang w:val="fr_FR" w:bidi="fr_FR"/>
-          </w:rPr>
-          <w:rPr>
-            <w:color w:val="0000EE"/>
-            <w:u w:val="single"/>
-          </w:rPr>
-          <w:t>13.31</w:t>
-        </w:r>
-      </w:hyperlink>
+      <w:r>
+        <w:rPr>
+          <w:lang w:val="fr_FR" w:bidi="fr_FR"/>
+        </w:rPr>
+        <w:t>13.31</w:t>
+      </w:r>
       <w:r>
         <w:rPr>
           <w:lang w:val="fr_FR" w:bidi="fr_FR"/>
@@ -14883,72 +12855,48 @@
         </w:rPr>
         <w:t>Le labeur quotidien devait cesser le jour du sabbat afin d'en honorer la sainteté (</w:t>
       </w:r>
-      <w:hyperlink r:id="rId220">
-        <w:r>
-          <w:rPr>
-            <w:lang w:val="fr_FR" w:bidi="fr_FR"/>
-          </w:rPr>
-          <w:rPr>
-            <w:color w:val="0000EE"/>
-            <w:u w:val="single"/>
-          </w:rPr>
-          <w:t>Ex 20.8–11</w:t>
-        </w:r>
-      </w:hyperlink>
+      <w:r>
+        <w:rPr>
+          <w:lang w:val="fr_FR" w:bidi="fr_FR"/>
+        </w:rPr>
+        <w:t>Ex 20.8–11</w:t>
+      </w:r>
       <w:r>
         <w:rPr>
           <w:lang w:val="fr_FR" w:bidi="fr_FR"/>
         </w:rPr>
         <w:t xml:space="preserve"> ; </w:t>
       </w:r>
-      <w:hyperlink r:id="rId319">
-        <w:r>
-          <w:rPr>
-            <w:lang w:val="fr_FR" w:bidi="fr_FR"/>
-          </w:rPr>
-          <w:rPr>
-            <w:color w:val="0000EE"/>
-            <w:u w:val="single"/>
-          </w:rPr>
-          <w:t>31.14–17</w:t>
-        </w:r>
-      </w:hyperlink>
+      <w:r>
+        <w:rPr>
+          <w:lang w:val="fr_FR" w:bidi="fr_FR"/>
+        </w:rPr>
+        <w:t>31.14–17</w:t>
+      </w:r>
       <w:r>
         <w:rPr>
           <w:lang w:val="fr_FR" w:bidi="fr_FR"/>
         </w:rPr>
         <w:t xml:space="preserve"> ; </w:t>
       </w:r>
-      <w:hyperlink r:id="rId320">
-        <w:r>
-          <w:rPr>
-            <w:lang w:val="fr_FR" w:bidi="fr_FR"/>
-          </w:rPr>
-          <w:rPr>
-            <w:color w:val="0000EE"/>
-            <w:u w:val="single"/>
-          </w:rPr>
-          <w:t>35.2–3</w:t>
-        </w:r>
-      </w:hyperlink>
+      <w:r>
+        <w:rPr>
+          <w:lang w:val="fr_FR" w:bidi="fr_FR"/>
+        </w:rPr>
+        <w:t>35.2–3</w:t>
+      </w:r>
       <w:r>
         <w:rPr>
           <w:lang w:val="fr_FR" w:bidi="fr_FR"/>
         </w:rPr>
         <w:t xml:space="preserve"> ; </w:t>
       </w:r>
-      <w:hyperlink r:id="rId321">
-        <w:r>
-          <w:rPr>
-            <w:lang w:val="fr_FR" w:bidi="fr_FR"/>
-          </w:rPr>
-          <w:rPr>
-            <w:color w:val="0000EE"/>
-            <w:u w:val="single"/>
-          </w:rPr>
-          <w:t>Jr 17.19–27</w:t>
-        </w:r>
-      </w:hyperlink>
+      <w:r>
+        <w:rPr>
+          <w:lang w:val="fr_FR" w:bidi="fr_FR"/>
+        </w:rPr>
+        <w:t>Jr 17.19–27</w:t>
+      </w:r>
       <w:r>
         <w:rPr>
           <w:lang w:val="fr_FR" w:bidi="fr_FR"/>
@@ -15003,36 +12951,24 @@
         </w:rPr>
         <w:t>Néhémie institue deux réformes supplémentaires pour rétablir le respect du sabbat (</w:t>
       </w:r>
-      <w:hyperlink r:id="rId218">
-        <w:r>
-          <w:rPr>
-            <w:lang w:val="fr_FR" w:bidi="fr_FR"/>
-          </w:rPr>
-          <w:rPr>
-            <w:color w:val="0000EE"/>
-            <w:u w:val="single"/>
-          </w:rPr>
-          <w:t>13.15–22</w:t>
-        </w:r>
-      </w:hyperlink>
+      <w:r>
+        <w:rPr>
+          <w:lang w:val="fr_FR" w:bidi="fr_FR"/>
+        </w:rPr>
+        <w:t>13.15–22</w:t>
+      </w:r>
       <w:r>
         <w:rPr>
           <w:lang w:val="fr_FR" w:bidi="fr_FR"/>
         </w:rPr>
         <w:t>) et des pratiques matrimoniales correctes (</w:t>
       </w:r>
-      <w:hyperlink r:id="rId322">
-        <w:r>
-          <w:rPr>
-            <w:lang w:val="fr_FR" w:bidi="fr_FR"/>
-          </w:rPr>
-          <w:rPr>
-            <w:color w:val="0000EE"/>
-            <w:u w:val="single"/>
-          </w:rPr>
-          <w:t>13.23–31</w:t>
-        </w:r>
-      </w:hyperlink>
+      <w:r>
+        <w:rPr>
+          <w:lang w:val="fr_FR" w:bidi="fr_FR"/>
+        </w:rPr>
+        <w:t>13.23–31</w:t>
+      </w:r>
       <w:r>
         <w:rPr>
           <w:lang w:val="fr_FR" w:bidi="fr_FR"/>
@@ -15202,54 +13138,36 @@
         </w:rPr>
         <w:t>Les réformes matrimoniales précédentes (</w:t>
       </w:r>
-      <w:hyperlink r:id="rId215">
-        <w:r>
-          <w:rPr>
-            <w:lang w:val="fr_FR" w:bidi="fr_FR"/>
-          </w:rPr>
-          <w:rPr>
-            <w:color w:val="0000EE"/>
-            <w:u w:val="single"/>
-          </w:rPr>
-          <w:t>9.2</w:t>
-        </w:r>
-      </w:hyperlink>
+      <w:r>
+        <w:rPr>
+          <w:lang w:val="fr_FR" w:bidi="fr_FR"/>
+        </w:rPr>
+        <w:t>9.2</w:t>
+      </w:r>
       <w:r>
         <w:rPr>
           <w:lang w:val="fr_FR" w:bidi="fr_FR"/>
         </w:rPr>
         <w:t xml:space="preserve"> ; </w:t>
       </w:r>
-      <w:hyperlink r:id="rId323">
-        <w:r>
-          <w:rPr>
-            <w:lang w:val="fr_FR" w:bidi="fr_FR"/>
-          </w:rPr>
-          <w:rPr>
-            <w:color w:val="0000EE"/>
-            <w:u w:val="single"/>
-          </w:rPr>
-          <w:t>10.28</w:t>
-        </w:r>
-      </w:hyperlink>
+      <w:r>
+        <w:rPr>
+          <w:lang w:val="fr_FR" w:bidi="fr_FR"/>
+        </w:rPr>
+        <w:t>10.28</w:t>
+      </w:r>
       <w:r>
         <w:rPr>
           <w:lang w:val="fr_FR" w:bidi="fr_FR"/>
         </w:rPr>
         <w:t xml:space="preserve"> ; </w:t>
       </w:r>
-      <w:hyperlink r:id="rId167">
-        <w:r>
-          <w:rPr>
-            <w:lang w:val="fr_FR" w:bidi="fr_FR"/>
-          </w:rPr>
-          <w:rPr>
-            <w:color w:val="0000EE"/>
-            <w:u w:val="single"/>
-          </w:rPr>
-          <w:t>Esd 9.1–10.44</w:t>
-        </w:r>
-      </w:hyperlink>
+      <w:r>
+        <w:rPr>
+          <w:lang w:val="fr_FR" w:bidi="fr_FR"/>
+        </w:rPr>
+        <w:t>Esd 9.1–10.44</w:t>
+      </w:r>
       <w:r>
         <w:rPr>
           <w:lang w:val="fr_FR" w:bidi="fr_FR"/>
@@ -15352,18 +13270,12 @@
         </w:rPr>
         <w:t>Le roi Salomon avait entraîné la nation dans le péché par ses épouses étrangères (</w:t>
       </w:r>
-      <w:hyperlink r:id="rId324">
-        <w:r>
-          <w:rPr>
-            <w:lang w:val="fr_FR" w:bidi="fr_FR"/>
-          </w:rPr>
-          <w:rPr>
-            <w:color w:val="0000EE"/>
-            <w:u w:val="single"/>
-          </w:rPr>
-          <w:t>1R 11</w:t>
-        </w:r>
-      </w:hyperlink>
+      <w:r>
+        <w:rPr>
+          <w:lang w:val="fr_FR" w:bidi="fr_FR"/>
+        </w:rPr>
+        <w:t>1R 11</w:t>
+      </w:r>
       <w:r>
         <w:rPr>
           <w:lang w:val="fr_FR" w:bidi="fr_FR"/>
@@ -15418,18 +13330,12 @@
         </w:rPr>
         <w:t xml:space="preserve">Même la famille du souverain sacrificateur, censée diriger Israël sur le plan spirituel, s'était rendue coupable du péché des mariages mixtes avec des étrangers non croyants (cf. </w:t>
       </w:r>
-      <w:hyperlink r:id="rId325">
-        <w:r>
-          <w:rPr>
-            <w:lang w:val="fr_FR" w:bidi="fr_FR"/>
-          </w:rPr>
-          <w:rPr>
-            <w:color w:val="0000EE"/>
-            <w:u w:val="single"/>
-          </w:rPr>
-          <w:t>Lv 21.14</w:t>
-        </w:r>
-      </w:hyperlink>
+      <w:r>
+        <w:rPr>
+          <w:lang w:val="fr_FR" w:bidi="fr_FR"/>
+        </w:rPr>
+        <w:t>Lv 21.14</w:t>
+      </w:r>
       <w:r>
         <w:rPr>
           <w:lang w:val="fr_FR" w:bidi="fr_FR"/>
